--- a/docs/Dissertation_Ganesh_oli.docx
+++ b/docs/Dissertation_Ganesh_oli.docx
@@ -1,6 +1,6 @@
 
 <file path=word/document.xml><?xml version="1.0" encoding="utf-8"?>
-<w:document xmlns:wpc="http://schemas.microsoft.com/office/word/2010/wordprocessingCanvas" xmlns:cx="http://schemas.microsoft.com/office/drawing/2014/chartex" xmlns:cx1="http://schemas.microsoft.com/office/drawing/2015/9/8/chartex" xmlns:cx2="http://schemas.microsoft.com/office/drawing/2015/10/21/chartex" xmlns:cx3="http://schemas.microsoft.com/office/drawing/2016/5/9/chartex" xmlns:cx4="http://schemas.microsoft.com/office/drawing/2016/5/10/chartex" xmlns:cx5="http://schemas.microsoft.com/office/drawing/2016/5/11/chartex" xmlns:cx6="http://schemas.microsoft.com/office/drawing/2016/5/12/chartex" xmlns:cx7="http://schemas.microsoft.com/office/drawing/2016/5/13/chartex" xmlns:cx8="http://schemas.microsoft.com/office/drawing/2016/5/14/chartex" xmlns:mc="http://schemas.openxmlformats.org/markup-compatibility/2006" xmlns:aink="http://schemas.microsoft.com/office/drawing/2016/ink" xmlns:am3d="http://schemas.microsoft.com/office/drawing/2017/model3d" xmlns:o="urn:schemas-microsoft-com:office:office" xmlns:oel="http://schemas.microsoft.com/office/2019/extlst" xmlns:r="http://schemas.openxmlformats.org/officeDocument/2006/relationships" xmlns:m="http://schemas.openxmlformats.org/officeDocument/2006/math" xmlns:v="urn:schemas-microsoft-com:vml" xmlns:wp14="http://schemas.microsoft.com/office/word/2010/wordprocessingDrawing" xmlns:wp="http://schemas.openxmlformats.org/drawingml/2006/wordprocessingDrawing" xmlns:w10="urn:schemas-microsoft-com:office:word" xmlns:w="http://schemas.openxmlformats.org/wordprocessingml/2006/main" xmlns:w14="http://schemas.microsoft.com/office/word/2010/wordml" xmlns:w15="http://schemas.microsoft.com/office/word/2012/wordml" xmlns:w16cex="http://schemas.microsoft.com/office/word/2018/wordml/cex" xmlns:w16cid="http://schemas.microsoft.com/office/word/2016/wordml/cid" xmlns:w16="http://schemas.microsoft.com/office/word/2018/wordml" xmlns:w16du="http://schemas.microsoft.com/office/word/2023/wordml/word16du" xmlns:w16sdtdh="http://schemas.microsoft.com/office/word/2020/wordml/sdtdatahash" xmlns:w16sdtfl="http://schemas.microsoft.com/office/word/2024/wordml/sdtformatlock" xmlns:w16se="http://schemas.microsoft.com/office/word/2015/wordml/symex" xmlns:wpg="http://schemas.microsoft.com/office/word/2010/wordprocessingGroup" xmlns:wpi="http://schemas.microsoft.com/office/word/2010/wordprocessingInk" xmlns:wne="http://schemas.microsoft.com/office/word/2006/wordml" xmlns:wps="http://schemas.microsoft.com/office/word/2010/wordprocessingShape" mc:Ignorable="w14 w15 w16se w16cid w16 w16cex w16sdtdh w16sdtfl w16du wp14">
+<w:document xmlns:wpc="http://schemas.microsoft.com/office/word/2010/wordprocessingCanvas" xmlns:cx="http://schemas.microsoft.com/office/drawing/2014/chartex" xmlns:cx1="http://schemas.microsoft.com/office/drawing/2015/9/8/chartex" xmlns:cx2="http://schemas.microsoft.com/office/drawing/2015/10/21/chartex" xmlns:cx3="http://schemas.microsoft.com/office/drawing/2016/5/9/chartex" xmlns:cx4="http://schemas.microsoft.com/office/drawing/2016/5/10/chartex" xmlns:cx5="http://schemas.microsoft.com/office/drawing/2016/5/11/chartex" xmlns:cx6="http://schemas.microsoft.com/office/drawing/2016/5/12/chartex" xmlns:cx7="http://schemas.microsoft.com/office/drawing/2016/5/13/chartex" xmlns:cx8="http://schemas.microsoft.com/office/drawing/2016/5/14/chartex" xmlns:mc="http://schemas.openxmlformats.org/markup-compatibility/2006" xmlns:m="http://schemas.openxmlformats.org/officeDocument/2006/math" xmlns:aink="http://schemas.microsoft.com/office/drawing/2016/ink" xmlns:am3d="http://schemas.microsoft.com/office/drawing/2017/model3d" xmlns:oel="http://schemas.microsoft.com/office/2019/extlst" xmlns:r="http://schemas.openxmlformats.org/officeDocument/2006/relationships" xmlns:wp14="http://schemas.microsoft.com/office/word/2010/wordprocessingDrawing" xmlns:wp="http://schemas.openxmlformats.org/drawingml/2006/wordprocessingDrawing" xmlns:wpg="http://schemas.microsoft.com/office/word/2010/wordprocessingGroup" xmlns:wpi="http://schemas.microsoft.com/office/word/2010/wordprocessingInk" xmlns:wps="http://schemas.microsoft.com/office/word/2010/wordprocessingShape" xmlns:o="urn:schemas-microsoft-com:office:office" xmlns:v="urn:schemas-microsoft-com:vml" xmlns:w10="urn:schemas-microsoft-com:office:word" xmlns:w="http://schemas.openxmlformats.org/wordprocessingml/2006/main" xmlns:w14="http://schemas.microsoft.com/office/word/2010/wordml" xmlns:w15="http://schemas.microsoft.com/office/word/2012/wordml" xmlns:w16cei="http://schemas.microsoft.com/office/word/2026/wordml/cei" xmlns:w16cex="http://schemas.microsoft.com/office/word/2018/wordml/cex" xmlns:w16cid="http://schemas.microsoft.com/office/word/2016/wordml/cid" xmlns:w16="http://schemas.microsoft.com/office/word/2018/wordml" xmlns:w16sdtdh="http://schemas.microsoft.com/office/word/2020/wordml/sdtdatahash" xmlns:w16sdtfl="http://schemas.microsoft.com/office/word/2024/wordml/sdtformatlock" xmlns:w16se="http://schemas.microsoft.com/office/word/2015/wordml/symex" xmlns:w16du="http://schemas.microsoft.com/office/word/2023/wordml/word16du" xmlns:wne="http://schemas.microsoft.com/office/word/2006/wordml" mc:Ignorable="w14 w15 w16se w16cid w16 w16cex w16sdtdh w16sdtfl w16du wp14">
   <w:body>
     <w:p>
       <w:pPr>
@@ -7310,12 +7310,9 @@
       <w:pPr>
         <w:pStyle w:val="Heading1"/>
       </w:pPr>
+      <w:bookmarkStart w:id="30" w:name="_Toc128143303"/>
       <w:r>
         <w:lastRenderedPageBreak/>
-        <w:br/>
-      </w:r>
-      <w:bookmarkStart w:id="30" w:name="_Toc128143303"/>
-      <w:r>
         <w:t>Methodology</w:t>
       </w:r>
       <w:bookmarkEnd w:id="26"/>
@@ -7335,28 +7332,7 @@
           <w:rFonts w:eastAsiaTheme="minorEastAsia"/>
           <w:color w:val="000000" w:themeColor="text1"/>
         </w:rPr>
-        <w:t xml:space="preserve">This </w:t>
-      </w:r>
-      <w:r>
-        <w:rPr>
-          <w:rFonts w:eastAsiaTheme="minorEastAsia"/>
-          <w:color w:val="000000" w:themeColor="text1"/>
-        </w:rPr>
-        <w:t>chapter</w:t>
-      </w:r>
-      <w:r>
-        <w:rPr>
-          <w:rFonts w:eastAsiaTheme="minorEastAsia"/>
-          <w:color w:val="000000" w:themeColor="text1"/>
-        </w:rPr>
-        <w:t xml:space="preserve"> describes the proposed system's architecture, data collection, preprocessing, feature extraction and selection, model development, performance evaluation metrics, and implementation details.</w:t>
-      </w:r>
-      <w:r>
-        <w:rPr>
-          <w:rFonts w:eastAsiaTheme="minorEastAsia"/>
-          <w:color w:val="000000" w:themeColor="text1"/>
-        </w:rPr>
-        <w:t xml:space="preserve"> </w:t>
+        <w:t>Chapter 2 showed that the parts of the problem having been solved separately. Smart contracts can record claims in a way that cannot be altered, machine-learning models can spot fraudulent claims with good accuracy, and distributed cloud pipelines can move large volumes of data quickly. What is missing is an architecture that joins them together and is then tested properly. This chapter explains how the architecture will be designed, built and evaluated. It covers the overall system design, how the data will be collected and prepared, how features will be extracted, which models will be developed, how performance will be measured, and what tools will be used to implement everything.</w:t>
       </w:r>
     </w:p>
     <w:p>
@@ -7368,21 +7344,9 @@
           <w:color w:val="000000" w:themeColor="text1"/>
         </w:rPr>
       </w:pPr>
-      <w:r>
-        <w:rPr>
-          <w:rFonts w:eastAsiaTheme="minorEastAsia"/>
-          <w:color w:val="000000" w:themeColor="text1"/>
-        </w:rPr>
-        <w:t xml:space="preserve">It is recommended to provide an end-to-end model pipeline in a block diagram with all the necessary components shown in the Figure 3.1. </w:t>
-      </w:r>
-    </w:p>
-    <w:p>
-      <w:pPr>
-        <w:pStyle w:val="ListParagraph"/>
-        <w:numPr>
-          <w:ilvl w:val="0"/>
-          <w:numId w:val="4"/>
-        </w:numPr>
+    </w:p>
+    <w:p>
+      <w:pPr>
         <w:spacing w:line="360" w:lineRule="auto"/>
         <w:jc w:val="both"/>
         <w:rPr>
@@ -7395,23 +7359,247 @@
           <w:rFonts w:eastAsiaTheme="minorEastAsia"/>
           <w:color w:val="000000" w:themeColor="text1"/>
         </w:rPr>
-        <w:t>D</w:t>
-      </w:r>
-      <w:r>
-        <w:rPr>
-          <w:rFonts w:eastAsiaTheme="minorEastAsia"/>
-          <w:color w:val="000000" w:themeColor="text1"/>
-        </w:rPr>
-        <w:t>ata collection and preprocessing methods</w:t>
-      </w:r>
-    </w:p>
-    <w:p>
-      <w:pPr>
-        <w:pStyle w:val="ListParagraph"/>
-        <w:numPr>
-          <w:ilvl w:val="0"/>
-          <w:numId w:val="4"/>
-        </w:numPr>
+        <w:t xml:space="preserve">The design follows one guiding principle: each layer should do the job it is good at. Distributed ledgers are built for integrity and agreement between parties, not for fast analytical queries, and both storage space and transaction throughput on a public chain are limited </w:t>
+      </w:r>
+      <w:sdt>
+        <w:sdtPr>
+          <w:rPr>
+            <w:rFonts w:eastAsiaTheme="minorEastAsia"/>
+            <w:color w:val="000000" w:themeColor="text1"/>
+          </w:rPr>
+          <w:id w:val="722712343"/>
+          <w:citation/>
+        </w:sdtPr>
+        <w:sdtContent>
+          <w:r>
+            <w:rPr>
+              <w:rFonts w:eastAsiaTheme="minorEastAsia"/>
+              <w:color w:val="000000" w:themeColor="text1"/>
+            </w:rPr>
+            <w:fldChar w:fldCharType="begin"/>
+          </w:r>
+          <w:r>
+            <w:rPr>
+              <w:rFonts w:eastAsiaTheme="minorEastAsia"/>
+              <w:color w:val="000000" w:themeColor="text1"/>
+            </w:rPr>
+            <w:instrText xml:space="preserve"> CITATION Shu22 \l 1033  \m MaS241</w:instrText>
+          </w:r>
+          <w:r>
+            <w:rPr>
+              <w:rFonts w:eastAsiaTheme="minorEastAsia"/>
+              <w:color w:val="000000" w:themeColor="text1"/>
+            </w:rPr>
+            <w:fldChar w:fldCharType="separate"/>
+          </w:r>
+          <w:r>
+            <w:rPr>
+              <w:rFonts w:eastAsiaTheme="minorEastAsia"/>
+              <w:noProof/>
+              <w:color w:val="000000" w:themeColor="text1"/>
+            </w:rPr>
+            <w:t>(Shuaib, et al., 2022; Ma &amp; Zhang, 2024)</w:t>
+          </w:r>
+          <w:r>
+            <w:rPr>
+              <w:rFonts w:eastAsiaTheme="minorEastAsia"/>
+              <w:color w:val="000000" w:themeColor="text1"/>
+            </w:rPr>
+            <w:fldChar w:fldCharType="end"/>
+          </w:r>
+        </w:sdtContent>
+      </w:sdt>
+      <w:r>
+        <w:rPr>
+          <w:rFonts w:eastAsiaTheme="minorEastAsia"/>
+          <w:color w:val="000000" w:themeColor="text1"/>
+        </w:rPr>
+        <w:t xml:space="preserve">. Trying to run analytics on the chain itself would therefore be slow and expensive. For that reason, the ledger is used only to record compact, verifiable claim events, bulk documents are held off-chain in the </w:t>
+      </w:r>
+      <w:proofErr w:type="spellStart"/>
+      <w:r>
+        <w:rPr>
+          <w:rFonts w:eastAsiaTheme="minorEastAsia"/>
+          <w:color w:val="000000" w:themeColor="text1"/>
+        </w:rPr>
+        <w:t>InterPlanetary</w:t>
+      </w:r>
+      <w:proofErr w:type="spellEnd"/>
+      <w:r>
+        <w:rPr>
+          <w:rFonts w:eastAsiaTheme="minorEastAsia"/>
+          <w:color w:val="000000" w:themeColor="text1"/>
+        </w:rPr>
+        <w:t xml:space="preserve"> File System (IPFS) with a cryptographic reference stored on-chain, and all heavy transformation and model training happens in a cloud pipeline. This on-chain and off-chain split follows the pattern established by </w:t>
+      </w:r>
+      <w:sdt>
+        <w:sdtPr>
+          <w:rPr>
+            <w:rFonts w:eastAsiaTheme="minorEastAsia"/>
+            <w:color w:val="000000" w:themeColor="text1"/>
+          </w:rPr>
+          <w:id w:val="-1459106827"/>
+          <w:citation/>
+        </w:sdtPr>
+        <w:sdtContent>
+          <w:r>
+            <w:rPr>
+              <w:rFonts w:eastAsiaTheme="minorEastAsia"/>
+              <w:color w:val="000000" w:themeColor="text1"/>
+            </w:rPr>
+            <w:fldChar w:fldCharType="begin"/>
+          </w:r>
+          <w:r>
+            <w:rPr>
+              <w:rFonts w:eastAsiaTheme="minorEastAsia"/>
+              <w:color w:val="000000" w:themeColor="text1"/>
+            </w:rPr>
+            <w:instrText xml:space="preserve"> CITATION Aln22 \l 1033 </w:instrText>
+          </w:r>
+          <w:r>
+            <w:rPr>
+              <w:rFonts w:eastAsiaTheme="minorEastAsia"/>
+              <w:color w:val="000000" w:themeColor="text1"/>
+            </w:rPr>
+            <w:fldChar w:fldCharType="separate"/>
+          </w:r>
+          <w:r>
+            <w:rPr>
+              <w:rFonts w:eastAsiaTheme="minorEastAsia"/>
+              <w:noProof/>
+              <w:color w:val="000000" w:themeColor="text1"/>
+            </w:rPr>
+            <w:t>(Alnuaimi, et al., 2022)</w:t>
+          </w:r>
+          <w:r>
+            <w:rPr>
+              <w:rFonts w:eastAsiaTheme="minorEastAsia"/>
+              <w:color w:val="000000" w:themeColor="text1"/>
+            </w:rPr>
+            <w:fldChar w:fldCharType="end"/>
+          </w:r>
+        </w:sdtContent>
+      </w:sdt>
+      <w:r>
+        <w:rPr>
+          <w:rFonts w:eastAsiaTheme="minorEastAsia"/>
+          <w:color w:val="000000" w:themeColor="text1"/>
+        </w:rPr>
+        <w:t xml:space="preserve"> and refined by </w:t>
+      </w:r>
+      <w:sdt>
+        <w:sdtPr>
+          <w:rPr>
+            <w:rFonts w:eastAsiaTheme="minorEastAsia"/>
+            <w:color w:val="000000" w:themeColor="text1"/>
+          </w:rPr>
+          <w:id w:val="-255128674"/>
+          <w:citation/>
+        </w:sdtPr>
+        <w:sdtContent>
+          <w:r>
+            <w:rPr>
+              <w:rFonts w:eastAsiaTheme="minorEastAsia"/>
+              <w:color w:val="000000" w:themeColor="text1"/>
+            </w:rPr>
+            <w:fldChar w:fldCharType="begin"/>
+          </w:r>
+          <w:r>
+            <w:rPr>
+              <w:rFonts w:eastAsiaTheme="minorEastAsia"/>
+              <w:color w:val="000000" w:themeColor="text1"/>
+            </w:rPr>
+            <w:instrText xml:space="preserve"> CITATION MaS24 \l 1033 </w:instrText>
+          </w:r>
+          <w:r>
+            <w:rPr>
+              <w:rFonts w:eastAsiaTheme="minorEastAsia"/>
+              <w:color w:val="000000" w:themeColor="text1"/>
+            </w:rPr>
+            <w:fldChar w:fldCharType="separate"/>
+          </w:r>
+          <w:r>
+            <w:rPr>
+              <w:rFonts w:eastAsiaTheme="minorEastAsia"/>
+              <w:noProof/>
+              <w:color w:val="000000" w:themeColor="text1"/>
+            </w:rPr>
+            <w:t>(Ma &amp; Zhang, 2024)</w:t>
+          </w:r>
+          <w:r>
+            <w:rPr>
+              <w:rFonts w:eastAsiaTheme="minorEastAsia"/>
+              <w:color w:val="000000" w:themeColor="text1"/>
+            </w:rPr>
+            <w:fldChar w:fldCharType="end"/>
+          </w:r>
+        </w:sdtContent>
+      </w:sdt>
+      <w:r>
+        <w:rPr>
+          <w:rFonts w:eastAsiaTheme="minorEastAsia"/>
+          <w:color w:val="000000" w:themeColor="text1"/>
+        </w:rPr>
+        <w:t xml:space="preserve">, and more recently applied to claims processing by </w:t>
+      </w:r>
+      <w:sdt>
+        <w:sdtPr>
+          <w:rPr>
+            <w:rFonts w:eastAsiaTheme="minorEastAsia"/>
+            <w:color w:val="000000" w:themeColor="text1"/>
+          </w:rPr>
+          <w:id w:val="-373153004"/>
+          <w:citation/>
+        </w:sdtPr>
+        <w:sdtContent>
+          <w:r>
+            <w:rPr>
+              <w:rFonts w:eastAsiaTheme="minorEastAsia"/>
+              <w:color w:val="000000" w:themeColor="text1"/>
+            </w:rPr>
+            <w:fldChar w:fldCharType="begin"/>
+          </w:r>
+          <w:r>
+            <w:rPr>
+              <w:rFonts w:eastAsiaTheme="minorEastAsia"/>
+              <w:color w:val="000000" w:themeColor="text1"/>
+            </w:rPr>
+            <w:instrText xml:space="preserve"> CITATION Isl25 \l 1033 </w:instrText>
+          </w:r>
+          <w:r>
+            <w:rPr>
+              <w:rFonts w:eastAsiaTheme="minorEastAsia"/>
+              <w:color w:val="000000" w:themeColor="text1"/>
+            </w:rPr>
+            <w:fldChar w:fldCharType="separate"/>
+          </w:r>
+          <w:r>
+            <w:rPr>
+              <w:rFonts w:eastAsiaTheme="minorEastAsia"/>
+              <w:noProof/>
+              <w:color w:val="000000" w:themeColor="text1"/>
+            </w:rPr>
+            <w:t>(Islayem, et al., 2025)</w:t>
+          </w:r>
+          <w:r>
+            <w:rPr>
+              <w:rFonts w:eastAsiaTheme="minorEastAsia"/>
+              <w:color w:val="000000" w:themeColor="text1"/>
+            </w:rPr>
+            <w:fldChar w:fldCharType="end"/>
+          </w:r>
+        </w:sdtContent>
+      </w:sdt>
+      <w:r>
+        <w:rPr>
+          <w:rFonts w:eastAsiaTheme="minorEastAsia"/>
+          <w:color w:val="000000" w:themeColor="text1"/>
+        </w:rPr>
+        <w:t>. Figure 3.1 shows the resulting end-to-end pipeline.</w:t>
+      </w:r>
+    </w:p>
+    <w:p>
+      <w:pPr>
         <w:spacing w:line="360" w:lineRule="auto"/>
         <w:jc w:val="both"/>
         <w:rPr>
@@ -7419,127 +7607,26 @@
           <w:color w:val="000000" w:themeColor="text1"/>
         </w:rPr>
       </w:pPr>
-      <w:r>
-        <w:rPr>
-          <w:rFonts w:eastAsiaTheme="minorEastAsia"/>
-          <w:color w:val="000000" w:themeColor="text1"/>
-        </w:rPr>
-        <w:t>Feature extraction</w:t>
-      </w:r>
-    </w:p>
-    <w:p>
-      <w:pPr>
-        <w:pStyle w:val="ListParagraph"/>
-        <w:numPr>
-          <w:ilvl w:val="0"/>
-          <w:numId w:val="4"/>
-        </w:numPr>
+    </w:p>
+    <w:p>
+      <w:pPr>
+        <w:keepNext/>
         <w:spacing w:line="360" w:lineRule="auto"/>
         <w:jc w:val="both"/>
-        <w:rPr>
-          <w:rFonts w:eastAsiaTheme="minorEastAsia"/>
-          <w:color w:val="000000" w:themeColor="text1"/>
-        </w:rPr>
-      </w:pPr>
-      <w:r>
-        <w:rPr>
-          <w:rFonts w:eastAsiaTheme="minorEastAsia"/>
-          <w:color w:val="000000" w:themeColor="text1"/>
-        </w:rPr>
-        <w:t>M</w:t>
-      </w:r>
-      <w:r>
-        <w:rPr>
-          <w:rFonts w:eastAsiaTheme="minorEastAsia"/>
-          <w:color w:val="000000" w:themeColor="text1"/>
-        </w:rPr>
-        <w:t>achine learning</w:t>
-      </w:r>
-      <w:r>
-        <w:rPr>
-          <w:rFonts w:eastAsiaTheme="minorEastAsia"/>
-          <w:color w:val="000000" w:themeColor="text1"/>
-        </w:rPr>
-        <w:t>/AL</w:t>
-      </w:r>
-      <w:r>
-        <w:rPr>
-          <w:rFonts w:eastAsiaTheme="minorEastAsia"/>
-          <w:color w:val="000000" w:themeColor="text1"/>
-        </w:rPr>
-        <w:t xml:space="preserve"> algorithms used for model development</w:t>
-      </w:r>
-    </w:p>
-    <w:p>
-      <w:pPr>
-        <w:pStyle w:val="ListParagraph"/>
-        <w:numPr>
-          <w:ilvl w:val="0"/>
-          <w:numId w:val="4"/>
-        </w:numPr>
-        <w:spacing w:line="360" w:lineRule="auto"/>
-        <w:jc w:val="both"/>
-        <w:rPr>
-          <w:rFonts w:eastAsiaTheme="minorEastAsia"/>
-          <w:color w:val="000000" w:themeColor="text1"/>
-        </w:rPr>
-      </w:pPr>
-      <w:r>
-        <w:rPr>
-          <w:rFonts w:eastAsiaTheme="minorEastAsia"/>
-          <w:color w:val="000000" w:themeColor="text1"/>
-        </w:rPr>
-        <w:t xml:space="preserve">Performance </w:t>
-      </w:r>
-      <w:r>
-        <w:rPr>
-          <w:rFonts w:eastAsiaTheme="minorEastAsia"/>
-          <w:color w:val="000000" w:themeColor="text1"/>
-        </w:rPr>
-        <w:t>evaluation metrics and methods</w:t>
-      </w:r>
-      <w:r>
-        <w:t xml:space="preserve"> </w:t>
-      </w:r>
-    </w:p>
-    <w:p>
-      <w:pPr>
-        <w:spacing w:line="360" w:lineRule="auto"/>
-        <w:jc w:val="both"/>
-        <w:rPr>
-          <w:rFonts w:eastAsiaTheme="minorEastAsia"/>
-          <w:color w:val="000000" w:themeColor="text1"/>
-        </w:rPr>
-      </w:pPr>
-      <w:r>
-        <w:rPr>
-          <w:rFonts w:eastAsiaTheme="minorEastAsia"/>
-          <w:color w:val="000000" w:themeColor="text1"/>
-        </w:rPr>
-        <w:t xml:space="preserve">After the figure, you should explain with reference each of the component of the proposed methodology. </w:t>
-      </w:r>
-    </w:p>
-    <w:p>
-      <w:pPr>
-        <w:spacing w:line="360" w:lineRule="auto"/>
-        <w:jc w:val="both"/>
-        <w:rPr>
-          <w:rFonts w:eastAsiaTheme="minorEastAsia"/>
-          <w:color w:val="000000" w:themeColor="text1"/>
-        </w:rPr>
       </w:pPr>
       <w:r>
         <w:rPr>
           <w:rFonts w:eastAsiaTheme="minorEastAsia"/>
           <w:noProof/>
           <w:color w:val="000000" w:themeColor="text1"/>
+          <w14:ligatures w14:val="standardContextual"/>
         </w:rPr>
         <w:lastRenderedPageBreak/>
         <w:drawing>
-          <wp:inline distT="0" distB="0" distL="0" distR="0" wp14:anchorId="5DD2B5F9" wp14:editId="779BF40F">
-            <wp:extent cx="5486400" cy="4796790"/>
-            <wp:effectExtent l="0" t="0" r="0" b="3810"/>
-            <wp:docPr id="3" name="Picture 3" descr="A picture containing text, diagram, plan, sketch&#10;&#10;Description automatically generated"/>
+          <wp:inline distT="0" distB="0" distL="0" distR="0" wp14:anchorId="7A3BD978" wp14:editId="733AEFF0">
+            <wp:extent cx="5486400" cy="5061585"/>
+            <wp:effectExtent l="0" t="0" r="0" b="5715"/>
+            <wp:docPr id="591651142" name="Picture 1"/>
             <wp:cNvGraphicFramePr>
               <a:graphicFrameLocks xmlns:a="http://schemas.openxmlformats.org/drawingml/2006/main" noChangeAspect="1"/>
             </wp:cNvGraphicFramePr>
@@ -7547,11 +7634,17 @@
               <a:graphicData uri="http://schemas.openxmlformats.org/drawingml/2006/picture">
                 <pic:pic xmlns:pic="http://schemas.openxmlformats.org/drawingml/2006/picture">
                   <pic:nvPicPr>
-                    <pic:cNvPr id="3" name="Picture 3" descr="A picture containing text, diagram, plan, sketch&#10;&#10;Description automatically generated"/>
+                    <pic:cNvPr id="591651142" name="Picture 591651142"/>
                     <pic:cNvPicPr/>
                   </pic:nvPicPr>
                   <pic:blipFill>
-                    <a:blip r:embed="rId10"/>
+                    <a:blip r:embed="rId10" cstate="print">
+                      <a:extLst>
+                        <a:ext uri="{28A0092B-C50C-407E-A947-70E740481C1C}">
+                          <a14:useLocalDpi xmlns:a14="http://schemas.microsoft.com/office/drawing/2010/main" val="0"/>
+                        </a:ext>
+                      </a:extLst>
+                    </a:blip>
                     <a:stretch>
                       <a:fillRect/>
                     </a:stretch>
@@ -7559,7 +7652,7 @@
                   <pic:spPr>
                     <a:xfrm>
                       <a:off x="0" y="0"/>
-                      <a:ext cx="5486400" cy="4796790"/>
+                      <a:ext cx="5486400" cy="5061585"/>
                     </a:xfrm>
                     <a:prstGeom prst="rect">
                       <a:avLst/>
@@ -7575,96 +7668,101 @@
     <w:p>
       <w:pPr>
         <w:pStyle w:val="Caption"/>
-      </w:pPr>
-      <w:bookmarkStart w:id="31" w:name="_Toc128143321"/>
+        <w:jc w:val="both"/>
+      </w:pPr>
       <w:r>
         <w:t xml:space="preserve">Figure </w:t>
       </w:r>
       <w:r>
-        <w:t>3</w:t>
-      </w:r>
-      <w:r>
-        <w:t>.</w:t>
-      </w:r>
-      <w:r>
         <w:fldChar w:fldCharType="begin"/>
       </w:r>
       <w:r>
-        <w:instrText xml:space="preserve"> SEQ Figure \* ARABIC \s 1 </w:instrText>
+        <w:instrText xml:space="preserve"> SEQ Figure \* ARABIC </w:instrText>
       </w:r>
       <w:r>
         <w:fldChar w:fldCharType="separate"/>
       </w:r>
       <w:r>
+        <w:rPr>
+          <w:noProof/>
+        </w:rPr>
         <w:t>1</w:t>
       </w:r>
       <w:r>
         <w:fldChar w:fldCharType="end"/>
       </w:r>
       <w:r>
-        <w:t xml:space="preserve"> Architecture of the proposed system</w:t>
-      </w:r>
-      <w:bookmarkEnd w:id="31"/>
-    </w:p>
-    <w:p>
-      <w:pPr>
-        <w:pStyle w:val="Heading2"/>
-        <w:rPr>
-          <w:lang w:val="en-US"/>
-        </w:rPr>
-      </w:pPr>
-      <w:bookmarkStart w:id="32" w:name="_Toc128056029"/>
-      <w:bookmarkStart w:id="33" w:name="_Toc128143304"/>
-      <w:r>
-        <w:rPr>
-          <w:lang w:val="en-US"/>
-        </w:rPr>
-        <w:t xml:space="preserve">Data </w:t>
-      </w:r>
-      <w:r>
-        <w:rPr>
-          <w:lang w:val="en-US"/>
-        </w:rPr>
-        <w:t>C</w:t>
-      </w:r>
-      <w:r>
-        <w:rPr>
-          <w:lang w:val="en-US"/>
-        </w:rPr>
-        <w:t>ollection</w:t>
-      </w:r>
-      <w:r>
-        <w:rPr>
-          <w:lang w:val="en-US"/>
-        </w:rPr>
-        <w:t xml:space="preserve"> and Preprocessing</w:t>
-      </w:r>
-      <w:bookmarkEnd w:id="32"/>
-      <w:bookmarkEnd w:id="33"/>
-    </w:p>
+        <w:t>: Architecture of the proposed system</w:t>
+      </w:r>
+    </w:p>
+    <w:p/>
     <w:p>
       <w:pPr>
         <w:spacing w:line="360" w:lineRule="auto"/>
         <w:jc w:val="both"/>
-        <w:rPr>
-          <w:rFonts w:eastAsiaTheme="minorEastAsia"/>
-          <w:color w:val="000000" w:themeColor="text1"/>
-        </w:rPr>
-      </w:pPr>
-      <w:r>
-        <w:rPr>
-          <w:rFonts w:eastAsiaTheme="minorEastAsia"/>
-          <w:color w:val="000000" w:themeColor="text1"/>
-        </w:rPr>
-        <w:t>Describe the data collection and preprocessing methods</w:t>
-      </w:r>
-    </w:p>
-    <w:p>
-      <w:pPr>
-        <w:rPr>
-          <w:color w:val="4472C4" w:themeColor="accent1"/>
-        </w:rPr>
-      </w:pPr>
+      </w:pPr>
+      <w:r>
+        <w:t xml:space="preserve">The figure reads from top to bottom in four stages. A claim is first submitted through a decentralized application. In stage one it is written to the </w:t>
+      </w:r>
+      <w:proofErr w:type="spellStart"/>
+      <w:r>
+        <w:t>ClaimRegistry</w:t>
+      </w:r>
+      <w:proofErr w:type="spellEnd"/>
+      <w:r>
+        <w:t xml:space="preserve"> smart contract deployed on the Ethereum </w:t>
+      </w:r>
+      <w:proofErr w:type="spellStart"/>
+      <w:r>
+        <w:t>Sepolia</w:t>
+      </w:r>
+      <w:proofErr w:type="spellEnd"/>
+      <w:r>
+        <w:t xml:space="preserve"> test network, which stores a compact record. A hash of the claim, the IPFS content identifier for any supporting documents, the block timestamp and the submitting address and emits an event announcing that a claim has arrived. In stage two a listener serving running on Google Cloud picks up that event, passes it into a message queue, and a distributed processing job cleans the data, checks that the documents still match their on-chain hash, and turns the result into model-ready features held in a data warehouse. Stage three trains and applies the fraud-detection model on those features. </w:t>
+      </w:r>
+      <w:r>
+        <w:lastRenderedPageBreak/>
+        <w:t>Stage four evaluates the whole thing twice over: once on how well it detects fraud, and once on how well it performs as a system. Each stage is explained in more details below.</w:t>
+      </w:r>
+      <w:r>
+        <w:t xml:space="preserve"> </w:t>
+      </w:r>
+    </w:p>
+    <w:p>
+      <w:pPr>
+        <w:pStyle w:val="Heading2"/>
+        <w:rPr>
+          <w:lang w:val="en-US"/>
+        </w:rPr>
+      </w:pPr>
+      <w:bookmarkStart w:id="31" w:name="_Toc128056029"/>
+      <w:bookmarkStart w:id="32" w:name="_Toc128143304"/>
+      <w:r>
+        <w:rPr>
+          <w:lang w:val="en-US"/>
+        </w:rPr>
+        <w:t xml:space="preserve">Data </w:t>
+      </w:r>
+      <w:r>
+        <w:rPr>
+          <w:lang w:val="en-US"/>
+        </w:rPr>
+        <w:t>C</w:t>
+      </w:r>
+      <w:r>
+        <w:rPr>
+          <w:lang w:val="en-US"/>
+        </w:rPr>
+        <w:t>ollection</w:t>
+      </w:r>
+      <w:r>
+        <w:rPr>
+          <w:lang w:val="en-US"/>
+        </w:rPr>
+        <w:t xml:space="preserve"> and Preprocessing</w:t>
+      </w:r>
+      <w:bookmarkEnd w:id="31"/>
+      <w:bookmarkEnd w:id="32"/>
     </w:p>
     <w:p>
       <w:pPr>
@@ -7678,9 +7776,18 @@
       <w:r>
         <w:rPr>
           <w:rFonts w:eastAsiaTheme="minorEastAsia"/>
-          <w:color w:val="000000" w:themeColor="text1"/>
-        </w:rPr>
-        <w:t>Example:</w:t>
+          <w:b/>
+          <w:bCs/>
+          <w:color w:val="000000" w:themeColor="text1"/>
+        </w:rPr>
+        <w:t xml:space="preserve">Data collection. </w:t>
+      </w:r>
+      <w:r>
+        <w:rPr>
+          <w:rFonts w:eastAsiaTheme="minorEastAsia"/>
+          <w:color w:val="000000" w:themeColor="text1"/>
+        </w:rPr>
+        <w:t>Two different kinds of data are needed, and they come from two different place.</w:t>
       </w:r>
     </w:p>
     <w:p>
@@ -7692,22 +7799,6 @@
           <w:color w:val="000000" w:themeColor="text1"/>
         </w:rPr>
       </w:pPr>
-      <w:r>
-        <w:rPr>
-          <w:rFonts w:eastAsiaTheme="minorEastAsia"/>
-          <w:b/>
-          <w:bCs/>
-          <w:color w:val="000000" w:themeColor="text1"/>
-        </w:rPr>
-        <w:t>Data collection:</w:t>
-      </w:r>
-      <w:r>
-        <w:rPr>
-          <w:rFonts w:eastAsiaTheme="minorEastAsia"/>
-          <w:color w:val="000000" w:themeColor="text1"/>
-        </w:rPr>
-        <w:t xml:space="preserve"> Patient data will be collected from multiple sources, including electronic health records, medical imaging, and patient-generated data such as wearable devices and mobile apps.</w:t>
-      </w:r>
     </w:p>
     <w:p>
       <w:pPr>
@@ -7723,23 +7814,186 @@
           <w:rFonts w:eastAsiaTheme="minorEastAsia"/>
           <w:color w:val="000000" w:themeColor="text1"/>
         </w:rPr>
-        <w:t xml:space="preserve">If you are using </w:t>
-      </w:r>
-      <w:proofErr w:type="gramStart"/>
-      <w:r>
-        <w:rPr>
-          <w:rFonts w:eastAsiaTheme="minorEastAsia"/>
-          <w:color w:val="000000" w:themeColor="text1"/>
-        </w:rPr>
-        <w:t>open source</w:t>
-      </w:r>
-      <w:proofErr w:type="gramEnd"/>
-      <w:r>
-        <w:rPr>
-          <w:rFonts w:eastAsiaTheme="minorEastAsia"/>
-          <w:color w:val="000000" w:themeColor="text1"/>
-        </w:rPr>
-        <w:t xml:space="preserve"> dataset, describe the dataset to understand what feature the dataset has and how they are going to be ingest by the model</w:t>
+        <w:t xml:space="preserve">The first is labelled claim data with a known fraud outcome, which is what </w:t>
+      </w:r>
+      <w:r>
+        <w:rPr>
+          <w:rFonts w:eastAsiaTheme="minorEastAsia"/>
+          <w:color w:val="000000" w:themeColor="text1"/>
+        </w:rPr>
+        <w:t xml:space="preserve">any supervised model has to learn from. A publicly available automobile-insurance fraud dataset from Kaggle will be used for this purpose. Automobile insurance was chosen deliberately. </w:t>
+      </w:r>
+      <w:sdt>
+        <w:sdtPr>
+          <w:rPr>
+            <w:rFonts w:eastAsiaTheme="minorEastAsia"/>
+            <w:color w:val="000000" w:themeColor="text1"/>
+          </w:rPr>
+          <w:id w:val="434721374"/>
+          <w:citation/>
+        </w:sdtPr>
+        <w:sdtContent>
+          <w:r>
+            <w:rPr>
+              <w:rFonts w:eastAsiaTheme="minorEastAsia"/>
+              <w:color w:val="000000" w:themeColor="text1"/>
+            </w:rPr>
+            <w:fldChar w:fldCharType="begin"/>
+          </w:r>
+          <w:r>
+            <w:rPr>
+              <w:rFonts w:eastAsiaTheme="minorEastAsia"/>
+              <w:color w:val="000000" w:themeColor="text1"/>
+            </w:rPr>
+            <w:instrText xml:space="preserve"> CITATION Sch24 \l 1033 </w:instrText>
+          </w:r>
+          <w:r>
+            <w:rPr>
+              <w:rFonts w:eastAsiaTheme="minorEastAsia"/>
+              <w:color w:val="000000" w:themeColor="text1"/>
+            </w:rPr>
+            <w:fldChar w:fldCharType="separate"/>
+          </w:r>
+          <w:r>
+            <w:rPr>
+              <w:rFonts w:eastAsiaTheme="minorEastAsia"/>
+              <w:noProof/>
+              <w:color w:val="000000" w:themeColor="text1"/>
+            </w:rPr>
+            <w:t>(Schrijver, et al., 2024)</w:t>
+          </w:r>
+          <w:r>
+            <w:rPr>
+              <w:rFonts w:eastAsiaTheme="minorEastAsia"/>
+              <w:color w:val="000000" w:themeColor="text1"/>
+            </w:rPr>
+            <w:fldChar w:fldCharType="end"/>
+          </w:r>
+        </w:sdtContent>
+      </w:sdt>
+      <w:r>
+        <w:rPr>
+          <w:rFonts w:eastAsiaTheme="minorEastAsia"/>
+          <w:color w:val="000000" w:themeColor="text1"/>
+        </w:rPr>
+        <w:t xml:space="preserve"> in a systematic review of fifty studies on automobile insurance fraud, report that this line of business is the most heavily studied and that researchers repeatedly rely on the same small number of public datasets, largely because insurers rarely release real claim files. Using one of those well-known datasets is therefore not a compromise but an advantage: it means the results here can be compared against published work, including </w:t>
+      </w:r>
+      <w:sdt>
+        <w:sdtPr>
+          <w:rPr>
+            <w:rFonts w:eastAsiaTheme="minorEastAsia"/>
+            <w:color w:val="000000" w:themeColor="text1"/>
+          </w:rPr>
+          <w:id w:val="-1405525022"/>
+          <w:citation/>
+        </w:sdtPr>
+        <w:sdtContent>
+          <w:r>
+            <w:rPr>
+              <w:rFonts w:eastAsiaTheme="minorEastAsia"/>
+              <w:color w:val="000000" w:themeColor="text1"/>
+            </w:rPr>
+            <w:fldChar w:fldCharType="begin"/>
+          </w:r>
+          <w:r>
+            <w:rPr>
+              <w:rFonts w:eastAsiaTheme="minorEastAsia"/>
+              <w:color w:val="000000" w:themeColor="text1"/>
+            </w:rPr>
+            <w:instrText xml:space="preserve"> CITATION Öza25 \l 1033 </w:instrText>
+          </w:r>
+          <w:r>
+            <w:rPr>
+              <w:rFonts w:eastAsiaTheme="minorEastAsia"/>
+              <w:color w:val="000000" w:themeColor="text1"/>
+            </w:rPr>
+            <w:fldChar w:fldCharType="separate"/>
+          </w:r>
+          <w:r>
+            <w:rPr>
+              <w:rFonts w:eastAsiaTheme="minorEastAsia"/>
+              <w:noProof/>
+              <w:color w:val="000000" w:themeColor="text1"/>
+            </w:rPr>
+            <w:t>(Özaltın &amp; Karadağ Erdemir, 2025)</w:t>
+          </w:r>
+          <w:r>
+            <w:rPr>
+              <w:rFonts w:eastAsiaTheme="minorEastAsia"/>
+              <w:color w:val="000000" w:themeColor="text1"/>
+            </w:rPr>
+            <w:fldChar w:fldCharType="end"/>
+          </w:r>
+        </w:sdtContent>
+      </w:sdt>
+      <w:r>
+        <w:rPr>
+          <w:rFonts w:eastAsiaTheme="minorEastAsia"/>
+          <w:color w:val="000000" w:themeColor="text1"/>
+        </w:rPr>
+        <w:t xml:space="preserve"> and </w:t>
+      </w:r>
+      <w:sdt>
+        <w:sdtPr>
+          <w:rPr>
+            <w:rFonts w:eastAsiaTheme="minorEastAsia"/>
+            <w:color w:val="000000" w:themeColor="text1"/>
+          </w:rPr>
+          <w:id w:val="2146232327"/>
+          <w:citation/>
+        </w:sdtPr>
+        <w:sdtContent>
+          <w:r>
+            <w:rPr>
+              <w:rFonts w:eastAsiaTheme="minorEastAsia"/>
+              <w:color w:val="000000" w:themeColor="text1"/>
+            </w:rPr>
+            <w:fldChar w:fldCharType="begin"/>
+          </w:r>
+          <w:r>
+            <w:rPr>
+              <w:rFonts w:eastAsiaTheme="minorEastAsia"/>
+              <w:color w:val="000000" w:themeColor="text1"/>
+            </w:rPr>
+            <w:instrText xml:space="preserve"> CITATION Min24 \l 1033 </w:instrText>
+          </w:r>
+          <w:r>
+            <w:rPr>
+              <w:rFonts w:eastAsiaTheme="minorEastAsia"/>
+              <w:color w:val="000000" w:themeColor="text1"/>
+            </w:rPr>
+            <w:fldChar w:fldCharType="separate"/>
+          </w:r>
+          <w:r>
+            <w:rPr>
+              <w:rFonts w:eastAsiaTheme="minorEastAsia"/>
+              <w:noProof/>
+              <w:color w:val="000000" w:themeColor="text1"/>
+            </w:rPr>
+            <w:t>(Ming, et al., 2024)</w:t>
+          </w:r>
+          <w:r>
+            <w:rPr>
+              <w:rFonts w:eastAsiaTheme="minorEastAsia"/>
+              <w:color w:val="000000" w:themeColor="text1"/>
+            </w:rPr>
+            <w:fldChar w:fldCharType="end"/>
+          </w:r>
+        </w:sdtContent>
+      </w:sdt>
+      <w:r>
+        <w:rPr>
+          <w:rFonts w:eastAsiaTheme="minorEastAsia"/>
+          <w:color w:val="000000" w:themeColor="text1"/>
+        </w:rPr>
+        <w:t xml:space="preserve">, who both evaluate models on public automobile-claims data. The dataset contains the kinds of attributes an insurer would hold at claim time: policyholder details, policy and vehicle characteristics, the circumstances of the accident, how the claim was handled, and a binary </w:t>
+      </w:r>
+      <w:r>
+        <w:rPr>
+          <w:rFonts w:eastAsiaTheme="minorEastAsia"/>
+          <w:color w:val="000000" w:themeColor="text1"/>
+        </w:rPr>
+        <w:t>label indicating whether the claim was found to be fraudulent. The exact number of records, the number of attributes and the precise proportion of fraudulent cases will be reported in Chapter 4 from the downloaded copy of the dataset, since versions published on Kaggle vary and figures should be taken from the file used rather than quoted second-hand. What can be stated in advance is that the fraudulent class will be a small minority, which shapes almost every methodological decision that follows.</w:t>
       </w:r>
     </w:p>
     <w:p>
@@ -7751,6 +8005,13 @@
           <w:color w:val="000000" w:themeColor="text1"/>
         </w:rPr>
       </w:pPr>
+      <w:r>
+        <w:rPr>
+          <w:rFonts w:eastAsiaTheme="minorEastAsia"/>
+          <w:color w:val="000000" w:themeColor="text1"/>
+        </w:rPr>
+        <w:t xml:space="preserve">The second kind of data is the ledger itself. No publicly available dataset of blockchain-recorded insurance claims was found during the literature review, which is unsurprising given how recent this work is. </w:t>
+      </w:r>
     </w:p>
     <w:p>
       <w:pPr>
@@ -7761,23 +8022,22 @@
           <w:color w:val="000000" w:themeColor="text1"/>
         </w:rPr>
       </w:pPr>
-      <w:r>
-        <w:rPr>
-          <w:rFonts w:eastAsiaTheme="minorEastAsia"/>
-          <w:b/>
-          <w:bCs/>
-          <w:color w:val="000000" w:themeColor="text1"/>
+    </w:p>
+    <w:p>
+      <w:pPr>
+        <w:pStyle w:val="Heading2"/>
+      </w:pPr>
+      <w:bookmarkStart w:id="33" w:name="_Toc128056030"/>
+      <w:bookmarkStart w:id="34" w:name="_Toc128143305"/>
+      <w:r>
+        <w:rPr>
+          <w:lang w:val="en-US"/>
         </w:rPr>
         <w:lastRenderedPageBreak/>
-        <w:t>Data preprocessing:</w:t>
-      </w:r>
-      <w:r>
-        <w:rPr>
-          <w:rFonts w:eastAsiaTheme="minorEastAsia"/>
-          <w:color w:val="000000" w:themeColor="text1"/>
-        </w:rPr>
-        <w:t xml:space="preserve"> The collected data will be preprocessed to ensure consistency and compatibility across different data sources.</w:t>
-      </w:r>
+        <w:t>ML/AI Model Development</w:t>
+      </w:r>
+      <w:bookmarkEnd w:id="33"/>
+      <w:bookmarkEnd w:id="34"/>
     </w:p>
     <w:p>
       <w:pPr>
@@ -7793,23 +8053,8 @@
           <w:rFonts w:eastAsiaTheme="minorEastAsia"/>
           <w:color w:val="000000" w:themeColor="text1"/>
         </w:rPr>
-        <w:t xml:space="preserve">Note: you should use references to explain data collection and preprocessing techniques </w:t>
-      </w:r>
-    </w:p>
-    <w:p>
-      <w:pPr>
-        <w:pStyle w:val="Heading2"/>
-      </w:pPr>
-      <w:bookmarkStart w:id="34" w:name="_Toc128056030"/>
-      <w:bookmarkStart w:id="35" w:name="_Toc128143305"/>
-      <w:r>
-        <w:rPr>
-          <w:lang w:val="en-US"/>
-        </w:rPr>
-        <w:t>ML/AI Model Development</w:t>
-      </w:r>
-      <w:bookmarkEnd w:id="34"/>
-      <w:bookmarkEnd w:id="35"/>
+        <w:t xml:space="preserve">Describe ML/AI/DL models you are using to develop the proposed system. </w:t>
+      </w:r>
     </w:p>
     <w:p>
       <w:pPr>
@@ -7825,7 +8070,7 @@
           <w:rFonts w:eastAsiaTheme="minorEastAsia"/>
           <w:color w:val="000000" w:themeColor="text1"/>
         </w:rPr>
-        <w:t xml:space="preserve">Describe ML/AI/DL models you are using to develop the proposed system. </w:t>
+        <w:t>For example, for the selected title, A deep ensemble learning model will be developed to integrate the preprocessed data from multiple sources and provide personalized healthcare recommendations for each patient.</w:t>
       </w:r>
     </w:p>
     <w:p>
@@ -7842,8 +8087,49 @@
           <w:rFonts w:eastAsiaTheme="minorEastAsia"/>
           <w:color w:val="000000" w:themeColor="text1"/>
         </w:rPr>
-        <w:t>For example, for the selected title, A deep ensemble learning model will be developed to integrate the preprocessed data from multiple sources and provide personalized healthcare recommendations for each patient.</w:t>
-      </w:r>
+        <w:t xml:space="preserve">Here it should have an end-to-end pipeline from the model input to generate desired </w:t>
+      </w:r>
+      <w:proofErr w:type="gramStart"/>
+      <w:r>
+        <w:rPr>
+          <w:rFonts w:eastAsiaTheme="minorEastAsia"/>
+          <w:color w:val="000000" w:themeColor="text1"/>
+        </w:rPr>
+        <w:t>output</w:t>
+      </w:r>
+      <w:r>
+        <w:rPr>
+          <w:rFonts w:eastAsiaTheme="minorEastAsia"/>
+          <w:color w:val="000000" w:themeColor="text1"/>
+        </w:rPr>
+        <w:t>, and</w:t>
+      </w:r>
+      <w:proofErr w:type="gramEnd"/>
+      <w:r>
+        <w:rPr>
+          <w:rFonts w:eastAsiaTheme="minorEastAsia"/>
+          <w:color w:val="000000" w:themeColor="text1"/>
+        </w:rPr>
+        <w:t xml:space="preserve"> describe with the help of related reference the internal functionality of the proposed models. </w:t>
+      </w:r>
+    </w:p>
+    <w:p>
+      <w:pPr>
+        <w:pStyle w:val="Heading2"/>
+        <w:rPr>
+          <w:lang w:val="en-US"/>
+        </w:rPr>
+      </w:pPr>
+      <w:bookmarkStart w:id="35" w:name="_Toc128056031"/>
+      <w:bookmarkStart w:id="36" w:name="_Toc128143306"/>
+      <w:r>
+        <w:rPr>
+          <w:lang w:val="en-US"/>
+        </w:rPr>
+        <w:t>Evaluation of the Proposed System</w:t>
+      </w:r>
+      <w:bookmarkEnd w:id="35"/>
+      <w:bookmarkEnd w:id="36"/>
     </w:p>
     <w:p>
       <w:pPr>
@@ -7859,49 +8145,8 @@
           <w:rFonts w:eastAsiaTheme="minorEastAsia"/>
           <w:color w:val="000000" w:themeColor="text1"/>
         </w:rPr>
-        <w:t xml:space="preserve">Here it should have an end-to-end pipeline from the model input to generate desired </w:t>
-      </w:r>
-      <w:proofErr w:type="gramStart"/>
-      <w:r>
-        <w:rPr>
-          <w:rFonts w:eastAsiaTheme="minorEastAsia"/>
-          <w:color w:val="000000" w:themeColor="text1"/>
-        </w:rPr>
-        <w:t>output</w:t>
-      </w:r>
-      <w:r>
-        <w:rPr>
-          <w:rFonts w:eastAsiaTheme="minorEastAsia"/>
-          <w:color w:val="000000" w:themeColor="text1"/>
-        </w:rPr>
-        <w:t>, and</w:t>
-      </w:r>
-      <w:proofErr w:type="gramEnd"/>
-      <w:r>
-        <w:rPr>
-          <w:rFonts w:eastAsiaTheme="minorEastAsia"/>
-          <w:color w:val="000000" w:themeColor="text1"/>
-        </w:rPr>
-        <w:t xml:space="preserve"> describe with the help of related reference the internal functionality of the proposed models. </w:t>
-      </w:r>
-    </w:p>
-    <w:p>
-      <w:pPr>
-        <w:pStyle w:val="Heading2"/>
-        <w:rPr>
-          <w:lang w:val="en-US"/>
-        </w:rPr>
-      </w:pPr>
-      <w:bookmarkStart w:id="36" w:name="_Toc128056031"/>
-      <w:bookmarkStart w:id="37" w:name="_Toc128143306"/>
-      <w:r>
-        <w:rPr>
-          <w:lang w:val="en-US"/>
-        </w:rPr>
-        <w:t>Evaluation of the Proposed System</w:t>
-      </w:r>
-      <w:bookmarkEnd w:id="36"/>
-      <w:bookmarkEnd w:id="37"/>
+        <w:t xml:space="preserve">In this section describe how you are going to evaluate your system. </w:t>
+      </w:r>
     </w:p>
     <w:p>
       <w:pPr>
@@ -7917,7 +8162,21 @@
           <w:rFonts w:eastAsiaTheme="minorEastAsia"/>
           <w:color w:val="000000" w:themeColor="text1"/>
         </w:rPr>
-        <w:t xml:space="preserve">In this section describe how you are going to evaluate your system. </w:t>
+        <w:t>Define the evaluation metrics used to assess the performance of the AI-based system, such as accuracy, sensitivity, specificity, and F1 score.</w:t>
+      </w:r>
+      <w:r>
+        <w:rPr>
+          <w:rFonts w:eastAsiaTheme="minorEastAsia"/>
+          <w:color w:val="000000" w:themeColor="text1"/>
+        </w:rPr>
+        <w:t xml:space="preserve"> Use relevant references, equation definition etc. to justify why you are selecting the specific evaluation metrics for the performance measurements.</w:t>
+      </w:r>
+      <w:r>
+        <w:rPr>
+          <w:rFonts w:eastAsiaTheme="minorEastAsia"/>
+          <w:color w:val="000000" w:themeColor="text1"/>
+        </w:rPr>
+        <w:t xml:space="preserve"> </w:t>
       </w:r>
     </w:p>
     <w:p>
@@ -7926,29 +8185,15 @@
         <w:jc w:val="both"/>
         <w:rPr>
           <w:rFonts w:eastAsiaTheme="minorEastAsia"/>
-          <w:color w:val="000000" w:themeColor="text1"/>
-        </w:rPr>
-      </w:pPr>
-      <w:r>
-        <w:rPr>
-          <w:rFonts w:eastAsiaTheme="minorEastAsia"/>
-          <w:color w:val="000000" w:themeColor="text1"/>
-        </w:rPr>
-        <w:t>Define the evaluation metrics used to assess the performance of the AI-based system, such as accuracy, sensitivity, specificity, and F1 score.</w:t>
-      </w:r>
-      <w:r>
-        <w:rPr>
-          <w:rFonts w:eastAsiaTheme="minorEastAsia"/>
-          <w:color w:val="000000" w:themeColor="text1"/>
-        </w:rPr>
-        <w:t xml:space="preserve"> Use relevant references, equation definition etc. to justify why you are selecting the specific evaluation metrics for the performance measurements.</w:t>
-      </w:r>
-      <w:r>
-        <w:rPr>
-          <w:rFonts w:eastAsiaTheme="minorEastAsia"/>
-          <w:color w:val="000000" w:themeColor="text1"/>
-        </w:rPr>
-        <w:t xml:space="preserve"> </w:t>
+          <w:color w:val="4472C4" w:themeColor="accent1"/>
+        </w:rPr>
+      </w:pPr>
+      <w:r>
+        <w:rPr>
+          <w:rFonts w:eastAsiaTheme="minorEastAsia"/>
+          <w:color w:val="4472C4" w:themeColor="accent1"/>
+        </w:rPr>
+        <w:t>Example: The smart healthcare recommendation system will be evaluated using a randomized controlled trial with multidisciplinary diabetes patients. The primary outcome measure will be healthcare outcomes, including glycemic control, blood pressure, and quality of life. Secondary outcome measures will include patient satisfaction and healthcare resource utilization.</w:t>
       </w:r>
     </w:p>
     <w:p>
@@ -7965,23 +8210,6 @@
           <w:rFonts w:eastAsiaTheme="minorEastAsia"/>
           <w:color w:val="4472C4" w:themeColor="accent1"/>
         </w:rPr>
-        <w:t>Example: The smart healthcare recommendation system will be evaluated using a randomized controlled trial with multidisciplinary diabetes patients. The primary outcome measure will be healthcare outcomes, including glycemic control, blood pressure, and quality of life. Secondary outcome measures will include patient satisfaction and healthcare resource utilization.</w:t>
-      </w:r>
-    </w:p>
-    <w:p>
-      <w:pPr>
-        <w:spacing w:line="360" w:lineRule="auto"/>
-        <w:jc w:val="both"/>
-        <w:rPr>
-          <w:rFonts w:eastAsiaTheme="minorEastAsia"/>
-          <w:color w:val="4472C4" w:themeColor="accent1"/>
-        </w:rPr>
-      </w:pPr>
-      <w:r>
-        <w:rPr>
-          <w:rFonts w:eastAsiaTheme="minorEastAsia"/>
-          <w:color w:val="4472C4" w:themeColor="accent1"/>
-        </w:rPr>
         <w:t>Qualitative interviews will be conducted with healthcare professionals and patients to identify any barriers and limitations to the adoption of the smart healthcare recommendation system in clinical practice.</w:t>
       </w:r>
     </w:p>
@@ -7989,11 +8217,11 @@
       <w:pPr>
         <w:pStyle w:val="Heading2"/>
       </w:pPr>
-      <w:bookmarkStart w:id="38" w:name="_Toc128143307"/>
+      <w:bookmarkStart w:id="37" w:name="_Toc128143307"/>
       <w:r>
         <w:t>Others (according to your selected topic)</w:t>
       </w:r>
-      <w:bookmarkEnd w:id="38"/>
+      <w:bookmarkEnd w:id="37"/>
     </w:p>
     <w:p>
       <w:r>
@@ -8017,9 +8245,9 @@
         <w:pStyle w:val="Heading1"/>
         <w:ind w:left="0" w:firstLine="0"/>
       </w:pPr>
-      <w:bookmarkStart w:id="39" w:name="_Toc128143308"/>
-      <w:bookmarkStart w:id="40" w:name="_Toc404008245"/>
-      <w:bookmarkEnd w:id="39"/>
+      <w:bookmarkStart w:id="38" w:name="_Toc128143308"/>
+      <w:bookmarkStart w:id="39" w:name="_Toc404008245"/>
+      <w:bookmarkEnd w:id="38"/>
     </w:p>
     <w:p>
       <w:pPr>
@@ -8029,11 +8257,11 @@
           <w:numId w:val="0"/>
         </w:numPr>
       </w:pPr>
-      <w:bookmarkStart w:id="41" w:name="_Toc128143309"/>
+      <w:bookmarkStart w:id="40" w:name="_Toc128143309"/>
       <w:r>
         <w:t>Experimental Results</w:t>
       </w:r>
-      <w:bookmarkEnd w:id="41"/>
+      <w:bookmarkEnd w:id="40"/>
     </w:p>
     <w:p>
       <w:pPr>
@@ -8049,6 +8277,7 @@
           <w:rFonts w:eastAsiaTheme="minorEastAsia"/>
           <w:color w:val="FF0000"/>
         </w:rPr>
+        <w:lastRenderedPageBreak/>
         <w:t xml:space="preserve">Note: You can have </w:t>
       </w:r>
       <w:r>
@@ -8161,11 +8390,11 @@
           <w:color w:val="000000" w:themeColor="text1"/>
         </w:rPr>
       </w:pPr>
-      <w:bookmarkStart w:id="42" w:name="_Toc128143310"/>
+      <w:bookmarkStart w:id="41" w:name="_Toc128143310"/>
       <w:r>
         <w:t>Experimental Setup</w:t>
       </w:r>
-      <w:bookmarkEnd w:id="42"/>
+      <w:bookmarkEnd w:id="41"/>
     </w:p>
     <w:p>
       <w:pPr>
@@ -8192,11 +8421,11 @@
           <w:color w:val="000000" w:themeColor="text1"/>
         </w:rPr>
       </w:pPr>
-      <w:bookmarkStart w:id="43" w:name="_Toc128143311"/>
+      <w:bookmarkStart w:id="42" w:name="_Toc128143311"/>
       <w:r>
         <w:t>Dataset Description</w:t>
       </w:r>
-      <w:bookmarkEnd w:id="43"/>
+      <w:bookmarkEnd w:id="42"/>
     </w:p>
     <w:p>
       <w:pPr>
@@ -8256,15 +8485,7 @@
         <w:t xml:space="preserve">[ref]. </w:t>
       </w:r>
       <w:r>
-        <w:t xml:space="preserve">The Hospital Frankfurt Germany diabetes dataset consists of 2000 cases with eight features. The Pima Indians diabetes dataset consists of 768 patients with eight features. The fused features dataset for an experiment was made with the combination of features of both datasets. Both </w:t>
-      </w:r>
-      <w:proofErr w:type="spellStart"/>
-      <w:r>
-        <w:t>datasets’</w:t>
-      </w:r>
-      <w:proofErr w:type="spellEnd"/>
-      <w:r>
-        <w:t xml:space="preserve"> cases with some missing values are managed with proposed filtering, and normalization techniques were discussed earlier in chapter 4. The combined, fused dataset features are shown in </w:t>
+        <w:t xml:space="preserve">The Hospital Frankfurt Germany diabetes dataset consists of 2000 cases with eight features. The Pima Indians diabetes dataset consists of 768 patients with eight features. The fused features dataset for an experiment was made with the combination of features of both datasets. Both datasets’ cases with some missing values are managed with proposed filtering, and normalization techniques were discussed earlier in chapter 4. The combined, fused dataset features are shown in </w:t>
       </w:r>
       <w:r>
         <w:rPr>
@@ -8287,11 +8508,11 @@
         <w:pStyle w:val="Heading2"/>
         <w:ind w:left="578" w:hanging="578"/>
       </w:pPr>
-      <w:bookmarkStart w:id="44" w:name="_Toc128143312"/>
+      <w:bookmarkStart w:id="43" w:name="_Toc128143312"/>
       <w:r>
         <w:t>Results</w:t>
       </w:r>
-      <w:bookmarkEnd w:id="44"/>
+      <w:bookmarkEnd w:id="43"/>
     </w:p>
     <w:p>
       <w:pPr>
@@ -8299,7 +8520,6 @@
         <w:jc w:val="both"/>
       </w:pPr>
       <w:r>
-        <w:lastRenderedPageBreak/>
         <w:t xml:space="preserve">Describe the steps taken to evaluate the performance of the AI-based </w:t>
       </w:r>
       <w:r>
@@ -8315,6 +8535,7 @@
         <w:jc w:val="both"/>
       </w:pPr>
       <w:r>
+        <w:lastRenderedPageBreak/>
         <w:t>Present the results of the experiments, including the performance metrics and its comparison with the baseline methods</w:t>
       </w:r>
       <w:r>
@@ -8367,11 +8588,11 @@
         <w:pStyle w:val="Heading2"/>
         <w:ind w:left="578" w:hanging="578"/>
       </w:pPr>
-      <w:bookmarkStart w:id="45" w:name="_Toc128143313"/>
+      <w:bookmarkStart w:id="44" w:name="_Toc128143313"/>
       <w:r>
         <w:t>Comparison with Baseline Methods</w:t>
       </w:r>
-      <w:bookmarkEnd w:id="45"/>
+      <w:bookmarkEnd w:id="44"/>
     </w:p>
     <w:p>
       <w:pPr>
@@ -8423,24 +8644,24 @@
         <w:lastRenderedPageBreak/>
         <w:br/>
       </w:r>
-      <w:bookmarkStart w:id="46" w:name="_Toc128143314"/>
+      <w:bookmarkStart w:id="45" w:name="_Toc128143314"/>
       <w:r>
         <w:t>Conclusion and Future Work</w:t>
       </w:r>
-      <w:bookmarkEnd w:id="40"/>
+      <w:bookmarkEnd w:id="39"/>
+      <w:bookmarkEnd w:id="45"/>
+    </w:p>
+    <w:p>
+      <w:pPr>
+        <w:pStyle w:val="Heading2"/>
+      </w:pPr>
+      <w:bookmarkStart w:id="46" w:name="_Toc404008246"/>
+      <w:bookmarkStart w:id="47" w:name="_Toc128143315"/>
+      <w:r>
+        <w:t>Conclusion</w:t>
+      </w:r>
       <w:bookmarkEnd w:id="46"/>
-    </w:p>
-    <w:p>
-      <w:pPr>
-        <w:pStyle w:val="Heading2"/>
-      </w:pPr>
-      <w:bookmarkStart w:id="47" w:name="_Toc404008246"/>
-      <w:bookmarkStart w:id="48" w:name="_Toc128143315"/>
-      <w:r>
-        <w:t>Conclusion</w:t>
-      </w:r>
       <w:bookmarkEnd w:id="47"/>
-      <w:bookmarkEnd w:id="48"/>
       <w:r>
         <w:t xml:space="preserve"> </w:t>
       </w:r>
@@ -8465,13 +8686,13 @@
       <w:pPr>
         <w:pStyle w:val="Heading2"/>
       </w:pPr>
-      <w:bookmarkStart w:id="49" w:name="_Toc404008247"/>
-      <w:bookmarkStart w:id="50" w:name="_Toc128143316"/>
+      <w:bookmarkStart w:id="48" w:name="_Toc404008247"/>
+      <w:bookmarkStart w:id="49" w:name="_Toc128143316"/>
       <w:r>
         <w:t>Future Work</w:t>
       </w:r>
+      <w:bookmarkEnd w:id="48"/>
       <w:bookmarkEnd w:id="49"/>
-      <w:bookmarkEnd w:id="50"/>
       <w:r>
         <w:t xml:space="preserve"> </w:t>
       </w:r>
@@ -8510,7 +8731,7 @@
     </w:p>
     <w:p/>
     <w:p>
-      <w:bookmarkStart w:id="51" w:name="_Toc394498202"/>
+      <w:bookmarkStart w:id="50" w:name="_Toc394498202"/>
       <w:r>
         <w:br w:type="page"/>
       </w:r>
@@ -8522,15 +8743,15 @@
           <w:tab w:val="center" w:pos="4320"/>
         </w:tabs>
       </w:pPr>
-      <w:bookmarkStart w:id="52" w:name="_Toc404008248"/>
-      <w:bookmarkStart w:id="53" w:name="_Toc128143317"/>
+      <w:bookmarkStart w:id="51" w:name="_Toc404008248"/>
+      <w:bookmarkStart w:id="52" w:name="_Toc128143317"/>
       <w:r>
         <w:lastRenderedPageBreak/>
         <w:t>References</w:t>
       </w:r>
+      <w:bookmarkEnd w:id="50"/>
       <w:bookmarkEnd w:id="51"/>
       <w:bookmarkEnd w:id="52"/>
-      <w:bookmarkEnd w:id="53"/>
       <w:r>
         <w:tab/>
       </w:r>
@@ -8584,15 +8805,7 @@
         <w:t xml:space="preserve">     </w:t>
       </w:r>
       <w:r>
-        <w:t xml:space="preserve">City of Publisher, Country if not USA: Abbrev. of Publisher, year, </w:t>
-      </w:r>
-      <w:proofErr w:type="spellStart"/>
-      <w:r>
-        <w:t>ch.</w:t>
-      </w:r>
-      <w:proofErr w:type="spellEnd"/>
-      <w:r>
-        <w:t xml:space="preserve"> x, sec. x, pp. </w:t>
+        <w:t xml:space="preserve">City of Publisher, Country if not USA: Abbrev. of Publisher, year, ch. x, sec. x, pp. </w:t>
       </w:r>
       <w:r>
         <w:t xml:space="preserve">  </w:t>
@@ -8781,9 +8994,9 @@
           <w:lang w:val="x-none"/>
         </w:rPr>
       </w:pPr>
-      <w:bookmarkStart w:id="54" w:name="_Toc303784826"/>
-      <w:bookmarkStart w:id="55" w:name="_Toc394498203"/>
-      <w:bookmarkStart w:id="56" w:name="_Toc404008249"/>
+      <w:bookmarkStart w:id="53" w:name="_Toc303784826"/>
+      <w:bookmarkStart w:id="54" w:name="_Toc394498203"/>
+      <w:bookmarkStart w:id="55" w:name="_Toc404008249"/>
       <w:r>
         <w:br w:type="page"/>
       </w:r>
@@ -8792,7 +9005,7 @@
       <w:pPr>
         <w:pStyle w:val="Titles"/>
       </w:pPr>
-      <w:bookmarkStart w:id="57" w:name="_Toc128143318"/>
+      <w:bookmarkStart w:id="56" w:name="_Toc128143318"/>
       <w:r>
         <w:lastRenderedPageBreak/>
         <w:t>Appendix A.</w:t>
@@ -8806,10 +9019,10 @@
       <w:r>
         <w:t>Title of Appendix</w:t>
       </w:r>
+      <w:bookmarkEnd w:id="53"/>
       <w:bookmarkEnd w:id="54"/>
       <w:bookmarkEnd w:id="55"/>
       <w:bookmarkEnd w:id="56"/>
-      <w:bookmarkEnd w:id="57"/>
     </w:p>
     <w:p>
       <w:pPr>
@@ -8878,7 +9091,7 @@
           <w:lang w:val="x-none"/>
         </w:rPr>
       </w:pPr>
-      <w:bookmarkStart w:id="58" w:name="_Toc394498204"/>
+      <w:bookmarkStart w:id="57" w:name="_Toc394498204"/>
       <w:r>
         <w:br w:type="page"/>
       </w:r>
@@ -8887,8 +9100,8 @@
       <w:pPr>
         <w:pStyle w:val="Titles"/>
       </w:pPr>
-      <w:bookmarkStart w:id="59" w:name="_Toc404008250"/>
-      <w:bookmarkStart w:id="60" w:name="_Toc128143319"/>
+      <w:bookmarkStart w:id="58" w:name="_Toc404008250"/>
+      <w:bookmarkStart w:id="59" w:name="_Toc128143319"/>
       <w:r>
         <w:lastRenderedPageBreak/>
         <w:t>Appendix B.</w:t>
@@ -8896,15 +9109,15 @@
       <w:r>
         <w:tab/>
       </w:r>
+      <w:bookmarkEnd w:id="57"/>
+      <w:r>
+        <w:tab/>
+      </w:r>
+      <w:r>
+        <w:t>Title of Appendix</w:t>
+      </w:r>
       <w:bookmarkEnd w:id="58"/>
-      <w:r>
-        <w:tab/>
-      </w:r>
-      <w:r>
-        <w:t>Title of Appendix</w:t>
-      </w:r>
       <w:bookmarkEnd w:id="59"/>
-      <w:bookmarkEnd w:id="60"/>
       <w:r>
         <w:t xml:space="preserve"> </w:t>
       </w:r>
@@ -8930,7 +9143,7 @@
 </file>
 
 <file path=word/endnotes.xml><?xml version="1.0" encoding="utf-8"?>
-<w:endnotes xmlns:wpc="http://schemas.microsoft.com/office/word/2010/wordprocessingCanvas" xmlns:cx="http://schemas.microsoft.com/office/drawing/2014/chartex" xmlns:cx1="http://schemas.microsoft.com/office/drawing/2015/9/8/chartex" xmlns:cx2="http://schemas.microsoft.com/office/drawing/2015/10/21/chartex" xmlns:cx3="http://schemas.microsoft.com/office/drawing/2016/5/9/chartex" xmlns:cx4="http://schemas.microsoft.com/office/drawing/2016/5/10/chartex" xmlns:cx5="http://schemas.microsoft.com/office/drawing/2016/5/11/chartex" xmlns:cx6="http://schemas.microsoft.com/office/drawing/2016/5/12/chartex" xmlns:cx7="http://schemas.microsoft.com/office/drawing/2016/5/13/chartex" xmlns:cx8="http://schemas.microsoft.com/office/drawing/2016/5/14/chartex" xmlns:mc="http://schemas.openxmlformats.org/markup-compatibility/2006" xmlns:aink="http://schemas.microsoft.com/office/drawing/2016/ink" xmlns:am3d="http://schemas.microsoft.com/office/drawing/2017/model3d" xmlns:o="urn:schemas-microsoft-com:office:office" xmlns:oel="http://schemas.microsoft.com/office/2019/extlst" xmlns:r="http://schemas.openxmlformats.org/officeDocument/2006/relationships" xmlns:m="http://schemas.openxmlformats.org/officeDocument/2006/math" xmlns:v="urn:schemas-microsoft-com:vml" xmlns:wp14="http://schemas.microsoft.com/office/word/2010/wordprocessingDrawing" xmlns:wp="http://schemas.openxmlformats.org/drawingml/2006/wordprocessingDrawing" xmlns:w10="urn:schemas-microsoft-com:office:word" xmlns:w="http://schemas.openxmlformats.org/wordprocessingml/2006/main" xmlns:w14="http://schemas.microsoft.com/office/word/2010/wordml" xmlns:w15="http://schemas.microsoft.com/office/word/2012/wordml" xmlns:w16cex="http://schemas.microsoft.com/office/word/2018/wordml/cex" xmlns:w16cid="http://schemas.microsoft.com/office/word/2016/wordml/cid" xmlns:w16="http://schemas.microsoft.com/office/word/2018/wordml" xmlns:w16du="http://schemas.microsoft.com/office/word/2023/wordml/word16du" xmlns:w16sdtdh="http://schemas.microsoft.com/office/word/2020/wordml/sdtdatahash" xmlns:w16sdtfl="http://schemas.microsoft.com/office/word/2024/wordml/sdtformatlock" xmlns:w16se="http://schemas.microsoft.com/office/word/2015/wordml/symex" xmlns:wpg="http://schemas.microsoft.com/office/word/2010/wordprocessingGroup" xmlns:wpi="http://schemas.microsoft.com/office/word/2010/wordprocessingInk" xmlns:wne="http://schemas.microsoft.com/office/word/2006/wordml" xmlns:wps="http://schemas.microsoft.com/office/word/2010/wordprocessingShape" mc:Ignorable="w14 w15 w16se w16cid w16 w16cex w16sdtdh w16sdtfl w16du wp14">
+<w:endnotes xmlns:wpc="http://schemas.microsoft.com/office/word/2010/wordprocessingCanvas" xmlns:cx="http://schemas.microsoft.com/office/drawing/2014/chartex" xmlns:cx1="http://schemas.microsoft.com/office/drawing/2015/9/8/chartex" xmlns:cx2="http://schemas.microsoft.com/office/drawing/2015/10/21/chartex" xmlns:cx3="http://schemas.microsoft.com/office/drawing/2016/5/9/chartex" xmlns:cx4="http://schemas.microsoft.com/office/drawing/2016/5/10/chartex" xmlns:cx5="http://schemas.microsoft.com/office/drawing/2016/5/11/chartex" xmlns:cx6="http://schemas.microsoft.com/office/drawing/2016/5/12/chartex" xmlns:cx7="http://schemas.microsoft.com/office/drawing/2016/5/13/chartex" xmlns:cx8="http://schemas.microsoft.com/office/drawing/2016/5/14/chartex" xmlns:mc="http://schemas.openxmlformats.org/markup-compatibility/2006" xmlns:m="http://schemas.openxmlformats.org/officeDocument/2006/math" xmlns:aink="http://schemas.microsoft.com/office/drawing/2016/ink" xmlns:am3d="http://schemas.microsoft.com/office/drawing/2017/model3d" xmlns:oel="http://schemas.microsoft.com/office/2019/extlst" xmlns:r="http://schemas.openxmlformats.org/officeDocument/2006/relationships" xmlns:wp14="http://schemas.microsoft.com/office/word/2010/wordprocessingDrawing" xmlns:wp="http://schemas.openxmlformats.org/drawingml/2006/wordprocessingDrawing" xmlns:wpg="http://schemas.microsoft.com/office/word/2010/wordprocessingGroup" xmlns:wpi="http://schemas.microsoft.com/office/word/2010/wordprocessingInk" xmlns:wps="http://schemas.microsoft.com/office/word/2010/wordprocessingShape" xmlns:o="urn:schemas-microsoft-com:office:office" xmlns:v="urn:schemas-microsoft-com:vml" xmlns:w10="urn:schemas-microsoft-com:office:word" xmlns:w="http://schemas.openxmlformats.org/wordprocessingml/2006/main" xmlns:w14="http://schemas.microsoft.com/office/word/2010/wordml" xmlns:w15="http://schemas.microsoft.com/office/word/2012/wordml" xmlns:w16cei="http://schemas.microsoft.com/office/word/2026/wordml/cei" xmlns:w16cex="http://schemas.microsoft.com/office/word/2018/wordml/cex" xmlns:w16cid="http://schemas.microsoft.com/office/word/2016/wordml/cid" xmlns:w16="http://schemas.microsoft.com/office/word/2018/wordml" xmlns:w16sdtdh="http://schemas.microsoft.com/office/word/2020/wordml/sdtdatahash" xmlns:w16sdtfl="http://schemas.microsoft.com/office/word/2024/wordml/sdtformatlock" xmlns:w16se="http://schemas.microsoft.com/office/word/2015/wordml/symex" xmlns:w16du="http://schemas.microsoft.com/office/word/2023/wordml/word16du" xmlns:wne="http://schemas.microsoft.com/office/word/2006/wordml" mc:Ignorable="w14 w15 w16se w16cid w16 w16cex w16sdtdh w16sdtfl w16du wp14">
   <w:endnote w:type="separator" w:id="-1">
     <w:p>
       <w:r>
@@ -8949,7 +9162,7 @@
 </file>
 
 <file path=word/footer1.xml><?xml version="1.0" encoding="utf-8"?>
-<w:ftr xmlns:wpc="http://schemas.microsoft.com/office/word/2010/wordprocessingCanvas" xmlns:cx="http://schemas.microsoft.com/office/drawing/2014/chartex" xmlns:cx1="http://schemas.microsoft.com/office/drawing/2015/9/8/chartex" xmlns:cx2="http://schemas.microsoft.com/office/drawing/2015/10/21/chartex" xmlns:cx3="http://schemas.microsoft.com/office/drawing/2016/5/9/chartex" xmlns:cx4="http://schemas.microsoft.com/office/drawing/2016/5/10/chartex" xmlns:cx5="http://schemas.microsoft.com/office/drawing/2016/5/11/chartex" xmlns:cx6="http://schemas.microsoft.com/office/drawing/2016/5/12/chartex" xmlns:cx7="http://schemas.microsoft.com/office/drawing/2016/5/13/chartex" xmlns:cx8="http://schemas.microsoft.com/office/drawing/2016/5/14/chartex" xmlns:mc="http://schemas.openxmlformats.org/markup-compatibility/2006" xmlns:aink="http://schemas.microsoft.com/office/drawing/2016/ink" xmlns:am3d="http://schemas.microsoft.com/office/drawing/2017/model3d" xmlns:o="urn:schemas-microsoft-com:office:office" xmlns:oel="http://schemas.microsoft.com/office/2019/extlst" xmlns:r="http://schemas.openxmlformats.org/officeDocument/2006/relationships" xmlns:m="http://schemas.openxmlformats.org/officeDocument/2006/math" xmlns:v="urn:schemas-microsoft-com:vml" xmlns:wp14="http://schemas.microsoft.com/office/word/2010/wordprocessingDrawing" xmlns:wp="http://schemas.openxmlformats.org/drawingml/2006/wordprocessingDrawing" xmlns:w10="urn:schemas-microsoft-com:office:word" xmlns:w="http://schemas.openxmlformats.org/wordprocessingml/2006/main" xmlns:w14="http://schemas.microsoft.com/office/word/2010/wordml" xmlns:w15="http://schemas.microsoft.com/office/word/2012/wordml" xmlns:w16cex="http://schemas.microsoft.com/office/word/2018/wordml/cex" xmlns:w16cid="http://schemas.microsoft.com/office/word/2016/wordml/cid" xmlns:w16="http://schemas.microsoft.com/office/word/2018/wordml" xmlns:w16du="http://schemas.microsoft.com/office/word/2023/wordml/word16du" xmlns:w16sdtdh="http://schemas.microsoft.com/office/word/2020/wordml/sdtdatahash" xmlns:w16sdtfl="http://schemas.microsoft.com/office/word/2024/wordml/sdtformatlock" xmlns:w16se="http://schemas.microsoft.com/office/word/2015/wordml/symex" xmlns:wpg="http://schemas.microsoft.com/office/word/2010/wordprocessingGroup" xmlns:wpi="http://schemas.microsoft.com/office/word/2010/wordprocessingInk" xmlns:wne="http://schemas.microsoft.com/office/word/2006/wordml" xmlns:wps="http://schemas.microsoft.com/office/word/2010/wordprocessingShape" mc:Ignorable="w14 w15 w16se w16cid w16 w16cex w16sdtdh w16sdtfl w16du wp14">
+<w:ftr xmlns:wpc="http://schemas.microsoft.com/office/word/2010/wordprocessingCanvas" xmlns:cx="http://schemas.microsoft.com/office/drawing/2014/chartex" xmlns:cx1="http://schemas.microsoft.com/office/drawing/2015/9/8/chartex" xmlns:cx2="http://schemas.microsoft.com/office/drawing/2015/10/21/chartex" xmlns:cx3="http://schemas.microsoft.com/office/drawing/2016/5/9/chartex" xmlns:cx4="http://schemas.microsoft.com/office/drawing/2016/5/10/chartex" xmlns:cx5="http://schemas.microsoft.com/office/drawing/2016/5/11/chartex" xmlns:cx6="http://schemas.microsoft.com/office/drawing/2016/5/12/chartex" xmlns:cx7="http://schemas.microsoft.com/office/drawing/2016/5/13/chartex" xmlns:cx8="http://schemas.microsoft.com/office/drawing/2016/5/14/chartex" xmlns:mc="http://schemas.openxmlformats.org/markup-compatibility/2006" xmlns:m="http://schemas.openxmlformats.org/officeDocument/2006/math" xmlns:aink="http://schemas.microsoft.com/office/drawing/2016/ink" xmlns:am3d="http://schemas.microsoft.com/office/drawing/2017/model3d" xmlns:oel="http://schemas.microsoft.com/office/2019/extlst" xmlns:r="http://schemas.openxmlformats.org/officeDocument/2006/relationships" xmlns:wp14="http://schemas.microsoft.com/office/word/2010/wordprocessingDrawing" xmlns:wp="http://schemas.openxmlformats.org/drawingml/2006/wordprocessingDrawing" xmlns:wpg="http://schemas.microsoft.com/office/word/2010/wordprocessingGroup" xmlns:wpi="http://schemas.microsoft.com/office/word/2010/wordprocessingInk" xmlns:wps="http://schemas.microsoft.com/office/word/2010/wordprocessingShape" xmlns:o="urn:schemas-microsoft-com:office:office" xmlns:v="urn:schemas-microsoft-com:vml" xmlns:w10="urn:schemas-microsoft-com:office:word" xmlns:w="http://schemas.openxmlformats.org/wordprocessingml/2006/main" xmlns:w14="http://schemas.microsoft.com/office/word/2010/wordml" xmlns:w15="http://schemas.microsoft.com/office/word/2012/wordml" xmlns:w16cei="http://schemas.microsoft.com/office/word/2026/wordml/cei" xmlns:w16cex="http://schemas.microsoft.com/office/word/2018/wordml/cex" xmlns:w16cid="http://schemas.microsoft.com/office/word/2016/wordml/cid" xmlns:w16="http://schemas.microsoft.com/office/word/2018/wordml" xmlns:w16sdtdh="http://schemas.microsoft.com/office/word/2020/wordml/sdtdatahash" xmlns:w16sdtfl="http://schemas.microsoft.com/office/word/2024/wordml/sdtformatlock" xmlns:w16se="http://schemas.microsoft.com/office/word/2015/wordml/symex" xmlns:w16du="http://schemas.microsoft.com/office/word/2023/wordml/word16du" xmlns:wne="http://schemas.microsoft.com/office/word/2006/wordml" mc:Ignorable="w14 w15 w16se w16cid w16 w16cex w16sdtdh w16sdtfl w16du wp14">
   <w:sdt>
     <w:sdtPr>
       <w:id w:val="1521736399"/>
@@ -9001,7 +9214,7 @@
 </file>
 
 <file path=word/footer2.xml><?xml version="1.0" encoding="utf-8"?>
-<w:ftr xmlns:wpc="http://schemas.microsoft.com/office/word/2010/wordprocessingCanvas" xmlns:cx="http://schemas.microsoft.com/office/drawing/2014/chartex" xmlns:cx1="http://schemas.microsoft.com/office/drawing/2015/9/8/chartex" xmlns:cx2="http://schemas.microsoft.com/office/drawing/2015/10/21/chartex" xmlns:cx3="http://schemas.microsoft.com/office/drawing/2016/5/9/chartex" xmlns:cx4="http://schemas.microsoft.com/office/drawing/2016/5/10/chartex" xmlns:cx5="http://schemas.microsoft.com/office/drawing/2016/5/11/chartex" xmlns:cx6="http://schemas.microsoft.com/office/drawing/2016/5/12/chartex" xmlns:cx7="http://schemas.microsoft.com/office/drawing/2016/5/13/chartex" xmlns:cx8="http://schemas.microsoft.com/office/drawing/2016/5/14/chartex" xmlns:mc="http://schemas.openxmlformats.org/markup-compatibility/2006" xmlns:aink="http://schemas.microsoft.com/office/drawing/2016/ink" xmlns:am3d="http://schemas.microsoft.com/office/drawing/2017/model3d" xmlns:o="urn:schemas-microsoft-com:office:office" xmlns:oel="http://schemas.microsoft.com/office/2019/extlst" xmlns:r="http://schemas.openxmlformats.org/officeDocument/2006/relationships" xmlns:m="http://schemas.openxmlformats.org/officeDocument/2006/math" xmlns:v="urn:schemas-microsoft-com:vml" xmlns:wp14="http://schemas.microsoft.com/office/word/2010/wordprocessingDrawing" xmlns:wp="http://schemas.openxmlformats.org/drawingml/2006/wordprocessingDrawing" xmlns:w10="urn:schemas-microsoft-com:office:word" xmlns:w="http://schemas.openxmlformats.org/wordprocessingml/2006/main" xmlns:w14="http://schemas.microsoft.com/office/word/2010/wordml" xmlns:w15="http://schemas.microsoft.com/office/word/2012/wordml" xmlns:w16cex="http://schemas.microsoft.com/office/word/2018/wordml/cex" xmlns:w16cid="http://schemas.microsoft.com/office/word/2016/wordml/cid" xmlns:w16="http://schemas.microsoft.com/office/word/2018/wordml" xmlns:w16du="http://schemas.microsoft.com/office/word/2023/wordml/word16du" xmlns:w16sdtdh="http://schemas.microsoft.com/office/word/2020/wordml/sdtdatahash" xmlns:w16sdtfl="http://schemas.microsoft.com/office/word/2024/wordml/sdtformatlock" xmlns:w16se="http://schemas.microsoft.com/office/word/2015/wordml/symex" xmlns:wpg="http://schemas.microsoft.com/office/word/2010/wordprocessingGroup" xmlns:wpi="http://schemas.microsoft.com/office/word/2010/wordprocessingInk" xmlns:wne="http://schemas.microsoft.com/office/word/2006/wordml" xmlns:wps="http://schemas.microsoft.com/office/word/2010/wordprocessingShape" mc:Ignorable="w14 w15 w16se w16cid w16 w16cex w16sdtdh w16sdtfl w16du wp14">
+<w:ftr xmlns:wpc="http://schemas.microsoft.com/office/word/2010/wordprocessingCanvas" xmlns:cx="http://schemas.microsoft.com/office/drawing/2014/chartex" xmlns:cx1="http://schemas.microsoft.com/office/drawing/2015/9/8/chartex" xmlns:cx2="http://schemas.microsoft.com/office/drawing/2015/10/21/chartex" xmlns:cx3="http://schemas.microsoft.com/office/drawing/2016/5/9/chartex" xmlns:cx4="http://schemas.microsoft.com/office/drawing/2016/5/10/chartex" xmlns:cx5="http://schemas.microsoft.com/office/drawing/2016/5/11/chartex" xmlns:cx6="http://schemas.microsoft.com/office/drawing/2016/5/12/chartex" xmlns:cx7="http://schemas.microsoft.com/office/drawing/2016/5/13/chartex" xmlns:cx8="http://schemas.microsoft.com/office/drawing/2016/5/14/chartex" xmlns:mc="http://schemas.openxmlformats.org/markup-compatibility/2006" xmlns:m="http://schemas.openxmlformats.org/officeDocument/2006/math" xmlns:aink="http://schemas.microsoft.com/office/drawing/2016/ink" xmlns:am3d="http://schemas.microsoft.com/office/drawing/2017/model3d" xmlns:oel="http://schemas.microsoft.com/office/2019/extlst" xmlns:r="http://schemas.openxmlformats.org/officeDocument/2006/relationships" xmlns:wp14="http://schemas.microsoft.com/office/word/2010/wordprocessingDrawing" xmlns:wp="http://schemas.openxmlformats.org/drawingml/2006/wordprocessingDrawing" xmlns:wpg="http://schemas.microsoft.com/office/word/2010/wordprocessingGroup" xmlns:wpi="http://schemas.microsoft.com/office/word/2010/wordprocessingInk" xmlns:wps="http://schemas.microsoft.com/office/word/2010/wordprocessingShape" xmlns:o="urn:schemas-microsoft-com:office:office" xmlns:v="urn:schemas-microsoft-com:vml" xmlns:w10="urn:schemas-microsoft-com:office:word" xmlns:w="http://schemas.openxmlformats.org/wordprocessingml/2006/main" xmlns:w14="http://schemas.microsoft.com/office/word/2010/wordml" xmlns:w15="http://schemas.microsoft.com/office/word/2012/wordml" xmlns:w16cei="http://schemas.microsoft.com/office/word/2026/wordml/cei" xmlns:w16cex="http://schemas.microsoft.com/office/word/2018/wordml/cex" xmlns:w16cid="http://schemas.microsoft.com/office/word/2016/wordml/cid" xmlns:w16="http://schemas.microsoft.com/office/word/2018/wordml" xmlns:w16sdtdh="http://schemas.microsoft.com/office/word/2020/wordml/sdtdatahash" xmlns:w16sdtfl="http://schemas.microsoft.com/office/word/2024/wordml/sdtformatlock" xmlns:w16se="http://schemas.microsoft.com/office/word/2015/wordml/symex" xmlns:w16du="http://schemas.microsoft.com/office/word/2023/wordml/word16du" xmlns:wne="http://schemas.microsoft.com/office/word/2006/wordml" mc:Ignorable="w14 w15 w16se w16cid w16 w16cex w16sdtdh w16sdtfl w16du wp14">
   <w:sdt>
     <w:sdtPr>
       <w:id w:val="-578296614"/>
@@ -9046,7 +9259,7 @@
 </file>
 
 <file path=word/footnotes.xml><?xml version="1.0" encoding="utf-8"?>
-<w:footnotes xmlns:wpc="http://schemas.microsoft.com/office/word/2010/wordprocessingCanvas" xmlns:cx="http://schemas.microsoft.com/office/drawing/2014/chartex" xmlns:cx1="http://schemas.microsoft.com/office/drawing/2015/9/8/chartex" xmlns:cx2="http://schemas.microsoft.com/office/drawing/2015/10/21/chartex" xmlns:cx3="http://schemas.microsoft.com/office/drawing/2016/5/9/chartex" xmlns:cx4="http://schemas.microsoft.com/office/drawing/2016/5/10/chartex" xmlns:cx5="http://schemas.microsoft.com/office/drawing/2016/5/11/chartex" xmlns:cx6="http://schemas.microsoft.com/office/drawing/2016/5/12/chartex" xmlns:cx7="http://schemas.microsoft.com/office/drawing/2016/5/13/chartex" xmlns:cx8="http://schemas.microsoft.com/office/drawing/2016/5/14/chartex" xmlns:mc="http://schemas.openxmlformats.org/markup-compatibility/2006" xmlns:aink="http://schemas.microsoft.com/office/drawing/2016/ink" xmlns:am3d="http://schemas.microsoft.com/office/drawing/2017/model3d" xmlns:o="urn:schemas-microsoft-com:office:office" xmlns:oel="http://schemas.microsoft.com/office/2019/extlst" xmlns:r="http://schemas.openxmlformats.org/officeDocument/2006/relationships" xmlns:m="http://schemas.openxmlformats.org/officeDocument/2006/math" xmlns:v="urn:schemas-microsoft-com:vml" xmlns:wp14="http://schemas.microsoft.com/office/word/2010/wordprocessingDrawing" xmlns:wp="http://schemas.openxmlformats.org/drawingml/2006/wordprocessingDrawing" xmlns:w10="urn:schemas-microsoft-com:office:word" xmlns:w="http://schemas.openxmlformats.org/wordprocessingml/2006/main" xmlns:w14="http://schemas.microsoft.com/office/word/2010/wordml" xmlns:w15="http://schemas.microsoft.com/office/word/2012/wordml" xmlns:w16cex="http://schemas.microsoft.com/office/word/2018/wordml/cex" xmlns:w16cid="http://schemas.microsoft.com/office/word/2016/wordml/cid" xmlns:w16="http://schemas.microsoft.com/office/word/2018/wordml" xmlns:w16du="http://schemas.microsoft.com/office/word/2023/wordml/word16du" xmlns:w16sdtdh="http://schemas.microsoft.com/office/word/2020/wordml/sdtdatahash" xmlns:w16sdtfl="http://schemas.microsoft.com/office/word/2024/wordml/sdtformatlock" xmlns:w16se="http://schemas.microsoft.com/office/word/2015/wordml/symex" xmlns:wpg="http://schemas.microsoft.com/office/word/2010/wordprocessingGroup" xmlns:wpi="http://schemas.microsoft.com/office/word/2010/wordprocessingInk" xmlns:wne="http://schemas.microsoft.com/office/word/2006/wordml" xmlns:wps="http://schemas.microsoft.com/office/word/2010/wordprocessingShape" mc:Ignorable="w14 w15 w16se w16cid w16 w16cex w16sdtdh w16sdtfl w16du wp14">
+<w:footnotes xmlns:wpc="http://schemas.microsoft.com/office/word/2010/wordprocessingCanvas" xmlns:cx="http://schemas.microsoft.com/office/drawing/2014/chartex" xmlns:cx1="http://schemas.microsoft.com/office/drawing/2015/9/8/chartex" xmlns:cx2="http://schemas.microsoft.com/office/drawing/2015/10/21/chartex" xmlns:cx3="http://schemas.microsoft.com/office/drawing/2016/5/9/chartex" xmlns:cx4="http://schemas.microsoft.com/office/drawing/2016/5/10/chartex" xmlns:cx5="http://schemas.microsoft.com/office/drawing/2016/5/11/chartex" xmlns:cx6="http://schemas.microsoft.com/office/drawing/2016/5/12/chartex" xmlns:cx7="http://schemas.microsoft.com/office/drawing/2016/5/13/chartex" xmlns:cx8="http://schemas.microsoft.com/office/drawing/2016/5/14/chartex" xmlns:mc="http://schemas.openxmlformats.org/markup-compatibility/2006" xmlns:m="http://schemas.openxmlformats.org/officeDocument/2006/math" xmlns:aink="http://schemas.microsoft.com/office/drawing/2016/ink" xmlns:am3d="http://schemas.microsoft.com/office/drawing/2017/model3d" xmlns:oel="http://schemas.microsoft.com/office/2019/extlst" xmlns:r="http://schemas.openxmlformats.org/officeDocument/2006/relationships" xmlns:wp14="http://schemas.microsoft.com/office/word/2010/wordprocessingDrawing" xmlns:wp="http://schemas.openxmlformats.org/drawingml/2006/wordprocessingDrawing" xmlns:wpg="http://schemas.microsoft.com/office/word/2010/wordprocessingGroup" xmlns:wpi="http://schemas.microsoft.com/office/word/2010/wordprocessingInk" xmlns:wps="http://schemas.microsoft.com/office/word/2010/wordprocessingShape" xmlns:o="urn:schemas-microsoft-com:office:office" xmlns:v="urn:schemas-microsoft-com:vml" xmlns:w10="urn:schemas-microsoft-com:office:word" xmlns:w="http://schemas.openxmlformats.org/wordprocessingml/2006/main" xmlns:w14="http://schemas.microsoft.com/office/word/2010/wordml" xmlns:w15="http://schemas.microsoft.com/office/word/2012/wordml" xmlns:w16cei="http://schemas.microsoft.com/office/word/2026/wordml/cei" xmlns:w16cex="http://schemas.microsoft.com/office/word/2018/wordml/cex" xmlns:w16cid="http://schemas.microsoft.com/office/word/2016/wordml/cid" xmlns:w16="http://schemas.microsoft.com/office/word/2018/wordml" xmlns:w16sdtdh="http://schemas.microsoft.com/office/word/2020/wordml/sdtdatahash" xmlns:w16sdtfl="http://schemas.microsoft.com/office/word/2024/wordml/sdtformatlock" xmlns:w16se="http://schemas.microsoft.com/office/word/2015/wordml/symex" xmlns:w16du="http://schemas.microsoft.com/office/word/2023/wordml/word16du" xmlns:wne="http://schemas.microsoft.com/office/word/2006/wordml" mc:Ignorable="w14 w15 w16se w16cid w16 w16cex w16sdtdh w16sdtfl w16du wp14">
   <w:footnote w:type="separator" w:id="-1">
     <w:p>
       <w:r>
@@ -9065,7 +9278,7 @@
 </file>
 
 <file path=word/header1.xml><?xml version="1.0" encoding="utf-8"?>
-<w:hdr xmlns:wpc="http://schemas.microsoft.com/office/word/2010/wordprocessingCanvas" xmlns:cx="http://schemas.microsoft.com/office/drawing/2014/chartex" xmlns:cx1="http://schemas.microsoft.com/office/drawing/2015/9/8/chartex" xmlns:cx2="http://schemas.microsoft.com/office/drawing/2015/10/21/chartex" xmlns:cx3="http://schemas.microsoft.com/office/drawing/2016/5/9/chartex" xmlns:cx4="http://schemas.microsoft.com/office/drawing/2016/5/10/chartex" xmlns:cx5="http://schemas.microsoft.com/office/drawing/2016/5/11/chartex" xmlns:cx6="http://schemas.microsoft.com/office/drawing/2016/5/12/chartex" xmlns:cx7="http://schemas.microsoft.com/office/drawing/2016/5/13/chartex" xmlns:cx8="http://schemas.microsoft.com/office/drawing/2016/5/14/chartex" xmlns:mc="http://schemas.openxmlformats.org/markup-compatibility/2006" xmlns:aink="http://schemas.microsoft.com/office/drawing/2016/ink" xmlns:am3d="http://schemas.microsoft.com/office/drawing/2017/model3d" xmlns:o="urn:schemas-microsoft-com:office:office" xmlns:oel="http://schemas.microsoft.com/office/2019/extlst" xmlns:r="http://schemas.openxmlformats.org/officeDocument/2006/relationships" xmlns:m="http://schemas.openxmlformats.org/officeDocument/2006/math" xmlns:v="urn:schemas-microsoft-com:vml" xmlns:wp14="http://schemas.microsoft.com/office/word/2010/wordprocessingDrawing" xmlns:wp="http://schemas.openxmlformats.org/drawingml/2006/wordprocessingDrawing" xmlns:w10="urn:schemas-microsoft-com:office:word" xmlns:w="http://schemas.openxmlformats.org/wordprocessingml/2006/main" xmlns:w14="http://schemas.microsoft.com/office/word/2010/wordml" xmlns:w15="http://schemas.microsoft.com/office/word/2012/wordml" xmlns:w16cex="http://schemas.microsoft.com/office/word/2018/wordml/cex" xmlns:w16cid="http://schemas.microsoft.com/office/word/2016/wordml/cid" xmlns:w16="http://schemas.microsoft.com/office/word/2018/wordml" xmlns:w16du="http://schemas.microsoft.com/office/word/2023/wordml/word16du" xmlns:w16sdtdh="http://schemas.microsoft.com/office/word/2020/wordml/sdtdatahash" xmlns:w16sdtfl="http://schemas.microsoft.com/office/word/2024/wordml/sdtformatlock" xmlns:w16se="http://schemas.microsoft.com/office/word/2015/wordml/symex" xmlns:wpg="http://schemas.microsoft.com/office/word/2010/wordprocessingGroup" xmlns:wpi="http://schemas.microsoft.com/office/word/2010/wordprocessingInk" xmlns:wne="http://schemas.microsoft.com/office/word/2006/wordml" xmlns:wps="http://schemas.microsoft.com/office/word/2010/wordprocessingShape" mc:Ignorable="w14 w15 w16se w16cid w16 w16cex w16sdtdh w16sdtfl w16du wp14">
+<w:hdr xmlns:wpc="http://schemas.microsoft.com/office/word/2010/wordprocessingCanvas" xmlns:cx="http://schemas.microsoft.com/office/drawing/2014/chartex" xmlns:cx1="http://schemas.microsoft.com/office/drawing/2015/9/8/chartex" xmlns:cx2="http://schemas.microsoft.com/office/drawing/2015/10/21/chartex" xmlns:cx3="http://schemas.microsoft.com/office/drawing/2016/5/9/chartex" xmlns:cx4="http://schemas.microsoft.com/office/drawing/2016/5/10/chartex" xmlns:cx5="http://schemas.microsoft.com/office/drawing/2016/5/11/chartex" xmlns:cx6="http://schemas.microsoft.com/office/drawing/2016/5/12/chartex" xmlns:cx7="http://schemas.microsoft.com/office/drawing/2016/5/13/chartex" xmlns:cx8="http://schemas.microsoft.com/office/drawing/2016/5/14/chartex" xmlns:mc="http://schemas.openxmlformats.org/markup-compatibility/2006" xmlns:m="http://schemas.openxmlformats.org/officeDocument/2006/math" xmlns:aink="http://schemas.microsoft.com/office/drawing/2016/ink" xmlns:am3d="http://schemas.microsoft.com/office/drawing/2017/model3d" xmlns:oel="http://schemas.microsoft.com/office/2019/extlst" xmlns:r="http://schemas.openxmlformats.org/officeDocument/2006/relationships" xmlns:wp14="http://schemas.microsoft.com/office/word/2010/wordprocessingDrawing" xmlns:wp="http://schemas.openxmlformats.org/drawingml/2006/wordprocessingDrawing" xmlns:wpg="http://schemas.microsoft.com/office/word/2010/wordprocessingGroup" xmlns:wpi="http://schemas.microsoft.com/office/word/2010/wordprocessingInk" xmlns:wps="http://schemas.microsoft.com/office/word/2010/wordprocessingShape" xmlns:o="urn:schemas-microsoft-com:office:office" xmlns:v="urn:schemas-microsoft-com:vml" xmlns:w10="urn:schemas-microsoft-com:office:word" xmlns:w="http://schemas.openxmlformats.org/wordprocessingml/2006/main" xmlns:w14="http://schemas.microsoft.com/office/word/2010/wordml" xmlns:w15="http://schemas.microsoft.com/office/word/2012/wordml" xmlns:w16cei="http://schemas.microsoft.com/office/word/2026/wordml/cei" xmlns:w16cex="http://schemas.microsoft.com/office/word/2018/wordml/cex" xmlns:w16cid="http://schemas.microsoft.com/office/word/2016/wordml/cid" xmlns:w16="http://schemas.microsoft.com/office/word/2018/wordml" xmlns:w16sdtdh="http://schemas.microsoft.com/office/word/2020/wordml/sdtdatahash" xmlns:w16sdtfl="http://schemas.microsoft.com/office/word/2024/wordml/sdtformatlock" xmlns:w16se="http://schemas.microsoft.com/office/word/2015/wordml/symex" xmlns:w16du="http://schemas.microsoft.com/office/word/2023/wordml/word16du" xmlns:wne="http://schemas.microsoft.com/office/word/2006/wordml" mc:Ignorable="w14 w15 w16se w16cid w16 w16cex w16sdtdh w16sdtfl w16du wp14">
   <w:p>
     <w:pPr>
       <w:pStyle w:val="Header"/>
@@ -9083,7 +9296,7 @@
 </file>
 
 <file path=word/numbering.xml><?xml version="1.0" encoding="utf-8"?>
-<w:numbering xmlns:wpc="http://schemas.microsoft.com/office/word/2010/wordprocessingCanvas" xmlns:cx="http://schemas.microsoft.com/office/drawing/2014/chartex" xmlns:cx1="http://schemas.microsoft.com/office/drawing/2015/9/8/chartex" xmlns:cx2="http://schemas.microsoft.com/office/drawing/2015/10/21/chartex" xmlns:cx3="http://schemas.microsoft.com/office/drawing/2016/5/9/chartex" xmlns:cx4="http://schemas.microsoft.com/office/drawing/2016/5/10/chartex" xmlns:cx5="http://schemas.microsoft.com/office/drawing/2016/5/11/chartex" xmlns:cx6="http://schemas.microsoft.com/office/drawing/2016/5/12/chartex" xmlns:cx7="http://schemas.microsoft.com/office/drawing/2016/5/13/chartex" xmlns:cx8="http://schemas.microsoft.com/office/drawing/2016/5/14/chartex" xmlns:mc="http://schemas.openxmlformats.org/markup-compatibility/2006" xmlns:aink="http://schemas.microsoft.com/office/drawing/2016/ink" xmlns:am3d="http://schemas.microsoft.com/office/drawing/2017/model3d" xmlns:o="urn:schemas-microsoft-com:office:office" xmlns:oel="http://schemas.microsoft.com/office/2019/extlst" xmlns:r="http://schemas.openxmlformats.org/officeDocument/2006/relationships" xmlns:m="http://schemas.openxmlformats.org/officeDocument/2006/math" xmlns:v="urn:schemas-microsoft-com:vml" xmlns:wp14="http://schemas.microsoft.com/office/word/2010/wordprocessingDrawing" xmlns:wp="http://schemas.openxmlformats.org/drawingml/2006/wordprocessingDrawing" xmlns:w10="urn:schemas-microsoft-com:office:word" xmlns:w="http://schemas.openxmlformats.org/wordprocessingml/2006/main" xmlns:w14="http://schemas.microsoft.com/office/word/2010/wordml" xmlns:w15="http://schemas.microsoft.com/office/word/2012/wordml" xmlns:w16cex="http://schemas.microsoft.com/office/word/2018/wordml/cex" xmlns:w16cid="http://schemas.microsoft.com/office/word/2016/wordml/cid" xmlns:w16="http://schemas.microsoft.com/office/word/2018/wordml" xmlns:w16du="http://schemas.microsoft.com/office/word/2023/wordml/word16du" xmlns:w16sdtdh="http://schemas.microsoft.com/office/word/2020/wordml/sdtdatahash" xmlns:w16sdtfl="http://schemas.microsoft.com/office/word/2024/wordml/sdtformatlock" xmlns:w16se="http://schemas.microsoft.com/office/word/2015/wordml/symex" xmlns:wpg="http://schemas.microsoft.com/office/word/2010/wordprocessingGroup" xmlns:wpi="http://schemas.microsoft.com/office/word/2010/wordprocessingInk" xmlns:wne="http://schemas.microsoft.com/office/word/2006/wordml" xmlns:wps="http://schemas.microsoft.com/office/word/2010/wordprocessingShape" mc:Ignorable="w14 w15 w16se w16cid w16 w16cex w16sdtdh w16sdtfl w16du wp14">
+<w:numbering xmlns:wpc="http://schemas.microsoft.com/office/word/2010/wordprocessingCanvas" xmlns:cx="http://schemas.microsoft.com/office/drawing/2014/chartex" xmlns:cx1="http://schemas.microsoft.com/office/drawing/2015/9/8/chartex" xmlns:cx2="http://schemas.microsoft.com/office/drawing/2015/10/21/chartex" xmlns:cx3="http://schemas.microsoft.com/office/drawing/2016/5/9/chartex" xmlns:cx4="http://schemas.microsoft.com/office/drawing/2016/5/10/chartex" xmlns:cx5="http://schemas.microsoft.com/office/drawing/2016/5/11/chartex" xmlns:cx6="http://schemas.microsoft.com/office/drawing/2016/5/12/chartex" xmlns:cx7="http://schemas.microsoft.com/office/drawing/2016/5/13/chartex" xmlns:cx8="http://schemas.microsoft.com/office/drawing/2016/5/14/chartex" xmlns:mc="http://schemas.openxmlformats.org/markup-compatibility/2006" xmlns:m="http://schemas.openxmlformats.org/officeDocument/2006/math" xmlns:aink="http://schemas.microsoft.com/office/drawing/2016/ink" xmlns:am3d="http://schemas.microsoft.com/office/drawing/2017/model3d" xmlns:oel="http://schemas.microsoft.com/office/2019/extlst" xmlns:r="http://schemas.openxmlformats.org/officeDocument/2006/relationships" xmlns:wp14="http://schemas.microsoft.com/office/word/2010/wordprocessingDrawing" xmlns:wp="http://schemas.openxmlformats.org/drawingml/2006/wordprocessingDrawing" xmlns:wpg="http://schemas.microsoft.com/office/word/2010/wordprocessingGroup" xmlns:wpi="http://schemas.microsoft.com/office/word/2010/wordprocessingInk" xmlns:wps="http://schemas.microsoft.com/office/word/2010/wordprocessingShape" xmlns:o="urn:schemas-microsoft-com:office:office" xmlns:v="urn:schemas-microsoft-com:vml" xmlns:w10="urn:schemas-microsoft-com:office:word" xmlns:w="http://schemas.openxmlformats.org/wordprocessingml/2006/main" xmlns:w14="http://schemas.microsoft.com/office/word/2010/wordml" xmlns:w15="http://schemas.microsoft.com/office/word/2012/wordml" xmlns:w16cei="http://schemas.microsoft.com/office/word/2026/wordml/cei" xmlns:w16cex="http://schemas.microsoft.com/office/word/2018/wordml/cex" xmlns:w16cid="http://schemas.microsoft.com/office/word/2016/wordml/cid" xmlns:w16="http://schemas.microsoft.com/office/word/2018/wordml" xmlns:w16sdtdh="http://schemas.microsoft.com/office/word/2020/wordml/sdtdatahash" xmlns:w16sdtfl="http://schemas.microsoft.com/office/word/2024/wordml/sdtformatlock" xmlns:w16se="http://schemas.microsoft.com/office/word/2015/wordml/symex" xmlns:w16du="http://schemas.microsoft.com/office/word/2023/wordml/word16du" xmlns:wne="http://schemas.microsoft.com/office/word/2006/wordml" mc:Ignorable="w14 w15 w16se w16cid w16 w16cex w16sdtdh w16sdtfl w16du wp14">
   <w:abstractNum w:abstractNumId="0" w15:restartNumberingAfterBreak="0">
     <w:nsid w:val="119E1A26"/>
     <w:multiLevelType w:val="hybridMultilevel"/>
@@ -9513,7 +9726,7 @@
 </file>
 
 <file path=word/styles.xml><?xml version="1.0" encoding="utf-8"?>
-<w:styles xmlns:mc="http://schemas.openxmlformats.org/markup-compatibility/2006" xmlns:r="http://schemas.openxmlformats.org/officeDocument/2006/relationships" xmlns:w="http://schemas.openxmlformats.org/wordprocessingml/2006/main" xmlns:w14="http://schemas.microsoft.com/office/word/2010/wordml" xmlns:w15="http://schemas.microsoft.com/office/word/2012/wordml" xmlns:w16cex="http://schemas.microsoft.com/office/word/2018/wordml/cex" xmlns:w16cid="http://schemas.microsoft.com/office/word/2016/wordml/cid" xmlns:w16="http://schemas.microsoft.com/office/word/2018/wordml" xmlns:w16du="http://schemas.microsoft.com/office/word/2023/wordml/word16du" xmlns:w16sdtdh="http://schemas.microsoft.com/office/word/2020/wordml/sdtdatahash" xmlns:w16sdtfl="http://schemas.microsoft.com/office/word/2024/wordml/sdtformatlock" xmlns:w16se="http://schemas.microsoft.com/office/word/2015/wordml/symex" mc:Ignorable="w14 w15 w16se w16cid w16 w16cex w16sdtdh w16sdtfl w16du">
+<w:styles xmlns:mc="http://schemas.openxmlformats.org/markup-compatibility/2006" xmlns:r="http://schemas.openxmlformats.org/officeDocument/2006/relationships" xmlns:w="http://schemas.openxmlformats.org/wordprocessingml/2006/main" xmlns:w14="http://schemas.microsoft.com/office/word/2010/wordml" xmlns:w15="http://schemas.microsoft.com/office/word/2012/wordml" xmlns:w16cex="http://schemas.microsoft.com/office/word/2018/wordml/cex" xmlns:w16cid="http://schemas.microsoft.com/office/word/2016/wordml/cid" xmlns:w16="http://schemas.microsoft.com/office/word/2018/wordml" xmlns:w16sdtdh="http://schemas.microsoft.com/office/word/2020/wordml/sdtdatahash" xmlns:w16sdtfl="http://schemas.microsoft.com/office/word/2024/wordml/sdtformatlock" xmlns:w16se="http://schemas.microsoft.com/office/word/2015/wordml/symex" xmlns:w16du="http://schemas.microsoft.com/office/word/2023/wordml/word16du" mc:Ignorable="w14 w15 w16se w16cid w16 w16cex w16sdtdh w16sdtfl w16du">
   <w:docDefaults>
     <w:rPrDefault>
       <w:rPr>
@@ -11488,11 +11701,112 @@
     <b:Pages>7354</b:Pages>
     <b:RefOrder>17</b:RefOrder>
   </b:Source>
+  <b:Source>
+    <b:Tag>MaS241</b:Tag>
+    <b:SourceType>JournalArticle</b:SourceType>
+    <b:Guid>{7E61B44A-1070-8B4A-95AC-353498748A10}</b:Guid>
+    <b:Author>
+      <b:Author>
+        <b:NameList>
+          <b:Person>
+            <b:Last>Ma</b:Last>
+            <b:First>Shishuang</b:First>
+          </b:Person>
+          <b:Person>
+            <b:Last>Zhang</b:Last>
+            <b:First>Xiaoshuang</b:First>
+          </b:Person>
+        </b:NameList>
+      </b:Author>
+    </b:Author>
+    <b:Title>Integrating blockchain and ZK-Rollup for efficient healthcare data privacy protection system via IPFS</b:Title>
+    <b:JournalName>Scientific Reports</b:JournalName>
+    <b:Year>2024</b:Year>
+    <b:Volume>14</b:Volume>
+    <b:Pages>11746</b:Pages>
+    <b:RefOrder>18</b:RefOrder>
+  </b:Source>
+  <b:Source>
+    <b:Tag>Isl25</b:Tag>
+    <b:SourceType>JournalArticle</b:SourceType>
+    <b:Guid>{314730A9-8101-5242-A167-6EB4DAE95008}</b:Guid>
+    <b:Author>
+      <b:Author>
+        <b:NameList>
+          <b:Person>
+            <b:Last>Islayem</b:Last>
+            <b:First>Radwan</b:First>
+          </b:Person>
+          <b:Person>
+            <b:Last>Gebreab</b:Last>
+            <b:First>Samuel</b:First>
+          </b:Person>
+          <b:Person>
+            <b:Last>AlKhader</b:Last>
+            <b:First>Wasan</b:First>
+          </b:Person>
+          <b:Person>
+            <b:Last>Musamih</b:Last>
+            <b:First>Ahmad</b:First>
+          </b:Person>
+          <b:Person>
+            <b:Last>Salah</b:Last>
+            <b:First>Khaled</b:First>
+          </b:Person>
+          <b:Person>
+            <b:Last>Jayaraman</b:Last>
+            <b:First>Raja</b:First>
+          </b:Person>
+          <b:Person>
+            <b:Last>Khan</b:Last>
+            <b:First>Muhammad</b:First>
+            <b:Middle>Khurram</b:Middle>
+          </b:Person>
+        </b:NameList>
+      </b:Author>
+    </b:Author>
+    <b:Title>Using large language models for enhanced fraud analysis and detection in blockchain based health insurance claims</b:Title>
+    <b:JournalName>Scientific Reports</b:JournalName>
+    <b:Year>2025</b:Year>
+    <b:Volume>15</b:Volume>
+    <b:Pages>29763</b:Pages>
+    <b:RefOrder>19</b:RefOrder>
+  </b:Source>
+  <b:Source>
+    <b:Tag>Sch24</b:Tag>
+    <b:SourceType>JournalArticle</b:SourceType>
+    <b:Guid>{8D70C8C4-1351-A74D-AB54-14F9D8ADB757}</b:Guid>
+    <b:Author>
+      <b:Author>
+        <b:NameList>
+          <b:Person>
+            <b:Last>Schrijver</b:Last>
+            <b:First>Gilian</b:First>
+          </b:Person>
+          <b:Person>
+            <b:Last>Sarmah</b:Last>
+            <b:First>Dipti</b:First>
+            <b:Middle>K.</b:Middle>
+          </b:Person>
+          <b:Person>
+            <b:Last>El-hajj</b:Last>
+            <b:First>Mohammed</b:First>
+          </b:Person>
+        </b:NameList>
+      </b:Author>
+    </b:Author>
+    <b:Title>Automobile insurance fraud detection using data mining: A systematic literature review</b:Title>
+    <b:JournalName>Intelligent Systems with Applications</b:JournalName>
+    <b:Year>2024</b:Year>
+    <b:Volume>21</b:Volume>
+    <b:Pages>200340</b:Pages>
+    <b:RefOrder>20</b:RefOrder>
+  </b:Source>
 </b:Sources>
 </file>
 
 <file path=customXml/itemProps1.xml><?xml version="1.0" encoding="utf-8"?>
-<ds:datastoreItem xmlns:ds="http://schemas.openxmlformats.org/officeDocument/2006/customXml" ds:itemID="{63E6F718-0167-1241-8643-1299A37F70B6}">
+<ds:datastoreItem xmlns:ds="http://schemas.openxmlformats.org/officeDocument/2006/customXml" ds:itemID="{B1CC0772-2149-D14A-85E6-FFFB5750A7B1}">
   <ds:schemaRefs>
     <ds:schemaRef ds:uri="http://schemas.openxmlformats.org/officeDocument/2006/bibliography"/>
   </ds:schemaRefs>

--- a/docs/Dissertation_Ganesh_oli.docx
+++ b/docs/Dissertation_Ganesh_oli.docx
@@ -7623,7 +7623,7 @@
         </w:rPr>
         <w:lastRenderedPageBreak/>
         <w:drawing>
-          <wp:inline distT="0" distB="0" distL="0" distR="0" wp14:anchorId="7A3BD978" wp14:editId="733AEFF0">
+          <wp:inline distT="0" distB="0" distL="0" distR="0" wp14:anchorId="7A3BD978" wp14:editId="35574BC1">
             <wp:extent cx="5486400" cy="5061585"/>
             <wp:effectExtent l="0" t="0" r="0" b="5715"/>
             <wp:docPr id="591651142" name="Picture 1"/>
@@ -8012,6 +8012,92 @@
         </w:rPr>
         <w:t xml:space="preserve">The second kind of data is the ledger itself. No publicly available dataset of blockchain-recorded insurance claims was found during the literature review, which is unsurprising given how recent this work is. </w:t>
       </w:r>
+      <w:r>
+        <w:rPr>
+          <w:rFonts w:eastAsiaTheme="minorEastAsia"/>
+          <w:color w:val="000000" w:themeColor="text1"/>
+        </w:rPr>
+        <w:t xml:space="preserve">The claims in the Kaggle dataset will therefore be replayed through the smart contract, so that each one produces a genuine on-chain transaction on </w:t>
+      </w:r>
+      <w:proofErr w:type="spellStart"/>
+      <w:r>
+        <w:rPr>
+          <w:rFonts w:eastAsiaTheme="minorEastAsia"/>
+          <w:color w:val="000000" w:themeColor="text1"/>
+        </w:rPr>
+        <w:t>Sepolia</w:t>
+      </w:r>
+      <w:proofErr w:type="spellEnd"/>
+      <w:r>
+        <w:rPr>
+          <w:rFonts w:eastAsiaTheme="minorEastAsia"/>
+          <w:color w:val="000000" w:themeColor="text1"/>
+        </w:rPr>
+        <w:t xml:space="preserve"> with real timestamps, real gas costs and real confirmation delay. This gives an </w:t>
+      </w:r>
+      <w:r>
+        <w:rPr>
+          <w:rFonts w:eastAsiaTheme="minorEastAsia"/>
+          <w:color w:val="000000" w:themeColor="text1"/>
+        </w:rPr>
+        <w:lastRenderedPageBreak/>
+        <w:t xml:space="preserve">authentic ledger trace rather than a simulated one. </w:t>
+      </w:r>
+      <w:sdt>
+        <w:sdtPr>
+          <w:rPr>
+            <w:rFonts w:eastAsiaTheme="minorEastAsia"/>
+            <w:color w:val="000000" w:themeColor="text1"/>
+          </w:rPr>
+          <w:id w:val="-32041261"/>
+          <w:citation/>
+        </w:sdtPr>
+        <w:sdtContent>
+          <w:r>
+            <w:rPr>
+              <w:rFonts w:eastAsiaTheme="minorEastAsia"/>
+              <w:color w:val="000000" w:themeColor="text1"/>
+            </w:rPr>
+            <w:fldChar w:fldCharType="begin"/>
+          </w:r>
+          <w:r>
+            <w:rPr>
+              <w:rFonts w:eastAsiaTheme="minorEastAsia"/>
+              <w:color w:val="000000" w:themeColor="text1"/>
+            </w:rPr>
+            <w:instrText xml:space="preserve"> CITATION Isl25 \l 1033 </w:instrText>
+          </w:r>
+          <w:r>
+            <w:rPr>
+              <w:rFonts w:eastAsiaTheme="minorEastAsia"/>
+              <w:color w:val="000000" w:themeColor="text1"/>
+            </w:rPr>
+            <w:fldChar w:fldCharType="separate"/>
+          </w:r>
+          <w:r>
+            <w:rPr>
+              <w:rFonts w:eastAsiaTheme="minorEastAsia"/>
+              <w:noProof/>
+              <w:color w:val="000000" w:themeColor="text1"/>
+            </w:rPr>
+            <w:t>(Islayem, et al., 2025)</w:t>
+          </w:r>
+          <w:r>
+            <w:rPr>
+              <w:rFonts w:eastAsiaTheme="minorEastAsia"/>
+              <w:color w:val="000000" w:themeColor="text1"/>
+            </w:rPr>
+            <w:fldChar w:fldCharType="end"/>
+          </w:r>
+        </w:sdtContent>
+      </w:sdt>
+      <w:r>
+        <w:rPr>
+          <w:rFonts w:eastAsiaTheme="minorEastAsia"/>
+          <w:color w:val="000000" w:themeColor="text1"/>
+        </w:rPr>
+        <w:t xml:space="preserve"> take a comparable approach, combining a public clinical dataset with a working blockchain claim-processing system, and it is the only practical option when no native on-chain claims data exists.</w:t>
+      </w:r>
     </w:p>
     <w:p>
       <w:pPr>
@@ -8025,6 +8111,601 @@
     </w:p>
     <w:p>
       <w:pPr>
+        <w:spacing w:line="360" w:lineRule="auto"/>
+        <w:jc w:val="both"/>
+        <w:rPr>
+          <w:rFonts w:eastAsiaTheme="minorEastAsia"/>
+          <w:color w:val="000000" w:themeColor="text1"/>
+        </w:rPr>
+      </w:pPr>
+      <w:r>
+        <w:rPr>
+          <w:rFonts w:eastAsiaTheme="minorEastAsia"/>
+          <w:color w:val="000000" w:themeColor="text1"/>
+        </w:rPr>
+        <w:t xml:space="preserve">Supporting documents associated with a claim are stored in IPFS than on the chain, with only the content identifier and a hash written on chain. </w:t>
+      </w:r>
+      <w:sdt>
+        <w:sdtPr>
+          <w:rPr>
+            <w:rFonts w:eastAsiaTheme="minorEastAsia"/>
+            <w:color w:val="000000" w:themeColor="text1"/>
+          </w:rPr>
+          <w:id w:val="1257632153"/>
+          <w:citation/>
+        </w:sdtPr>
+        <w:sdtContent>
+          <w:r>
+            <w:rPr>
+              <w:rFonts w:eastAsiaTheme="minorEastAsia"/>
+              <w:color w:val="000000" w:themeColor="text1"/>
+            </w:rPr>
+            <w:fldChar w:fldCharType="begin"/>
+          </w:r>
+          <w:r>
+            <w:rPr>
+              <w:rFonts w:eastAsiaTheme="minorEastAsia"/>
+              <w:color w:val="000000" w:themeColor="text1"/>
+            </w:rPr>
+            <w:instrText xml:space="preserve"> CITATION Aln22 \l 1033 </w:instrText>
+          </w:r>
+          <w:r>
+            <w:rPr>
+              <w:rFonts w:eastAsiaTheme="minorEastAsia"/>
+              <w:color w:val="000000" w:themeColor="text1"/>
+            </w:rPr>
+            <w:fldChar w:fldCharType="separate"/>
+          </w:r>
+          <w:r>
+            <w:rPr>
+              <w:rFonts w:eastAsiaTheme="minorEastAsia"/>
+              <w:noProof/>
+              <w:color w:val="000000" w:themeColor="text1"/>
+            </w:rPr>
+            <w:t>(Alnuaimi, et al., 2022)</w:t>
+          </w:r>
+          <w:r>
+            <w:rPr>
+              <w:rFonts w:eastAsiaTheme="minorEastAsia"/>
+              <w:color w:val="000000" w:themeColor="text1"/>
+            </w:rPr>
+            <w:fldChar w:fldCharType="end"/>
+          </w:r>
+        </w:sdtContent>
+      </w:sdt>
+      <w:r>
+        <w:rPr>
+          <w:rFonts w:eastAsiaTheme="minorEastAsia"/>
+          <w:color w:val="000000" w:themeColor="text1"/>
+        </w:rPr>
+        <w:t xml:space="preserve"> use exactly this arrangement for prescription-drug claims, and </w:t>
+      </w:r>
+      <w:sdt>
+        <w:sdtPr>
+          <w:rPr>
+            <w:rFonts w:eastAsiaTheme="minorEastAsia"/>
+            <w:color w:val="000000" w:themeColor="text1"/>
+          </w:rPr>
+          <w:id w:val="-139659355"/>
+          <w:citation/>
+        </w:sdtPr>
+        <w:sdtContent>
+          <w:r>
+            <w:rPr>
+              <w:rFonts w:eastAsiaTheme="minorEastAsia"/>
+              <w:color w:val="000000" w:themeColor="text1"/>
+            </w:rPr>
+            <w:fldChar w:fldCharType="begin"/>
+          </w:r>
+          <w:r>
+            <w:rPr>
+              <w:rFonts w:eastAsiaTheme="minorEastAsia"/>
+              <w:color w:val="000000" w:themeColor="text1"/>
+            </w:rPr>
+            <w:instrText xml:space="preserve"> CITATION MaS241 \l 1033 </w:instrText>
+          </w:r>
+          <w:r>
+            <w:rPr>
+              <w:rFonts w:eastAsiaTheme="minorEastAsia"/>
+              <w:color w:val="000000" w:themeColor="text1"/>
+            </w:rPr>
+            <w:fldChar w:fldCharType="separate"/>
+          </w:r>
+          <w:r>
+            <w:rPr>
+              <w:rFonts w:eastAsiaTheme="minorEastAsia"/>
+              <w:noProof/>
+              <w:color w:val="000000" w:themeColor="text1"/>
+            </w:rPr>
+            <w:t>(Ma &amp; Zhang, 2024)</w:t>
+          </w:r>
+          <w:r>
+            <w:rPr>
+              <w:rFonts w:eastAsiaTheme="minorEastAsia"/>
+              <w:color w:val="000000" w:themeColor="text1"/>
+            </w:rPr>
+            <w:fldChar w:fldCharType="end"/>
+          </w:r>
+        </w:sdtContent>
+      </w:sdt>
+      <w:r>
+        <w:rPr>
+          <w:rFonts w:eastAsiaTheme="minorEastAsia"/>
+          <w:color w:val="000000" w:themeColor="text1"/>
+        </w:rPr>
+        <w:t xml:space="preserve"> show why it matters. On chain storage is costly and constrained, so keeping bulk data off-chain is what makes the design workable at scale while still leaving the data tamper-evident.</w:t>
+      </w:r>
+    </w:p>
+    <w:p>
+      <w:pPr>
+        <w:spacing w:line="360" w:lineRule="auto"/>
+        <w:jc w:val="both"/>
+        <w:rPr>
+          <w:rFonts w:eastAsiaTheme="minorEastAsia"/>
+          <w:color w:val="000000" w:themeColor="text1"/>
+        </w:rPr>
+      </w:pPr>
+    </w:p>
+    <w:p>
+      <w:pPr>
+        <w:spacing w:line="360" w:lineRule="auto"/>
+        <w:jc w:val="both"/>
+        <w:rPr>
+          <w:rFonts w:eastAsiaTheme="minorEastAsia"/>
+          <w:color w:val="000000" w:themeColor="text1"/>
+        </w:rPr>
+      </w:pPr>
+      <w:r>
+        <w:rPr>
+          <w:rFonts w:eastAsiaTheme="minorEastAsia"/>
+          <w:b/>
+          <w:bCs/>
+          <w:color w:val="000000" w:themeColor="text1"/>
+        </w:rPr>
+        <w:t>Preprocessing.</w:t>
+      </w:r>
+      <w:r>
+        <w:rPr>
+          <w:rFonts w:eastAsiaTheme="minorEastAsia"/>
+          <w:color w:val="000000" w:themeColor="text1"/>
+        </w:rPr>
+        <w:t xml:space="preserve"> Once claim events reach the cloud pipeline they pass through several preparation steps. The first is unusual for a fraud-detection project and comes directly from the architecture: an integrity check. The pipeline recomputes the hash of each retrieved document and compares it with the value recorded on chain. Any mismatch means the off-chain data has changed since it was registered and such records are flagged rather than silently used. This is practical payoff of building on a ledger, and it addresses one of the problems </w:t>
+      </w:r>
+      <w:sdt>
+        <w:sdtPr>
+          <w:rPr>
+            <w:rFonts w:eastAsiaTheme="minorEastAsia"/>
+            <w:color w:val="000000" w:themeColor="text1"/>
+          </w:rPr>
+          <w:id w:val="-1464720838"/>
+          <w:citation/>
+        </w:sdtPr>
+        <w:sdtContent>
+          <w:r>
+            <w:rPr>
+              <w:rFonts w:eastAsiaTheme="minorEastAsia"/>
+              <w:color w:val="000000" w:themeColor="text1"/>
+            </w:rPr>
+            <w:fldChar w:fldCharType="begin"/>
+          </w:r>
+          <w:r>
+            <w:rPr>
+              <w:rFonts w:eastAsiaTheme="minorEastAsia"/>
+              <w:color w:val="000000" w:themeColor="text1"/>
+            </w:rPr>
+            <w:instrText xml:space="preserve"> CITATION duP25 \l 1033 </w:instrText>
+          </w:r>
+          <w:r>
+            <w:rPr>
+              <w:rFonts w:eastAsiaTheme="minorEastAsia"/>
+              <w:color w:val="000000" w:themeColor="text1"/>
+            </w:rPr>
+            <w:fldChar w:fldCharType="separate"/>
+          </w:r>
+          <w:r>
+            <w:rPr>
+              <w:rFonts w:eastAsiaTheme="minorEastAsia"/>
+              <w:noProof/>
+              <w:color w:val="000000" w:themeColor="text1"/>
+            </w:rPr>
+            <w:t>(du Preez, et al., 2025)</w:t>
+          </w:r>
+          <w:r>
+            <w:rPr>
+              <w:rFonts w:eastAsiaTheme="minorEastAsia"/>
+              <w:color w:val="000000" w:themeColor="text1"/>
+            </w:rPr>
+            <w:fldChar w:fldCharType="end"/>
+          </w:r>
+        </w:sdtContent>
+      </w:sdt>
+      <w:r>
+        <w:rPr>
+          <w:rFonts w:eastAsiaTheme="minorEastAsia"/>
+          <w:color w:val="000000" w:themeColor="text1"/>
+        </w:rPr>
+        <w:t xml:space="preserve"> identify in their systematic review of machine learning for claims fraud where inconsistent data and the absence of standardization and integration are listed among the field’s recurring obstacles.</w:t>
+      </w:r>
+    </w:p>
+    <w:p>
+      <w:pPr>
+        <w:spacing w:line="360" w:lineRule="auto"/>
+        <w:jc w:val="both"/>
+        <w:rPr>
+          <w:rFonts w:eastAsiaTheme="minorEastAsia"/>
+          <w:color w:val="000000" w:themeColor="text1"/>
+        </w:rPr>
+      </w:pPr>
+      <w:r>
+        <w:rPr>
+          <w:rFonts w:eastAsiaTheme="minorEastAsia"/>
+          <w:color w:val="000000" w:themeColor="text1"/>
+        </w:rPr>
+        <w:t xml:space="preserve">After that steps are more conventional. Missing values will be examined rather than filled in automatically because in claims data a blank field is sometimes informative. Categorical attributes will be encoded numerically using one-hot encoding for low-cardinality fields. Numerical attributes will be scaled where the chosen algorithm is sensitive to scale such as logistic regression though tree-based models do not require it. Duplicate and inconsistent records will be removed. </w:t>
+      </w:r>
+      <w:sdt>
+        <w:sdtPr>
+          <w:rPr>
+            <w:rFonts w:eastAsiaTheme="minorEastAsia"/>
+            <w:color w:val="000000" w:themeColor="text1"/>
+          </w:rPr>
+          <w:id w:val="-1728527883"/>
+          <w:citation/>
+        </w:sdtPr>
+        <w:sdtContent>
+          <w:r>
+            <w:rPr>
+              <w:rFonts w:eastAsiaTheme="minorEastAsia"/>
+              <w:color w:val="000000" w:themeColor="text1"/>
+            </w:rPr>
+            <w:fldChar w:fldCharType="begin"/>
+          </w:r>
+          <w:r>
+            <w:rPr>
+              <w:rFonts w:eastAsiaTheme="minorEastAsia"/>
+              <w:color w:val="000000" w:themeColor="text1"/>
+            </w:rPr>
+            <w:instrText xml:space="preserve"> CITATION Nab23 \l 1033 </w:instrText>
+          </w:r>
+          <w:r>
+            <w:rPr>
+              <w:rFonts w:eastAsiaTheme="minorEastAsia"/>
+              <w:color w:val="000000" w:themeColor="text1"/>
+            </w:rPr>
+            <w:fldChar w:fldCharType="separate"/>
+          </w:r>
+          <w:r>
+            <w:rPr>
+              <w:rFonts w:eastAsiaTheme="minorEastAsia"/>
+              <w:noProof/>
+              <w:color w:val="000000" w:themeColor="text1"/>
+            </w:rPr>
+            <w:t>(Nabrawi &amp; Alanazi, 2023)</w:t>
+          </w:r>
+          <w:r>
+            <w:rPr>
+              <w:rFonts w:eastAsiaTheme="minorEastAsia"/>
+              <w:color w:val="000000" w:themeColor="text1"/>
+            </w:rPr>
+            <w:fldChar w:fldCharType="end"/>
+          </w:r>
+        </w:sdtContent>
+      </w:sdt>
+      <w:r>
+        <w:rPr>
+          <w:rFonts w:eastAsiaTheme="minorEastAsia"/>
+          <w:color w:val="000000" w:themeColor="text1"/>
+        </w:rPr>
+        <w:t xml:space="preserve"> follow a similar sequence of cleaning, feature selection and dimensionality reduction before modelling and report that these choices affect the result considerably.</w:t>
+      </w:r>
+    </w:p>
+    <w:p>
+      <w:pPr>
+        <w:spacing w:line="360" w:lineRule="auto"/>
+        <w:jc w:val="both"/>
+        <w:rPr>
+          <w:rFonts w:eastAsiaTheme="minorEastAsia"/>
+          <w:color w:val="000000" w:themeColor="text1"/>
+        </w:rPr>
+      </w:pPr>
+    </w:p>
+    <w:p>
+      <w:pPr>
+        <w:spacing w:line="360" w:lineRule="auto"/>
+        <w:jc w:val="both"/>
+        <w:rPr>
+          <w:rFonts w:eastAsiaTheme="minorEastAsia"/>
+          <w:color w:val="000000" w:themeColor="text1"/>
+        </w:rPr>
+      </w:pPr>
+      <w:r>
+        <w:rPr>
+          <w:rFonts w:eastAsiaTheme="minorEastAsia"/>
+          <w:color w:val="000000" w:themeColor="text1"/>
+        </w:rPr>
+        <w:t xml:space="preserve">One processing decision deserves particular emphasis because it is where studies in this area most often go wrong. The dataset will be spilt into training and test sets before any </w:t>
+      </w:r>
+      <w:r>
+        <w:rPr>
+          <w:rFonts w:eastAsiaTheme="minorEastAsia"/>
+          <w:color w:val="000000" w:themeColor="text1"/>
+        </w:rPr>
+        <w:lastRenderedPageBreak/>
+        <w:t xml:space="preserve">resampling is applied and any oversampling will be carried out only inside the training folds. Synthetic Minority Over-sampling Technique (SMOTE) introduced by </w:t>
+      </w:r>
+      <w:sdt>
+        <w:sdtPr>
+          <w:rPr>
+            <w:rFonts w:eastAsiaTheme="minorEastAsia"/>
+            <w:color w:val="000000" w:themeColor="text1"/>
+          </w:rPr>
+          <w:id w:val="28539939"/>
+          <w:citation/>
+        </w:sdtPr>
+        <w:sdtContent>
+          <w:r>
+            <w:rPr>
+              <w:rFonts w:eastAsiaTheme="minorEastAsia"/>
+              <w:color w:val="000000" w:themeColor="text1"/>
+            </w:rPr>
+            <w:fldChar w:fldCharType="begin"/>
+          </w:r>
+          <w:r>
+            <w:rPr>
+              <w:rFonts w:eastAsiaTheme="minorEastAsia"/>
+              <w:color w:val="000000" w:themeColor="text1"/>
+            </w:rPr>
+            <w:instrText xml:space="preserve"> CITATION Cha021 \l 1033 </w:instrText>
+          </w:r>
+          <w:r>
+            <w:rPr>
+              <w:rFonts w:eastAsiaTheme="minorEastAsia"/>
+              <w:color w:val="000000" w:themeColor="text1"/>
+            </w:rPr>
+            <w:fldChar w:fldCharType="separate"/>
+          </w:r>
+          <w:r>
+            <w:rPr>
+              <w:rFonts w:eastAsiaTheme="minorEastAsia"/>
+              <w:noProof/>
+              <w:color w:val="000000" w:themeColor="text1"/>
+            </w:rPr>
+            <w:t>(Chawla, et al., 2002)</w:t>
+          </w:r>
+          <w:r>
+            <w:rPr>
+              <w:rFonts w:eastAsiaTheme="minorEastAsia"/>
+              <w:color w:val="000000" w:themeColor="text1"/>
+            </w:rPr>
+            <w:fldChar w:fldCharType="end"/>
+          </w:r>
+        </w:sdtContent>
+      </w:sdt>
+      <w:r>
+        <w:rPr>
+          <w:rFonts w:eastAsiaTheme="minorEastAsia"/>
+          <w:color w:val="000000" w:themeColor="text1"/>
+        </w:rPr>
+        <w:t xml:space="preserve"> creates artificial minority-class examples by interpolating between existing ones. If it is applied to the whole dataset before splitting, synthetic points derived from test records end up in the training set, the model effectively sees the answers and the reported scores become optimistic and meaningless. </w:t>
+      </w:r>
+      <w:sdt>
+        <w:sdtPr>
+          <w:rPr>
+            <w:rFonts w:eastAsiaTheme="minorEastAsia"/>
+            <w:color w:val="000000" w:themeColor="text1"/>
+          </w:rPr>
+          <w:id w:val="-2124455009"/>
+          <w:citation/>
+        </w:sdtPr>
+        <w:sdtContent>
+          <w:r>
+            <w:rPr>
+              <w:rFonts w:eastAsiaTheme="minorEastAsia"/>
+              <w:color w:val="000000" w:themeColor="text1"/>
+            </w:rPr>
+            <w:fldChar w:fldCharType="begin"/>
+          </w:r>
+          <w:r>
+            <w:rPr>
+              <w:rFonts w:eastAsiaTheme="minorEastAsia"/>
+              <w:color w:val="000000" w:themeColor="text1"/>
+            </w:rPr>
+            <w:instrText xml:space="preserve"> CITATION Sch24 \l 1033 </w:instrText>
+          </w:r>
+          <w:r>
+            <w:rPr>
+              <w:rFonts w:eastAsiaTheme="minorEastAsia"/>
+              <w:color w:val="000000" w:themeColor="text1"/>
+            </w:rPr>
+            <w:fldChar w:fldCharType="separate"/>
+          </w:r>
+          <w:r>
+            <w:rPr>
+              <w:rFonts w:eastAsiaTheme="minorEastAsia"/>
+              <w:noProof/>
+              <w:color w:val="000000" w:themeColor="text1"/>
+            </w:rPr>
+            <w:t>(Schrijver, et al., 2024)</w:t>
+          </w:r>
+          <w:r>
+            <w:rPr>
+              <w:rFonts w:eastAsiaTheme="minorEastAsia"/>
+              <w:color w:val="000000" w:themeColor="text1"/>
+            </w:rPr>
+            <w:fldChar w:fldCharType="end"/>
+          </w:r>
+        </w:sdtContent>
+      </w:sdt>
+      <w:r>
+        <w:rPr>
+          <w:rFonts w:eastAsiaTheme="minorEastAsia"/>
+          <w:color w:val="000000" w:themeColor="text1"/>
+        </w:rPr>
+        <w:t xml:space="preserve"> note that oversampling is the most common imbalance strategy in this literature which make the risk widespread. Keeping resampling strictly inside the cross-validation folds avoids it.</w:t>
+      </w:r>
+    </w:p>
+    <w:p>
+      <w:pPr>
+        <w:spacing w:line="360" w:lineRule="auto"/>
+        <w:jc w:val="both"/>
+        <w:rPr>
+          <w:rFonts w:eastAsiaTheme="minorEastAsia"/>
+          <w:color w:val="000000" w:themeColor="text1"/>
+        </w:rPr>
+      </w:pPr>
+    </w:p>
+    <w:p>
+      <w:pPr>
+        <w:spacing w:line="360" w:lineRule="auto"/>
+        <w:jc w:val="both"/>
+        <w:rPr>
+          <w:rFonts w:eastAsiaTheme="minorEastAsia"/>
+          <w:color w:val="000000" w:themeColor="text1"/>
+        </w:rPr>
+      </w:pPr>
+      <w:r>
+        <w:rPr>
+          <w:rFonts w:eastAsiaTheme="minorEastAsia"/>
+          <w:b/>
+          <w:bCs/>
+          <w:color w:val="000000" w:themeColor="text1"/>
+        </w:rPr>
+        <w:t xml:space="preserve">Feature extraction. </w:t>
+      </w:r>
+      <w:r>
+        <w:rPr>
+          <w:rFonts w:eastAsiaTheme="minorEastAsia"/>
+          <w:color w:val="000000" w:themeColor="text1"/>
+        </w:rPr>
+        <w:t>Three groups of features will be constructed. The first are the intrinsic features already present in the dataset describing the policy, the vehicle, the accident and the claim. The second are derived features built from these, such as the gap between policy start date and the incident, or aggregate behavior across a policyholder’s history which is often where suspicious patterns show up rather than in any single field.</w:t>
+      </w:r>
+    </w:p>
+    <w:p>
+      <w:pPr>
+        <w:spacing w:line="360" w:lineRule="auto"/>
+        <w:jc w:val="both"/>
+        <w:rPr>
+          <w:rFonts w:eastAsiaTheme="minorEastAsia"/>
+          <w:color w:val="000000" w:themeColor="text1"/>
+        </w:rPr>
+      </w:pPr>
+      <w:r>
+        <w:rPr>
+          <w:rFonts w:eastAsiaTheme="minorEastAsia"/>
+          <w:color w:val="000000" w:themeColor="text1"/>
+        </w:rPr>
+        <w:t xml:space="preserve">The third group is specified to this architecture and is one of the more interesting contributions of the project. Because every claim event is recorded on the ledger, the registry itself generates metadata that a conventional dataset simply does not contain how long elapsed between a claim being submitted and later amended, how many times a record was amended, whether the off-chain documents still match their on-chain hash, and how a submitting address behaves cross multiple claims. These provenance features describe not just what was claimed but how the claim was handled and address behavior </w:t>
+      </w:r>
+      <w:r>
+        <w:rPr>
+          <w:rFonts w:eastAsiaTheme="minorEastAsia"/>
+          <w:color w:val="000000" w:themeColor="text1"/>
+        </w:rPr>
+        <w:t>offers</w:t>
+      </w:r>
+      <w:r>
+        <w:rPr>
+          <w:rFonts w:eastAsiaTheme="minorEastAsia"/>
+          <w:color w:val="000000" w:themeColor="text1"/>
+        </w:rPr>
+        <w:t xml:space="preserve"> </w:t>
+      </w:r>
+      <w:r>
+        <w:rPr>
+          <w:rFonts w:eastAsiaTheme="minorEastAsia"/>
+          <w:color w:val="000000" w:themeColor="text1"/>
+        </w:rPr>
+        <w:t xml:space="preserve">a route towards the relational and collusive patterns that </w:t>
+      </w:r>
+      <w:sdt>
+        <w:sdtPr>
+          <w:rPr>
+            <w:rFonts w:eastAsiaTheme="minorEastAsia"/>
+            <w:color w:val="000000" w:themeColor="text1"/>
+          </w:rPr>
+          <w:id w:val="1350835176"/>
+          <w:citation/>
+        </w:sdtPr>
+        <w:sdtContent>
+          <w:r>
+            <w:rPr>
+              <w:rFonts w:eastAsiaTheme="minorEastAsia"/>
+              <w:color w:val="000000" w:themeColor="text1"/>
+            </w:rPr>
+            <w:fldChar w:fldCharType="begin"/>
+          </w:r>
+          <w:r>
+            <w:rPr>
+              <w:rFonts w:eastAsiaTheme="minorEastAsia"/>
+              <w:color w:val="000000" w:themeColor="text1"/>
+            </w:rPr>
+            <w:instrText xml:space="preserve"> CITATION Hon24 \l 1033 </w:instrText>
+          </w:r>
+          <w:r>
+            <w:rPr>
+              <w:rFonts w:eastAsiaTheme="minorEastAsia"/>
+              <w:color w:val="000000" w:themeColor="text1"/>
+            </w:rPr>
+            <w:fldChar w:fldCharType="separate"/>
+          </w:r>
+          <w:r>
+            <w:rPr>
+              <w:rFonts w:eastAsiaTheme="minorEastAsia"/>
+              <w:noProof/>
+              <w:color w:val="000000" w:themeColor="text1"/>
+            </w:rPr>
+            <w:t>(Hong, et al., 2024)</w:t>
+          </w:r>
+          <w:r>
+            <w:rPr>
+              <w:rFonts w:eastAsiaTheme="minorEastAsia"/>
+              <w:color w:val="000000" w:themeColor="text1"/>
+            </w:rPr>
+            <w:fldChar w:fldCharType="end"/>
+          </w:r>
+        </w:sdtContent>
+      </w:sdt>
+      <w:r>
+        <w:rPr>
+          <w:rFonts w:eastAsiaTheme="minorEastAsia"/>
+          <w:color w:val="000000" w:themeColor="text1"/>
+        </w:rPr>
+        <w:t xml:space="preserve"> argue record-level features cannot capture. Whether these features </w:t>
+      </w:r>
+      <w:r>
+        <w:rPr>
+          <w:rFonts w:eastAsiaTheme="minorEastAsia"/>
+          <w:color w:val="000000" w:themeColor="text1"/>
+        </w:rPr>
+        <w:t>improve</w:t>
+      </w:r>
+      <w:r>
+        <w:rPr>
+          <w:rFonts w:eastAsiaTheme="minorEastAsia"/>
+          <w:color w:val="000000" w:themeColor="text1"/>
+        </w:rPr>
+        <w:t xml:space="preserve"> detection is treated as an open empirical question and tested directly as described in Section 3.3.</w:t>
+      </w:r>
+    </w:p>
+    <w:p>
+      <w:pPr>
+        <w:spacing w:line="360" w:lineRule="auto"/>
+        <w:jc w:val="both"/>
+        <w:rPr>
+          <w:rFonts w:eastAsiaTheme="minorEastAsia"/>
+          <w:color w:val="000000" w:themeColor="text1"/>
+        </w:rPr>
+      </w:pPr>
+      <w:r>
+        <w:rPr>
+          <w:rFonts w:eastAsiaTheme="minorEastAsia"/>
+          <w:color w:val="000000" w:themeColor="text1"/>
+        </w:rPr>
+        <w:t xml:space="preserve">Feature selection will combine a filter stage, removing highly correlated or low-information attributes with the embedded importance scores produced by tree-based models. </w:t>
+      </w:r>
+    </w:p>
+    <w:p>
+      <w:pPr>
         <w:pStyle w:val="Heading2"/>
       </w:pPr>
       <w:bookmarkStart w:id="33" w:name="_Toc128056030"/>
@@ -8033,7 +8714,6 @@
         <w:rPr>
           <w:lang w:val="en-US"/>
         </w:rPr>
-        <w:lastRenderedPageBreak/>
         <w:t>ML/AI Model Development</w:t>
       </w:r>
       <w:bookmarkEnd w:id="33"/>
@@ -8070,6 +8750,7 @@
           <w:rFonts w:eastAsiaTheme="minorEastAsia"/>
           <w:color w:val="000000" w:themeColor="text1"/>
         </w:rPr>
+        <w:lastRenderedPageBreak/>
         <w:t>For example, for the selected title, A deep ensemble learning model will be developed to integrate the preprocessed data from multiple sources and provide personalized healthcare recommendations for each patient.</w:t>
       </w:r>
     </w:p>
@@ -8089,7 +8770,6 @@
         </w:rPr>
         <w:t xml:space="preserve">Here it should have an end-to-end pipeline from the model input to generate desired </w:t>
       </w:r>
-      <w:proofErr w:type="gramStart"/>
       <w:r>
         <w:rPr>
           <w:rFonts w:eastAsiaTheme="minorEastAsia"/>
@@ -8102,9 +8782,8 @@
           <w:rFonts w:eastAsiaTheme="minorEastAsia"/>
           <w:color w:val="000000" w:themeColor="text1"/>
         </w:rPr>
-        <w:t>, and</w:t>
-      </w:r>
-      <w:proofErr w:type="gramEnd"/>
+        <w:t xml:space="preserve"> and</w:t>
+      </w:r>
       <w:r>
         <w:rPr>
           <w:rFonts w:eastAsiaTheme="minorEastAsia"/>
@@ -8277,7 +8956,6 @@
           <w:rFonts w:eastAsiaTheme="minorEastAsia"/>
           <w:color w:val="FF0000"/>
         </w:rPr>
-        <w:lastRenderedPageBreak/>
         <w:t xml:space="preserve">Note: You can have </w:t>
       </w:r>
       <w:r>
@@ -8325,6 +9003,7 @@
           <w:rFonts w:eastAsiaTheme="minorEastAsia"/>
           <w:color w:val="000000" w:themeColor="text1"/>
         </w:rPr>
+        <w:lastRenderedPageBreak/>
         <w:t>Results section should provide a clear and objective presentation of your study's findings, using appropriate statistical analysis</w:t>
       </w:r>
       <w:r>
@@ -8535,7 +9214,6 @@
         <w:jc w:val="both"/>
       </w:pPr>
       <w:r>
-        <w:lastRenderedPageBreak/>
         <w:t>Present the results of the experiments, including the performance metrics and its comparison with the baseline methods</w:t>
       </w:r>
       <w:r>
@@ -8551,6 +9229,7 @@
         <w:jc w:val="both"/>
       </w:pPr>
       <w:r>
+        <w:lastRenderedPageBreak/>
         <w:t xml:space="preserve">Present your findings using tables, graphs or figures. Start with the most important results and present them in a logical order that follows the research questions. Be sure to label all tables, graphs and figures and to provide detailed </w:t>
       </w:r>
       <w:r>
@@ -11802,11 +12481,77 @@
     <b:Pages>200340</b:Pages>
     <b:RefOrder>20</b:RefOrder>
   </b:Source>
+  <b:Source>
+    <b:Tag>duP25</b:Tag>
+    <b:SourceType>JournalArticle</b:SourceType>
+    <b:Guid>{6A531CE3-2813-B247-BF42-6F8AFE7DFD49}</b:Guid>
+    <b:Author>
+      <b:Author>
+        <b:NameList>
+          <b:Person>
+            <b:Last>du Preez</b:Last>
+            <b:First>A.</b:First>
+          </b:Person>
+          <b:Person>
+            <b:Last>Bhattacharya</b:Last>
+            <b:First>S.</b:First>
+          </b:Person>
+          <b:Person>
+            <b:Last>Beling</b:Last>
+            <b:First>P.</b:First>
+          </b:Person>
+          <b:Person>
+            <b:Last>Bowen</b:Last>
+            <b:First>E.</b:First>
+          </b:Person>
+        </b:NameList>
+      </b:Author>
+    </b:Author>
+    <b:Title>Fraud detection in healthcare claims using machine learning: A systematic review</b:Title>
+    <b:JournalName>Artificial Intelligence in Medicine</b:JournalName>
+    <b:Year>2025</b:Year>
+    <b:Volume>160</b:Volume>
+    <b:Pages>103061</b:Pages>
+    <b:RefOrder>21</b:RefOrder>
+  </b:Source>
+  <b:Source>
+    <b:Tag>Cha021</b:Tag>
+    <b:SourceType>JournalArticle</b:SourceType>
+    <b:Guid>{A6EFF064-BF0E-0348-9695-09C8CA19B2D0}</b:Guid>
+    <b:Author>
+      <b:Author>
+        <b:NameList>
+          <b:Person>
+            <b:Last>Chawla</b:Last>
+            <b:First>N.V.</b:First>
+          </b:Person>
+          <b:Person>
+            <b:Last>Bowyer</b:Last>
+            <b:First>K.W.</b:First>
+          </b:Person>
+          <b:Person>
+            <b:Last>Hall</b:Last>
+            <b:First>L.O.</b:First>
+          </b:Person>
+          <b:Person>
+            <b:Last>Kegelmeyer</b:Last>
+            <b:First>W.P.</b:First>
+          </b:Person>
+        </b:NameList>
+      </b:Author>
+    </b:Author>
+    <b:Title>SMOTE: Synthetic minority over-sampling technique</b:Title>
+    <b:JournalName>Journal of Artificial Intelligence Research</b:JournalName>
+    <b:Year>2002</b:Year>
+    <b:Volume>16</b:Volume>
+    <b:Pages>321–357</b:Pages>
+    <b:RefOrder>22</b:RefOrder>
+  </b:Source>
 </b:Sources>
 </file>
 
 <file path=customXml/itemProps1.xml><?xml version="1.0" encoding="utf-8"?>
-<ds:datastoreItem xmlns:ds="http://schemas.openxmlformats.org/officeDocument/2006/customXml" ds:itemID="{B1CC0772-2149-D14A-85E6-FFFB5750A7B1}">
+<ds:datastoreItem xmlns:ds="http://schemas.openxmlformats.org/officeDocument/2006/customXml" ds:itemID="{6E5E4809-CD41-8E41-AF05-556ABFDA5C5D}">
   <ds:schemaRefs>
     <ds:schemaRef ds:uri="http://schemas.openxmlformats.org/officeDocument/2006/bibliography"/>
   </ds:schemaRefs>

--- a/docs/Dissertation_Ganesh_oli.docx
+++ b/docs/Dissertation_Ganesh_oli.docx
@@ -3390,15 +3390,13 @@
         </w:rPr>
         <w:t xml:space="preserve"> </w:t>
       </w:r>
-      <w:proofErr w:type="gramStart"/>
-      <w:r>
-        <w:rPr>
-          <w:rFonts w:eastAsiaTheme="minorEastAsia"/>
-          <w:color w:val="000000" w:themeColor="text1"/>
-        </w:rPr>
-        <w:t>are</w:t>
-      </w:r>
-      <w:proofErr w:type="gramEnd"/>
+      <w:r>
+        <w:rPr>
+          <w:rFonts w:eastAsiaTheme="minorEastAsia"/>
+          <w:color w:val="000000" w:themeColor="text1"/>
+        </w:rPr>
+        <w:t>is</w:t>
+      </w:r>
       <w:r>
         <w:rPr>
           <w:rFonts w:eastAsiaTheme="minorEastAsia"/>
@@ -7623,7 +7621,7 @@
         </w:rPr>
         <w:lastRenderedPageBreak/>
         <w:drawing>
-          <wp:inline distT="0" distB="0" distL="0" distR="0" wp14:anchorId="7A3BD978" wp14:editId="35574BC1">
+          <wp:inline distT="0" distB="0" distL="0" distR="0" wp14:anchorId="7A3BD978" wp14:editId="29B883AE">
             <wp:extent cx="5486400" cy="5061585"/>
             <wp:effectExtent l="0" t="0" r="0" b="5715"/>
             <wp:docPr id="591651142" name="Picture 1"/>
@@ -8703,6 +8701,61 @@
         </w:rPr>
         <w:t xml:space="preserve">Feature selection will combine a filter stage, removing highly correlated or low-information attributes with the embedded importance scores produced by tree-based models. </w:t>
       </w:r>
+      <w:sdt>
+        <w:sdtPr>
+          <w:rPr>
+            <w:rFonts w:eastAsiaTheme="minorEastAsia"/>
+            <w:color w:val="000000" w:themeColor="text1"/>
+          </w:rPr>
+          <w:id w:val="2118948362"/>
+          <w:citation/>
+        </w:sdtPr>
+        <w:sdtContent>
+          <w:r>
+            <w:rPr>
+              <w:rFonts w:eastAsiaTheme="minorEastAsia"/>
+              <w:color w:val="000000" w:themeColor="text1"/>
+            </w:rPr>
+            <w:fldChar w:fldCharType="begin"/>
+          </w:r>
+          <w:r>
+            <w:rPr>
+              <w:rFonts w:eastAsiaTheme="minorEastAsia"/>
+              <w:color w:val="000000" w:themeColor="text1"/>
+            </w:rPr>
+            <w:instrText xml:space="preserve"> CITATION Öza25 \l 1033 </w:instrText>
+          </w:r>
+          <w:r>
+            <w:rPr>
+              <w:rFonts w:eastAsiaTheme="minorEastAsia"/>
+              <w:color w:val="000000" w:themeColor="text1"/>
+            </w:rPr>
+            <w:fldChar w:fldCharType="separate"/>
+          </w:r>
+          <w:r>
+            <w:rPr>
+              <w:rFonts w:eastAsiaTheme="minorEastAsia"/>
+              <w:noProof/>
+              <w:color w:val="000000" w:themeColor="text1"/>
+            </w:rPr>
+            <w:t>(Özaltın &amp; Karadağ Erdemir, 2025)</w:t>
+          </w:r>
+          <w:r>
+            <w:rPr>
+              <w:rFonts w:eastAsiaTheme="minorEastAsia"/>
+              <w:color w:val="000000" w:themeColor="text1"/>
+            </w:rPr>
+            <w:fldChar w:fldCharType="end"/>
+          </w:r>
+        </w:sdtContent>
+      </w:sdt>
+      <w:r>
+        <w:rPr>
+          <w:rFonts w:eastAsiaTheme="minorEastAsia"/>
+          <w:color w:val="000000" w:themeColor="text1"/>
+        </w:rPr>
+        <w:t xml:space="preserve"> demonstrate a more elaborate approach, pairing a penalty-driven selection method with particle swarm optimization, and their results indicate that careful selection is worth the effort on this kind of data.</w:t>
+      </w:r>
     </w:p>
     <w:p>
       <w:pPr>
@@ -8714,6 +8767,7 @@
         <w:rPr>
           <w:lang w:val="en-US"/>
         </w:rPr>
+        <w:lastRenderedPageBreak/>
         <w:t>ML/AI Model Development</w:t>
       </w:r>
       <w:bookmarkEnd w:id="33"/>
@@ -8733,7 +8787,7 @@
           <w:rFonts w:eastAsiaTheme="minorEastAsia"/>
           <w:color w:val="000000" w:themeColor="text1"/>
         </w:rPr>
-        <w:t xml:space="preserve">Describe ML/AI/DL models you are using to develop the proposed system. </w:t>
+        <w:t>The model sits at the end of the pipeline. It reads prepared features from the warehouse, produces a fraud probability for each claim, and applies decision threshold to turn that probability into a flag for investigation. Only the resulting score and a reference to the model version need to be written back to the registry, which keeps a full audit trail of how each claim was assessed without placing and analytics on the chain.</w:t>
       </w:r>
     </w:p>
     <w:p>
@@ -8745,14 +8799,6 @@
           <w:color w:val="000000" w:themeColor="text1"/>
         </w:rPr>
       </w:pPr>
-      <w:r>
-        <w:rPr>
-          <w:rFonts w:eastAsiaTheme="minorEastAsia"/>
-          <w:color w:val="000000" w:themeColor="text1"/>
-        </w:rPr>
-        <w:lastRenderedPageBreak/>
-        <w:t>For example, for the selected title, A deep ensemble learning model will be developed to integrate the preprocessed data from multiple sources and provide personalized healthcare recommendations for each patient.</w:t>
-      </w:r>
     </w:p>
     <w:p>
       <w:pPr>
@@ -8768,28 +8814,650 @@
           <w:rFonts w:eastAsiaTheme="minorEastAsia"/>
           <w:color w:val="000000" w:themeColor="text1"/>
         </w:rPr>
-        <w:t xml:space="preserve">Here it should have an end-to-end pipeline from the model input to generate desired </w:t>
-      </w:r>
-      <w:r>
-        <w:rPr>
-          <w:rFonts w:eastAsiaTheme="minorEastAsia"/>
-          <w:color w:val="000000" w:themeColor="text1"/>
-        </w:rPr>
-        <w:t>output</w:t>
-      </w:r>
-      <w:r>
-        <w:rPr>
-          <w:rFonts w:eastAsiaTheme="minorEastAsia"/>
-          <w:color w:val="000000" w:themeColor="text1"/>
-        </w:rPr>
-        <w:t xml:space="preserve"> and</w:t>
-      </w:r>
-      <w:r>
-        <w:rPr>
-          <w:rFonts w:eastAsiaTheme="minorEastAsia"/>
-          <w:color w:val="000000" w:themeColor="text1"/>
-        </w:rPr>
-        <w:t xml:space="preserve"> describe with the help of related reference the internal functionality of the proposed models. </w:t>
+        <w:t xml:space="preserve">Rather than committing to a single algorithm, a set of models of increasing complexity will be developed and compared, so that any gain from a more complex method can be seen against a simple starting point. Logistic regression provides an interpretable baseline, and a decision tree provides a simple non-linear one. A random forest follows chosen because </w:t>
+      </w:r>
+      <w:sdt>
+        <w:sdtPr>
+          <w:rPr>
+            <w:rFonts w:eastAsiaTheme="minorEastAsia"/>
+            <w:color w:val="000000" w:themeColor="text1"/>
+          </w:rPr>
+          <w:id w:val="479206963"/>
+          <w:citation/>
+        </w:sdtPr>
+        <w:sdtContent>
+          <w:r>
+            <w:rPr>
+              <w:rFonts w:eastAsiaTheme="minorEastAsia"/>
+              <w:color w:val="000000" w:themeColor="text1"/>
+            </w:rPr>
+            <w:fldChar w:fldCharType="begin"/>
+          </w:r>
+          <w:r>
+            <w:rPr>
+              <w:rFonts w:eastAsiaTheme="minorEastAsia"/>
+              <w:color w:val="000000" w:themeColor="text1"/>
+            </w:rPr>
+            <w:instrText xml:space="preserve"> CITATION Nab23 \l 1033 </w:instrText>
+          </w:r>
+          <w:r>
+            <w:rPr>
+              <w:rFonts w:eastAsiaTheme="minorEastAsia"/>
+              <w:color w:val="000000" w:themeColor="text1"/>
+            </w:rPr>
+            <w:fldChar w:fldCharType="separate"/>
+          </w:r>
+          <w:r>
+            <w:rPr>
+              <w:rFonts w:eastAsiaTheme="minorEastAsia"/>
+              <w:noProof/>
+              <w:color w:val="000000" w:themeColor="text1"/>
+            </w:rPr>
+            <w:t>(Nabrawi &amp; Alanazi, 2023)</w:t>
+          </w:r>
+          <w:r>
+            <w:rPr>
+              <w:rFonts w:eastAsiaTheme="minorEastAsia"/>
+              <w:color w:val="000000" w:themeColor="text1"/>
+            </w:rPr>
+            <w:fldChar w:fldCharType="end"/>
+          </w:r>
+        </w:sdtContent>
+      </w:sdt>
+      <w:r>
+        <w:rPr>
+          <w:rFonts w:eastAsiaTheme="minorEastAsia"/>
+          <w:color w:val="000000" w:themeColor="text1"/>
+        </w:rPr>
+        <w:t xml:space="preserve"> found it the strongest of the three methods they compared on imbalanced claims data. Gradient-boosted ensembles, specifically </w:t>
+      </w:r>
+      <w:proofErr w:type="spellStart"/>
+      <w:r>
+        <w:rPr>
+          <w:rFonts w:eastAsiaTheme="minorEastAsia"/>
+          <w:color w:val="000000" w:themeColor="text1"/>
+        </w:rPr>
+        <w:t>XGBoost</w:t>
+      </w:r>
+      <w:proofErr w:type="spellEnd"/>
+      <w:r>
+        <w:rPr>
+          <w:rFonts w:eastAsiaTheme="minorEastAsia"/>
+          <w:color w:val="000000" w:themeColor="text1"/>
+        </w:rPr>
+        <w:t>, are included next:</w:t>
+      </w:r>
+      <w:r>
+        <w:rPr>
+          <w:rFonts w:eastAsiaTheme="minorEastAsia"/>
+          <w:color w:val="000000" w:themeColor="text1"/>
+        </w:rPr>
+        <w:t xml:space="preserve"> </w:t>
+      </w:r>
+      <w:sdt>
+        <w:sdtPr>
+          <w:rPr>
+            <w:rFonts w:eastAsiaTheme="minorEastAsia"/>
+            <w:color w:val="000000" w:themeColor="text1"/>
+          </w:rPr>
+          <w:id w:val="1385834606"/>
+          <w:citation/>
+        </w:sdtPr>
+        <w:sdtContent>
+          <w:r>
+            <w:rPr>
+              <w:rFonts w:eastAsiaTheme="minorEastAsia"/>
+              <w:color w:val="000000" w:themeColor="text1"/>
+            </w:rPr>
+            <w:fldChar w:fldCharType="begin"/>
+          </w:r>
+          <w:r>
+            <w:rPr>
+              <w:rFonts w:eastAsiaTheme="minorEastAsia"/>
+              <w:color w:val="000000" w:themeColor="text1"/>
+            </w:rPr>
+            <w:instrText xml:space="preserve"> CITATION The25 \l 1033 </w:instrText>
+          </w:r>
+          <w:r>
+            <w:rPr>
+              <w:rFonts w:eastAsiaTheme="minorEastAsia"/>
+              <w:color w:val="000000" w:themeColor="text1"/>
+            </w:rPr>
+            <w:fldChar w:fldCharType="separate"/>
+          </w:r>
+          <w:r>
+            <w:rPr>
+              <w:rFonts w:eastAsiaTheme="minorEastAsia"/>
+              <w:noProof/>
+              <w:color w:val="000000" w:themeColor="text1"/>
+            </w:rPr>
+            <w:t>(Theodorakopoulos, et al., 2025)</w:t>
+          </w:r>
+          <w:r>
+            <w:rPr>
+              <w:rFonts w:eastAsiaTheme="minorEastAsia"/>
+              <w:color w:val="000000" w:themeColor="text1"/>
+            </w:rPr>
+            <w:fldChar w:fldCharType="end"/>
+          </w:r>
+        </w:sdtContent>
+      </w:sdt>
+      <w:r>
+        <w:rPr>
+          <w:rFonts w:eastAsiaTheme="minorEastAsia"/>
+          <w:color w:val="000000" w:themeColor="text1"/>
+        </w:rPr>
+        <w:t xml:space="preserve"> used gradient-boosted models within a distributed Spark pipeline very similar in shape to the one proposed here, and </w:t>
+      </w:r>
+      <w:sdt>
+        <w:sdtPr>
+          <w:rPr>
+            <w:rFonts w:eastAsiaTheme="minorEastAsia"/>
+            <w:color w:val="000000" w:themeColor="text1"/>
+          </w:rPr>
+          <w:id w:val="-1892335410"/>
+          <w:citation/>
+        </w:sdtPr>
+        <w:sdtContent>
+          <w:r>
+            <w:rPr>
+              <w:rFonts w:eastAsiaTheme="minorEastAsia"/>
+              <w:color w:val="000000" w:themeColor="text1"/>
+            </w:rPr>
+            <w:fldChar w:fldCharType="begin"/>
+          </w:r>
+          <w:r>
+            <w:rPr>
+              <w:rFonts w:eastAsiaTheme="minorEastAsia"/>
+              <w:color w:val="000000" w:themeColor="text1"/>
+            </w:rPr>
+            <w:instrText xml:space="preserve"> CITATION Ash22 \l 1033 </w:instrText>
+          </w:r>
+          <w:r>
+            <w:rPr>
+              <w:rFonts w:eastAsiaTheme="minorEastAsia"/>
+              <w:color w:val="000000" w:themeColor="text1"/>
+            </w:rPr>
+            <w:fldChar w:fldCharType="separate"/>
+          </w:r>
+          <w:r>
+            <w:rPr>
+              <w:rFonts w:eastAsiaTheme="minorEastAsia"/>
+              <w:noProof/>
+              <w:color w:val="000000" w:themeColor="text1"/>
+            </w:rPr>
+            <w:t>(Ashfaq, et al., 2022)</w:t>
+          </w:r>
+          <w:r>
+            <w:rPr>
+              <w:rFonts w:eastAsiaTheme="minorEastAsia"/>
+              <w:color w:val="000000" w:themeColor="text1"/>
+            </w:rPr>
+            <w:fldChar w:fldCharType="end"/>
+          </w:r>
+        </w:sdtContent>
+      </w:sdt>
+      <w:r>
+        <w:rPr>
+          <w:rFonts w:eastAsiaTheme="minorEastAsia"/>
+          <w:color w:val="000000" w:themeColor="text1"/>
+        </w:rPr>
+        <w:t xml:space="preserve"> combined </w:t>
+      </w:r>
+      <w:proofErr w:type="spellStart"/>
+      <w:r>
+        <w:rPr>
+          <w:rFonts w:eastAsiaTheme="minorEastAsia"/>
+          <w:color w:val="000000" w:themeColor="text1"/>
+        </w:rPr>
+        <w:t>XGBoost</w:t>
+      </w:r>
+      <w:proofErr w:type="spellEnd"/>
+      <w:r>
+        <w:rPr>
+          <w:rFonts w:eastAsiaTheme="minorEastAsia"/>
+          <w:color w:val="000000" w:themeColor="text1"/>
+        </w:rPr>
+        <w:t xml:space="preserve"> and random forest with a blockchain-backend record for fraud detection. Finally, a stacking ensemble that combines the strongest individual models will be tested, following </w:t>
+      </w:r>
+      <w:sdt>
+        <w:sdtPr>
+          <w:rPr>
+            <w:rFonts w:eastAsiaTheme="minorEastAsia"/>
+            <w:color w:val="000000" w:themeColor="text1"/>
+          </w:rPr>
+          <w:id w:val="2051570762"/>
+          <w:citation/>
+        </w:sdtPr>
+        <w:sdtContent>
+          <w:r>
+            <w:rPr>
+              <w:rFonts w:eastAsiaTheme="minorEastAsia"/>
+              <w:color w:val="000000" w:themeColor="text1"/>
+            </w:rPr>
+            <w:fldChar w:fldCharType="begin"/>
+          </w:r>
+          <w:r>
+            <w:rPr>
+              <w:rFonts w:eastAsiaTheme="minorEastAsia"/>
+              <w:color w:val="000000" w:themeColor="text1"/>
+            </w:rPr>
+            <w:instrText xml:space="preserve"> CITATION Öza25 \l 1033 </w:instrText>
+          </w:r>
+          <w:r>
+            <w:rPr>
+              <w:rFonts w:eastAsiaTheme="minorEastAsia"/>
+              <w:color w:val="000000" w:themeColor="text1"/>
+            </w:rPr>
+            <w:fldChar w:fldCharType="separate"/>
+          </w:r>
+          <w:r>
+            <w:rPr>
+              <w:rFonts w:eastAsiaTheme="minorEastAsia"/>
+              <w:noProof/>
+              <w:color w:val="000000" w:themeColor="text1"/>
+            </w:rPr>
+            <w:t>(Özaltın &amp; Karadağ Erdemir, 2025)</w:t>
+          </w:r>
+          <w:r>
+            <w:rPr>
+              <w:rFonts w:eastAsiaTheme="minorEastAsia"/>
+              <w:color w:val="000000" w:themeColor="text1"/>
+            </w:rPr>
+            <w:fldChar w:fldCharType="end"/>
+          </w:r>
+        </w:sdtContent>
+      </w:sdt>
+      <w:r>
+        <w:rPr>
+          <w:rFonts w:eastAsiaTheme="minorEastAsia"/>
+          <w:color w:val="000000" w:themeColor="text1"/>
+        </w:rPr>
+        <w:t>, who report their stacking classifier as their best performer on automobile-claims data.</w:t>
+      </w:r>
+    </w:p>
+    <w:p>
+      <w:pPr>
+        <w:spacing w:line="360" w:lineRule="auto"/>
+        <w:jc w:val="both"/>
+        <w:rPr>
+          <w:rFonts w:eastAsiaTheme="minorEastAsia"/>
+          <w:color w:val="000000" w:themeColor="text1"/>
+        </w:rPr>
+      </w:pPr>
+    </w:p>
+    <w:p>
+      <w:pPr>
+        <w:spacing w:line="360" w:lineRule="auto"/>
+        <w:jc w:val="both"/>
+        <w:rPr>
+          <w:rFonts w:eastAsiaTheme="minorEastAsia"/>
+          <w:color w:val="000000" w:themeColor="text1"/>
+        </w:rPr>
+      </w:pPr>
+      <w:r>
+        <w:rPr>
+          <w:rFonts w:eastAsiaTheme="minorEastAsia"/>
+          <w:color w:val="000000" w:themeColor="text1"/>
+        </w:rPr>
+        <w:t xml:space="preserve">Deep learning is deliberately not the primary approach, and it is worth saying why. Convolutional architecture of the kind used by </w:t>
+      </w:r>
+      <w:sdt>
+        <w:sdtPr>
+          <w:rPr>
+            <w:rFonts w:eastAsiaTheme="minorEastAsia"/>
+            <w:color w:val="000000" w:themeColor="text1"/>
+          </w:rPr>
+          <w:id w:val="-233243979"/>
+          <w:citation/>
+        </w:sdtPr>
+        <w:sdtContent>
+          <w:r>
+            <w:rPr>
+              <w:rFonts w:eastAsiaTheme="minorEastAsia"/>
+              <w:color w:val="000000" w:themeColor="text1"/>
+            </w:rPr>
+            <w:fldChar w:fldCharType="begin"/>
+          </w:r>
+          <w:r>
+            <w:rPr>
+              <w:rFonts w:eastAsiaTheme="minorEastAsia"/>
+              <w:color w:val="000000" w:themeColor="text1"/>
+            </w:rPr>
+            <w:instrText xml:space="preserve"> CITATION Ana25 \l 1033 </w:instrText>
+          </w:r>
+          <w:r>
+            <w:rPr>
+              <w:rFonts w:eastAsiaTheme="minorEastAsia"/>
+              <w:color w:val="000000" w:themeColor="text1"/>
+            </w:rPr>
+            <w:fldChar w:fldCharType="separate"/>
+          </w:r>
+          <w:r>
+            <w:rPr>
+              <w:rFonts w:eastAsiaTheme="minorEastAsia"/>
+              <w:noProof/>
+              <w:color w:val="000000" w:themeColor="text1"/>
+            </w:rPr>
+            <w:t>(Anand Kumar &amp; Sountharrajan, 2025)</w:t>
+          </w:r>
+          <w:r>
+            <w:rPr>
+              <w:rFonts w:eastAsiaTheme="minorEastAsia"/>
+              <w:color w:val="000000" w:themeColor="text1"/>
+            </w:rPr>
+            <w:fldChar w:fldCharType="end"/>
+          </w:r>
+        </w:sdtContent>
+      </w:sdt>
+      <w:r>
+        <w:rPr>
+          <w:rFonts w:eastAsiaTheme="minorEastAsia"/>
+          <w:color w:val="000000" w:themeColor="text1"/>
+        </w:rPr>
+        <w:t xml:space="preserve">, and the graph neural networks used by </w:t>
+      </w:r>
+      <w:sdt>
+        <w:sdtPr>
+          <w:rPr>
+            <w:rFonts w:eastAsiaTheme="minorEastAsia"/>
+            <w:color w:val="000000" w:themeColor="text1"/>
+          </w:rPr>
+          <w:id w:val="-521856378"/>
+          <w:citation/>
+        </w:sdtPr>
+        <w:sdtContent>
+          <w:r>
+            <w:rPr>
+              <w:rFonts w:eastAsiaTheme="minorEastAsia"/>
+              <w:color w:val="000000" w:themeColor="text1"/>
+            </w:rPr>
+            <w:fldChar w:fldCharType="begin"/>
+          </w:r>
+          <w:r>
+            <w:rPr>
+              <w:rFonts w:eastAsiaTheme="minorEastAsia"/>
+              <w:color w:val="000000" w:themeColor="text1"/>
+            </w:rPr>
+            <w:instrText xml:space="preserve"> CITATION Hon24 \l 1033 </w:instrText>
+          </w:r>
+          <w:r>
+            <w:rPr>
+              <w:rFonts w:eastAsiaTheme="minorEastAsia"/>
+              <w:color w:val="000000" w:themeColor="text1"/>
+            </w:rPr>
+            <w:fldChar w:fldCharType="separate"/>
+          </w:r>
+          <w:r>
+            <w:rPr>
+              <w:rFonts w:eastAsiaTheme="minorEastAsia"/>
+              <w:noProof/>
+              <w:color w:val="000000" w:themeColor="text1"/>
+            </w:rPr>
+            <w:t>(Hong, et al., 2024)</w:t>
+          </w:r>
+          <w:r>
+            <w:rPr>
+              <w:rFonts w:eastAsiaTheme="minorEastAsia"/>
+              <w:color w:val="000000" w:themeColor="text1"/>
+            </w:rPr>
+            <w:fldChar w:fldCharType="end"/>
+          </w:r>
+        </w:sdtContent>
+      </w:sdt>
+      <w:r>
+        <w:rPr>
+          <w:rFonts w:eastAsiaTheme="minorEastAsia"/>
+          <w:color w:val="000000" w:themeColor="text1"/>
+        </w:rPr>
+        <w:t>, are genuinely powerful but they suit either very large datasets or data with explicit relational structure. The dataset here is tabular, of moderate size, and mixes categorical and numerical fields conditions under which tree-based ensembles are typically competitive and far easier to train and interpret within the scope of an MSc project. Deep and graph-based extensions are identified as future work in Chapter 5 rather than dismissed.</w:t>
+      </w:r>
+    </w:p>
+    <w:p>
+      <w:pPr>
+        <w:spacing w:line="360" w:lineRule="auto"/>
+        <w:jc w:val="both"/>
+        <w:rPr>
+          <w:rFonts w:eastAsiaTheme="minorEastAsia"/>
+          <w:color w:val="000000" w:themeColor="text1"/>
+        </w:rPr>
+      </w:pPr>
+    </w:p>
+    <w:p>
+      <w:pPr>
+        <w:spacing w:line="360" w:lineRule="auto"/>
+        <w:jc w:val="both"/>
+        <w:rPr>
+          <w:rFonts w:eastAsiaTheme="minorEastAsia"/>
+          <w:color w:val="000000" w:themeColor="text1"/>
+        </w:rPr>
+      </w:pPr>
+      <w:r>
+        <w:rPr>
+          <w:rFonts w:eastAsiaTheme="minorEastAsia"/>
+          <w:color w:val="000000" w:themeColor="text1"/>
+        </w:rPr>
+        <w:lastRenderedPageBreak/>
+        <w:t xml:space="preserve">Class imbalance will be handled as an experimental variable rather than a fixed choice. Three strategies will be compared on the same models: class weighting, which penalizes errors on the minority class more heavily. SMOTE applied within the training folds </w:t>
+      </w:r>
+      <w:sdt>
+        <w:sdtPr>
+          <w:rPr>
+            <w:rFonts w:eastAsiaTheme="minorEastAsia"/>
+            <w:color w:val="000000" w:themeColor="text1"/>
+          </w:rPr>
+          <w:id w:val="-883323514"/>
+          <w:citation/>
+        </w:sdtPr>
+        <w:sdtContent>
+          <w:r>
+            <w:rPr>
+              <w:rFonts w:eastAsiaTheme="minorEastAsia"/>
+              <w:color w:val="000000" w:themeColor="text1"/>
+            </w:rPr>
+            <w:fldChar w:fldCharType="begin"/>
+          </w:r>
+          <w:r>
+            <w:rPr>
+              <w:rFonts w:eastAsiaTheme="minorEastAsia"/>
+              <w:color w:val="000000" w:themeColor="text1"/>
+            </w:rPr>
+            <w:instrText xml:space="preserve"> CITATION Cha021 \l 1033 </w:instrText>
+          </w:r>
+          <w:r>
+            <w:rPr>
+              <w:rFonts w:eastAsiaTheme="minorEastAsia"/>
+              <w:color w:val="000000" w:themeColor="text1"/>
+            </w:rPr>
+            <w:fldChar w:fldCharType="separate"/>
+          </w:r>
+          <w:r>
+            <w:rPr>
+              <w:rFonts w:eastAsiaTheme="minorEastAsia"/>
+              <w:noProof/>
+              <w:color w:val="000000" w:themeColor="text1"/>
+            </w:rPr>
+            <w:t>(Chawla, et al., 2002)</w:t>
+          </w:r>
+          <w:r>
+            <w:rPr>
+              <w:rFonts w:eastAsiaTheme="minorEastAsia"/>
+              <w:color w:val="000000" w:themeColor="text1"/>
+            </w:rPr>
+            <w:fldChar w:fldCharType="end"/>
+          </w:r>
+        </w:sdtContent>
+      </w:sdt>
+      <w:r>
+        <w:rPr>
+          <w:rFonts w:eastAsiaTheme="minorEastAsia"/>
+          <w:color w:val="000000" w:themeColor="text1"/>
+        </w:rPr>
+        <w:t xml:space="preserve"> and tuning the decision threshold on the validation data instead of leaving it at the default. Comparing them gives a defensible answer as to which suits this data rather than assuming one works best.</w:t>
+      </w:r>
+    </w:p>
+    <w:p>
+      <w:pPr>
+        <w:spacing w:line="360" w:lineRule="auto"/>
+        <w:jc w:val="both"/>
+        <w:rPr>
+          <w:rFonts w:eastAsiaTheme="minorEastAsia"/>
+          <w:color w:val="000000" w:themeColor="text1"/>
+        </w:rPr>
+      </w:pPr>
+    </w:p>
+    <w:p>
+      <w:pPr>
+        <w:spacing w:line="360" w:lineRule="auto"/>
+        <w:jc w:val="both"/>
+        <w:rPr>
+          <w:rFonts w:eastAsiaTheme="minorEastAsia"/>
+          <w:color w:val="000000" w:themeColor="text1"/>
+        </w:rPr>
+      </w:pPr>
+      <w:r>
+        <w:rPr>
+          <w:rFonts w:eastAsiaTheme="minorEastAsia"/>
+          <w:color w:val="000000" w:themeColor="text1"/>
+        </w:rPr>
+        <w:t>Hyperparameters will be tuned using randomized search with stratified cross-validation, with the stratification preserving the fraud proportion in every fold. Where computational budget allows, nested cross-validation will be used so that tuning and evaluation do not share the same data.</w:t>
+      </w:r>
+    </w:p>
+    <w:p>
+      <w:pPr>
+        <w:spacing w:line="360" w:lineRule="auto"/>
+        <w:jc w:val="both"/>
+        <w:rPr>
+          <w:rFonts w:eastAsiaTheme="minorEastAsia"/>
+          <w:color w:val="000000" w:themeColor="text1"/>
+        </w:rPr>
+      </w:pPr>
+    </w:p>
+    <w:p>
+      <w:pPr>
+        <w:spacing w:line="360" w:lineRule="auto"/>
+        <w:jc w:val="both"/>
+        <w:rPr>
+          <w:rFonts w:eastAsiaTheme="minorEastAsia"/>
+          <w:color w:val="000000" w:themeColor="text1"/>
+        </w:rPr>
+      </w:pPr>
+      <w:r>
+        <w:rPr>
+          <w:rFonts w:eastAsiaTheme="minorEastAsia"/>
+          <w:color w:val="000000" w:themeColor="text1"/>
+        </w:rPr>
+        <w:t xml:space="preserve">Finally, model explainability will be addressed rather than treated as optional. Tree-based feature importances and model-agnostic attribution methods will be used to show which features drive a given prediction. This matters in insurance for practical reasons. A flagged claim affects a real customer, and an investigator needs a reason for the flag. </w:t>
+      </w:r>
+      <w:sdt>
+        <w:sdtPr>
+          <w:rPr>
+            <w:rFonts w:eastAsiaTheme="minorEastAsia"/>
+            <w:color w:val="000000" w:themeColor="text1"/>
+          </w:rPr>
+          <w:id w:val="88822346"/>
+          <w:citation/>
+        </w:sdtPr>
+        <w:sdtContent>
+          <w:r>
+            <w:rPr>
+              <w:rFonts w:eastAsiaTheme="minorEastAsia"/>
+              <w:color w:val="000000" w:themeColor="text1"/>
+            </w:rPr>
+            <w:fldChar w:fldCharType="begin"/>
+          </w:r>
+          <w:r>
+            <w:rPr>
+              <w:rFonts w:eastAsiaTheme="minorEastAsia"/>
+              <w:color w:val="000000" w:themeColor="text1"/>
+            </w:rPr>
+            <w:instrText xml:space="preserve"> CITATION Vuk25 \l 1033 </w:instrText>
+          </w:r>
+          <w:r>
+            <w:rPr>
+              <w:rFonts w:eastAsiaTheme="minorEastAsia"/>
+              <w:color w:val="000000" w:themeColor="text1"/>
+            </w:rPr>
+            <w:fldChar w:fldCharType="separate"/>
+          </w:r>
+          <w:r>
+            <w:rPr>
+              <w:rFonts w:eastAsiaTheme="minorEastAsia"/>
+              <w:noProof/>
+              <w:color w:val="000000" w:themeColor="text1"/>
+            </w:rPr>
+            <w:t>(Vuković, et al., 2025)</w:t>
+          </w:r>
+          <w:r>
+            <w:rPr>
+              <w:rFonts w:eastAsiaTheme="minorEastAsia"/>
+              <w:color w:val="000000" w:themeColor="text1"/>
+            </w:rPr>
+            <w:fldChar w:fldCharType="end"/>
+          </w:r>
+        </w:sdtContent>
+      </w:sdt>
+      <w:r>
+        <w:rPr>
+          <w:rFonts w:eastAsiaTheme="minorEastAsia"/>
+          <w:color w:val="000000" w:themeColor="text1"/>
+        </w:rPr>
+        <w:t xml:space="preserve"> identify explainability and governance as unresolved requirements across AI in financial services, </w:t>
+      </w:r>
+      <w:sdt>
+        <w:sdtPr>
+          <w:rPr>
+            <w:rFonts w:eastAsiaTheme="minorEastAsia"/>
+            <w:color w:val="000000" w:themeColor="text1"/>
+          </w:rPr>
+          <w:id w:val="-1617664754"/>
+          <w:citation/>
+        </w:sdtPr>
+        <w:sdtContent>
+          <w:r>
+            <w:rPr>
+              <w:rFonts w:eastAsiaTheme="minorEastAsia"/>
+              <w:color w:val="000000" w:themeColor="text1"/>
+            </w:rPr>
+            <w:fldChar w:fldCharType="begin"/>
+          </w:r>
+          <w:r>
+            <w:rPr>
+              <w:rFonts w:eastAsiaTheme="minorEastAsia"/>
+              <w:color w:val="000000" w:themeColor="text1"/>
+            </w:rPr>
+            <w:instrText xml:space="preserve"> CITATION Öza25 \l 1033 </w:instrText>
+          </w:r>
+          <w:r>
+            <w:rPr>
+              <w:rFonts w:eastAsiaTheme="minorEastAsia"/>
+              <w:color w:val="000000" w:themeColor="text1"/>
+            </w:rPr>
+            <w:fldChar w:fldCharType="separate"/>
+          </w:r>
+          <w:r>
+            <w:rPr>
+              <w:rFonts w:eastAsiaTheme="minorEastAsia"/>
+              <w:noProof/>
+              <w:color w:val="000000" w:themeColor="text1"/>
+            </w:rPr>
+            <w:t>(Özaltın &amp; Karadağ Erdemir, 2025)</w:t>
+          </w:r>
+          <w:r>
+            <w:rPr>
+              <w:rFonts w:eastAsiaTheme="minorEastAsia"/>
+              <w:color w:val="000000" w:themeColor="text1"/>
+            </w:rPr>
+            <w:fldChar w:fldCharType="end"/>
+          </w:r>
+        </w:sdtContent>
+      </w:sdt>
+      <w:r>
+        <w:rPr>
+          <w:rFonts w:eastAsiaTheme="minorEastAsia"/>
+          <w:color w:val="000000" w:themeColor="text1"/>
+        </w:rPr>
+        <w:t xml:space="preserve"> make a similar point about interpretability in fraud models.</w:t>
       </w:r>
     </w:p>
     <w:p>
@@ -8812,19 +9480,255 @@
     </w:p>
     <w:p>
       <w:pPr>
+        <w:pStyle w:val="Heading2"/>
+      </w:pPr>
+      <w:bookmarkStart w:id="37" w:name="_Toc128143307"/>
+      <w:r>
+        <w:t>Others</w:t>
+      </w:r>
+      <w:bookmarkEnd w:id="37"/>
+      <w:r>
+        <w:t>: Implementation, Ethical Considerations and Limitations</w:t>
+      </w:r>
+    </w:p>
+    <w:p>
+      <w:pPr>
         <w:spacing w:line="360" w:lineRule="auto"/>
         <w:jc w:val="both"/>
         <w:rPr>
-          <w:rFonts w:eastAsiaTheme="minorEastAsia"/>
-          <w:color w:val="000000" w:themeColor="text1"/>
-        </w:rPr>
-      </w:pPr>
-      <w:r>
-        <w:rPr>
-          <w:rFonts w:eastAsiaTheme="minorEastAsia"/>
-          <w:color w:val="000000" w:themeColor="text1"/>
-        </w:rPr>
-        <w:t xml:space="preserve">In this section describe how you are going to evaluate your system. </w:t>
+          <w:lang w:val="en-GB"/>
+        </w:rPr>
+      </w:pPr>
+      <w:r>
+        <w:rPr>
+          <w:b/>
+          <w:bCs/>
+          <w:lang w:val="en-GB"/>
+        </w:rPr>
+        <w:t xml:space="preserve">Implementation. </w:t>
+      </w:r>
+      <w:r>
+        <w:rPr>
+          <w:lang w:val="en-GB"/>
+        </w:rPr>
+        <w:t xml:space="preserve">The smart contracts will be written in Solidity, developed and unit-tested locally using a standard Ethereum development framework before deployment to </w:t>
+      </w:r>
+      <w:proofErr w:type="spellStart"/>
+      <w:r>
+        <w:rPr>
+          <w:lang w:val="en-GB"/>
+        </w:rPr>
+        <w:t>Sepolia</w:t>
+      </w:r>
+      <w:proofErr w:type="spellEnd"/>
+      <w:r>
+        <w:rPr>
+          <w:lang w:val="en-GB"/>
+        </w:rPr>
+        <w:t xml:space="preserve">, with test obtained from a public faucet. </w:t>
+      </w:r>
+      <w:sdt>
+        <w:sdtPr>
+          <w:rPr>
+            <w:lang w:val="en-GB"/>
+          </w:rPr>
+          <w:id w:val="-1698002855"/>
+          <w:citation/>
+        </w:sdtPr>
+        <w:sdtContent>
+          <w:r>
+            <w:rPr>
+              <w:lang w:val="en-GB"/>
+            </w:rPr>
+            <w:fldChar w:fldCharType="begin"/>
+          </w:r>
+          <w:r>
+            <w:instrText xml:space="preserve"> CITATION Kaa24 \l 1033 </w:instrText>
+          </w:r>
+          <w:r>
+            <w:rPr>
+              <w:lang w:val="en-GB"/>
+            </w:rPr>
+            <w:fldChar w:fldCharType="separate"/>
+          </w:r>
+          <w:r>
+            <w:rPr>
+              <w:noProof/>
+            </w:rPr>
+            <w:t>(Kaafarani, et al., 2024)</w:t>
+          </w:r>
+          <w:r>
+            <w:rPr>
+              <w:lang w:val="en-GB"/>
+            </w:rPr>
+            <w:fldChar w:fldCharType="end"/>
+          </w:r>
+        </w:sdtContent>
+      </w:sdt>
+      <w:r>
+        <w:rPr>
+          <w:lang w:val="en-GB"/>
+        </w:rPr>
+        <w:t xml:space="preserve"> provide a taxonomy and performance comparison of development platforms for smart-contract-based insurance fraud detection, and their analysis informs this choice. Ethereum with Solidity is selected because it is the platform used by most of the claim’s systems reviewed in Chapter 2, including </w:t>
+      </w:r>
+      <w:sdt>
+        <w:sdtPr>
+          <w:rPr>
+            <w:lang w:val="en-GB"/>
+          </w:rPr>
+          <w:id w:val="-211267578"/>
+          <w:citation/>
+        </w:sdtPr>
+        <w:sdtContent>
+          <w:r>
+            <w:rPr>
+              <w:lang w:val="en-GB"/>
+            </w:rPr>
+            <w:fldChar w:fldCharType="begin"/>
+          </w:r>
+          <w:r>
+            <w:instrText xml:space="preserve"> CITATION Has21 \l 1033 </w:instrText>
+          </w:r>
+          <w:r>
+            <w:rPr>
+              <w:lang w:val="en-GB"/>
+            </w:rPr>
+            <w:fldChar w:fldCharType="separate"/>
+          </w:r>
+          <w:r>
+            <w:rPr>
+              <w:noProof/>
+            </w:rPr>
+            <w:t>(Hassan, et al., 2021)</w:t>
+          </w:r>
+          <w:r>
+            <w:rPr>
+              <w:lang w:val="en-GB"/>
+            </w:rPr>
+            <w:fldChar w:fldCharType="end"/>
+          </w:r>
+        </w:sdtContent>
+      </w:sdt>
+      <w:r>
+        <w:rPr>
+          <w:lang w:val="en-GB"/>
+        </w:rPr>
+        <w:t xml:space="preserve">, </w:t>
+      </w:r>
+      <w:sdt>
+        <w:sdtPr>
+          <w:rPr>
+            <w:lang w:val="en-GB"/>
+          </w:rPr>
+          <w:id w:val="-2120983415"/>
+          <w:citation/>
+        </w:sdtPr>
+        <w:sdtContent>
+          <w:r>
+            <w:rPr>
+              <w:lang w:val="en-GB"/>
+            </w:rPr>
+            <w:fldChar w:fldCharType="begin"/>
+          </w:r>
+          <w:r>
+            <w:instrText xml:space="preserve"> CITATION Che21 \l 1033 </w:instrText>
+          </w:r>
+          <w:r>
+            <w:rPr>
+              <w:lang w:val="en-GB"/>
+            </w:rPr>
+            <w:fldChar w:fldCharType="separate"/>
+          </w:r>
+          <w:r>
+            <w:rPr>
+              <w:noProof/>
+            </w:rPr>
+            <w:t>(Chen, et al., 2021)</w:t>
+          </w:r>
+          <w:r>
+            <w:rPr>
+              <w:lang w:val="en-GB"/>
+            </w:rPr>
+            <w:fldChar w:fldCharType="end"/>
+          </w:r>
+        </w:sdtContent>
+      </w:sdt>
+      <w:r>
+        <w:rPr>
+          <w:lang w:val="en-GB"/>
+        </w:rPr>
+        <w:t xml:space="preserve"> and </w:t>
+      </w:r>
+      <w:sdt>
+        <w:sdtPr>
+          <w:rPr>
+            <w:lang w:val="en-GB"/>
+          </w:rPr>
+          <w:id w:val="-312493639"/>
+          <w:citation/>
+        </w:sdtPr>
+        <w:sdtContent>
+          <w:r>
+            <w:rPr>
+              <w:lang w:val="en-GB"/>
+            </w:rPr>
+            <w:fldChar w:fldCharType="begin"/>
+          </w:r>
+          <w:r>
+            <w:instrText xml:space="preserve"> CITATION Aln22 \l 1033 </w:instrText>
+          </w:r>
+          <w:r>
+            <w:rPr>
+              <w:lang w:val="en-GB"/>
+            </w:rPr>
+            <w:fldChar w:fldCharType="separate"/>
+          </w:r>
+          <w:r>
+            <w:rPr>
+              <w:noProof/>
+            </w:rPr>
+            <w:t>(Alnuaimi, et al., 2022)</w:t>
+          </w:r>
+          <w:r>
+            <w:rPr>
+              <w:lang w:val="en-GB"/>
+            </w:rPr>
+            <w:fldChar w:fldCharType="end"/>
+          </w:r>
+        </w:sdtContent>
+      </w:sdt>
+      <w:r>
+        <w:rPr>
+          <w:lang w:val="en-GB"/>
+        </w:rPr>
+        <w:t xml:space="preserve"> which </w:t>
+      </w:r>
+      <w:r>
+        <w:rPr>
+          <w:lang w:val="en-GB"/>
+        </w:rPr>
+        <w:lastRenderedPageBreak/>
+        <w:t xml:space="preserve">keeps this work comparable with theirs. On Google Cloud, the event listener will run as a containerised service, messages will pass through a managed publish-subscribe queue, transformation will run on a managed Spark cluster, and prepared features will be held in the cloud data warehouse. Model development </w:t>
+      </w:r>
+      <w:r>
+        <w:rPr>
+          <w:lang w:val="en-GB"/>
+        </w:rPr>
+        <w:t xml:space="preserve">will use Python with pandas, scikit-learn, imbalanced-learn and </w:t>
+      </w:r>
+      <w:proofErr w:type="spellStart"/>
+      <w:r>
+        <w:rPr>
+          <w:lang w:val="en-GB"/>
+        </w:rPr>
+        <w:t>XGBoost</w:t>
+      </w:r>
+      <w:proofErr w:type="spellEnd"/>
+      <w:r>
+        <w:rPr>
+          <w:lang w:val="en-GB"/>
+        </w:rPr>
+        <w:t>. Cloud service names, free-tier quotas and library APIs change frequently, so the exact services and versions used should be confirmed against current documentation at the time of implementation and recorded in Chapter 4.</w:t>
       </w:r>
     </w:p>
     <w:p>
@@ -8832,47 +9736,31 @@
         <w:spacing w:line="360" w:lineRule="auto"/>
         <w:jc w:val="both"/>
         <w:rPr>
-          <w:rFonts w:eastAsiaTheme="minorEastAsia"/>
-          <w:color w:val="000000" w:themeColor="text1"/>
-        </w:rPr>
-      </w:pPr>
-      <w:r>
-        <w:rPr>
-          <w:rFonts w:eastAsiaTheme="minorEastAsia"/>
-          <w:color w:val="000000" w:themeColor="text1"/>
-        </w:rPr>
-        <w:t>Define the evaluation metrics used to assess the performance of the AI-based system, such as accuracy, sensitivity, specificity, and F1 score.</w:t>
-      </w:r>
-      <w:r>
-        <w:rPr>
-          <w:rFonts w:eastAsiaTheme="minorEastAsia"/>
-          <w:color w:val="000000" w:themeColor="text1"/>
-        </w:rPr>
-        <w:t xml:space="preserve"> Use relevant references, equation definition etc. to justify why you are selecting the specific evaluation metrics for the performance measurements.</w:t>
-      </w:r>
-      <w:r>
-        <w:rPr>
-          <w:rFonts w:eastAsiaTheme="minorEastAsia"/>
-          <w:color w:val="000000" w:themeColor="text1"/>
-        </w:rPr>
-        <w:t xml:space="preserve"> </w:t>
-      </w:r>
+          <w:lang w:val="en-GB"/>
+        </w:rPr>
+      </w:pPr>
     </w:p>
     <w:p>
       <w:pPr>
         <w:spacing w:line="360" w:lineRule="auto"/>
         <w:jc w:val="both"/>
         <w:rPr>
-          <w:rFonts w:eastAsiaTheme="minorEastAsia"/>
-          <w:color w:val="4472C4" w:themeColor="accent1"/>
-        </w:rPr>
-      </w:pPr>
-      <w:r>
-        <w:rPr>
-          <w:rFonts w:eastAsiaTheme="minorEastAsia"/>
-          <w:color w:val="4472C4" w:themeColor="accent1"/>
-        </w:rPr>
-        <w:t>Example: The smart healthcare recommendation system will be evaluated using a randomized controlled trial with multidisciplinary diabetes patients. The primary outcome measure will be healthcare outcomes, including glycemic control, blood pressure, and quality of life. Secondary outcome measures will include patient satisfaction and healthcare resource utilization.</w:t>
+          <w:lang w:val="en-GB"/>
+        </w:rPr>
+      </w:pPr>
+      <w:r>
+        <w:rPr>
+          <w:b/>
+          <w:bCs/>
+          <w:lang w:val="en-GB"/>
+        </w:rPr>
+        <w:t xml:space="preserve">Ethical considerations. </w:t>
+      </w:r>
+      <w:r>
+        <w:rPr>
+          <w:lang w:val="en-GB"/>
+        </w:rPr>
+        <w:t>The project uses a publicly available, anonymised dataset and involved no human participants and no personal data collected by the researcher, so no ethical approval for human subject’s research is required. All blockchain activity takes place on a test network using valueless test either, so no real funds or real customer claims are involved.</w:t>
       </w:r>
     </w:p>
     <w:p>
@@ -8880,43 +9768,180 @@
         <w:spacing w:line="360" w:lineRule="auto"/>
         <w:jc w:val="both"/>
         <w:rPr>
-          <w:rFonts w:eastAsiaTheme="minorEastAsia"/>
-          <w:color w:val="4472C4" w:themeColor="accent1"/>
-        </w:rPr>
-      </w:pPr>
-      <w:r>
-        <w:rPr>
-          <w:rFonts w:eastAsiaTheme="minorEastAsia"/>
-          <w:color w:val="4472C4" w:themeColor="accent1"/>
-        </w:rPr>
-        <w:t>Qualitative interviews will be conducted with healthcare professionals and patients to identify any barriers and limitations to the adoption of the smart healthcare recommendation system in clinical practice.</w:t>
-      </w:r>
-    </w:p>
-    <w:p>
-      <w:pPr>
-        <w:pStyle w:val="Heading2"/>
-      </w:pPr>
-      <w:bookmarkStart w:id="37" w:name="_Toc128143307"/>
-      <w:r>
-        <w:t>Others (according to your selected topic)</w:t>
-      </w:r>
-      <w:bookmarkEnd w:id="37"/>
-    </w:p>
-    <w:p>
-      <w:r>
-        <w:t xml:space="preserve">This section contains </w:t>
-      </w:r>
-      <w:r>
-        <w:t>major</w:t>
-      </w:r>
-      <w:r>
-        <w:t xml:space="preserve"> results achieved </w:t>
-      </w:r>
-      <w:r>
-        <w:t>through the project</w:t>
-      </w:r>
-      <w:r>
-        <w:t xml:space="preserve">. </w:t>
+          <w:lang w:val="en-GB"/>
+        </w:rPr>
+      </w:pPr>
+    </w:p>
+    <w:p>
+      <w:pPr>
+        <w:spacing w:line="360" w:lineRule="auto"/>
+        <w:jc w:val="both"/>
+        <w:rPr>
+          <w:lang w:val="en-GB"/>
+        </w:rPr>
+      </w:pPr>
+      <w:r>
+        <w:rPr>
+          <w:lang w:val="en-GB"/>
+        </w:rPr>
+        <w:t xml:space="preserve">One ethical issue is worth addressing directly because it is specific to this architecture. Immutability sits awkwardly with data-protection law, since the UK GDPR gives individuals a right to erasure and a public ledger cannot be edited. The design mitigates this by keeping personal data off-chain and writing only hashes and content identifiers to the ledger. Deleting the off-chain record renders the on-chain reference meaningless, which achieves the practical effect of erasure without rewriting history. This is the same reasoning that motivates the off-chain design of </w:t>
+      </w:r>
+      <w:sdt>
+        <w:sdtPr>
+          <w:rPr>
+            <w:lang w:val="en-GB"/>
+          </w:rPr>
+          <w:id w:val="232208061"/>
+          <w:citation/>
+        </w:sdtPr>
+        <w:sdtContent>
+          <w:r>
+            <w:rPr>
+              <w:lang w:val="en-GB"/>
+            </w:rPr>
+            <w:fldChar w:fldCharType="begin"/>
+          </w:r>
+          <w:r>
+            <w:instrText xml:space="preserve"> CITATION Aln22 \l 1033  \m MaS241</w:instrText>
+          </w:r>
+          <w:r>
+            <w:rPr>
+              <w:lang w:val="en-GB"/>
+            </w:rPr>
+            <w:fldChar w:fldCharType="separate"/>
+          </w:r>
+          <w:r>
+            <w:rPr>
+              <w:noProof/>
+            </w:rPr>
+            <w:t>(Alnuaimi, et al., 2022; Ma &amp; Zhang, 2024)</w:t>
+          </w:r>
+          <w:r>
+            <w:rPr>
+              <w:lang w:val="en-GB"/>
+            </w:rPr>
+            <w:fldChar w:fldCharType="end"/>
+          </w:r>
+        </w:sdtContent>
+      </w:sdt>
+      <w:r>
+        <w:rPr>
+          <w:lang w:val="en-GB"/>
+        </w:rPr>
+        <w:t>. A second issue is fairness. A fraud model trained on historical decisions can reproduce bias present in those decisions, so features will be reviewed for proxies of protected characteristics and error rates will be examined across subgroups rather than reported only in aggregate.</w:t>
+      </w:r>
+    </w:p>
+    <w:p>
+      <w:pPr>
+        <w:spacing w:line="360" w:lineRule="auto"/>
+        <w:jc w:val="both"/>
+        <w:rPr>
+          <w:lang w:val="en-GB"/>
+        </w:rPr>
+      </w:pPr>
+    </w:p>
+    <w:p>
+      <w:pPr>
+        <w:spacing w:line="360" w:lineRule="auto"/>
+        <w:jc w:val="both"/>
+        <w:rPr>
+          <w:lang w:val="en-GB"/>
+        </w:rPr>
+      </w:pPr>
+      <w:r>
+        <w:rPr>
+          <w:b/>
+          <w:bCs/>
+          <w:lang w:val="en-GB"/>
+        </w:rPr>
+        <w:t xml:space="preserve">Methodological limitations. </w:t>
+      </w:r>
+      <w:r>
+        <w:rPr>
+          <w:lang w:val="en-GB"/>
+        </w:rPr>
+        <w:t xml:space="preserve">Four limitations should be acknowledged in advance. First claims are replayed onto the ledger rather than originating there, so provenance features are realistic in structure but generated under </w:t>
+      </w:r>
+      <w:r>
+        <w:rPr>
+          <w:lang w:val="en-GB"/>
+        </w:rPr>
+        <w:t xml:space="preserve">controlled conditions rather than observed in the wild. Second, the study uses a single public dataset covering one line of insurance, </w:t>
+      </w:r>
+      <w:r>
+        <w:rPr>
+          <w:lang w:val="en-GB"/>
+        </w:rPr>
+        <w:lastRenderedPageBreak/>
+        <w:t xml:space="preserve">which limits how far the findings generalise. </w:t>
+      </w:r>
+      <w:sdt>
+        <w:sdtPr>
+          <w:rPr>
+            <w:lang w:val="en-GB"/>
+          </w:rPr>
+          <w:id w:val="549196937"/>
+          <w:citation/>
+        </w:sdtPr>
+        <w:sdtContent>
+          <w:r>
+            <w:rPr>
+              <w:lang w:val="en-GB"/>
+            </w:rPr>
+            <w:fldChar w:fldCharType="begin"/>
+          </w:r>
+          <w:r>
+            <w:instrText xml:space="preserve"> CITATION Sch24 \l 1033 </w:instrText>
+          </w:r>
+          <w:r>
+            <w:rPr>
+              <w:lang w:val="en-GB"/>
+            </w:rPr>
+            <w:fldChar w:fldCharType="separate"/>
+          </w:r>
+          <w:r>
+            <w:rPr>
+              <w:noProof/>
+            </w:rPr>
+            <w:t>(Schrijver, et al., 2024)</w:t>
+          </w:r>
+          <w:r>
+            <w:rPr>
+              <w:lang w:val="en-GB"/>
+            </w:rPr>
+            <w:fldChar w:fldCharType="end"/>
+          </w:r>
+        </w:sdtContent>
+      </w:sdt>
+      <w:r>
+        <w:rPr>
+          <w:lang w:val="en-GB"/>
+        </w:rPr>
+        <w:t xml:space="preserve"> note that dataset scarcity is a structural problem across this whole research area, not a shortcoming of this project alone. Third, a test network does not reproduce the economics of a production chain, so gas measurements indicate relative cost rather than what an insurer would pay. Fourth, free-tier cloud resources limit the volume at which throughput can be tested, so scalability results will show trends rather than production-scale capacity.</w:t>
+      </w:r>
+    </w:p>
+    <w:p>
+      <w:pPr>
+        <w:spacing w:line="360" w:lineRule="auto"/>
+        <w:jc w:val="both"/>
+        <w:rPr>
+          <w:lang w:val="en-GB"/>
+        </w:rPr>
+      </w:pPr>
+    </w:p>
+    <w:p>
+      <w:pPr>
+        <w:spacing w:line="360" w:lineRule="auto"/>
+        <w:jc w:val="both"/>
+        <w:rPr>
+          <w:lang w:val="en-GB"/>
+        </w:rPr>
+      </w:pPr>
+      <w:r>
+        <w:rPr>
+          <w:lang w:val="en-GB"/>
+        </w:rPr>
+        <w:t>This chapter has set out the architecture of the proposed system, the data it will use, how the data will be prepared and turned into features, the models that will be developed, the two-part evaluation strategy and the tools involved. Chapter 4 reports the results of carrying out this methodology, beginning with the experimental setup and the dataset as actually obtained, and then presenting detection and system performance in turn.</w:t>
       </w:r>
     </w:p>
     <w:p>
@@ -9003,7 +10028,6 @@
           <w:rFonts w:eastAsiaTheme="minorEastAsia"/>
           <w:color w:val="000000" w:themeColor="text1"/>
         </w:rPr>
-        <w:lastRenderedPageBreak/>
         <w:t>Results section should provide a clear and objective presentation of your study's findings, using appropriate statistical analysis</w:t>
       </w:r>
       <w:r>
@@ -9137,6 +10161,7 @@
           <w:rFonts w:eastAsiaTheme="minorEastAsia"/>
           <w:color w:val="000000" w:themeColor="text1"/>
         </w:rPr>
+        <w:lastRenderedPageBreak/>
         <w:t>For example:</w:t>
       </w:r>
     </w:p>
@@ -9229,7 +10254,6 @@
         <w:jc w:val="both"/>
       </w:pPr>
       <w:r>
-        <w:lastRenderedPageBreak/>
         <w:t xml:space="preserve">Present your findings using tables, graphs or figures. Start with the most important results and present them in a logical order that follows the research questions. Be sure to label all tables, graphs and figures and to provide detailed </w:t>
       </w:r>
       <w:r>
@@ -12547,11 +13571,40 @@
     <b:Pages>321–357</b:Pages>
     <b:RefOrder>22</b:RefOrder>
   </b:Source>
+  <b:Source>
+    <b:Tag>Kaa24</b:Tag>
+    <b:SourceType>JournalArticle</b:SourceType>
+    <b:Guid>{7856E4B2-D7B5-BF43-9511-B4C206C61B22}</b:Guid>
+    <b:Author>
+      <b:Author>
+        <b:NameList>
+          <b:Person>
+            <b:Last>Kaafarani</b:Last>
+            <b:First>R.</b:First>
+          </b:Person>
+          <b:Person>
+            <b:Last>Ismail</b:Last>
+            <b:First>L.</b:First>
+          </b:Person>
+          <b:Person>
+            <b:Last>Zahwe</b:Last>
+            <b:First>O.</b:First>
+          </b:Person>
+        </b:NameList>
+      </b:Author>
+    </b:Author>
+    <b:Title>Automatic recommender system of development platforms for smart contract–Based health care insurance fraud detection solutions: Taxonomy and performance evaluation</b:Title>
+    <b:JournalName>Journal of Medical Internet Research</b:JournalName>
+    <b:Year>2024</b:Year>
+    <b:Volume>26</b:Volume>
+    <b:Pages>e50730</b:Pages>
+    <b:RefOrder>23</b:RefOrder>
+  </b:Source>
 </b:Sources>
 </file>
 
 <file path=customXml/itemProps1.xml><?xml version="1.0" encoding="utf-8"?>
-<ds:datastoreItem xmlns:ds="http://schemas.openxmlformats.org/officeDocument/2006/customXml" ds:itemID="{6E5E4809-CD41-8E41-AF05-556ABFDA5C5D}">
+<ds:datastoreItem xmlns:ds="http://schemas.openxmlformats.org/officeDocument/2006/customXml" ds:itemID="{BCDF6D96-3D54-A942-BF74-2A2ABBC1A3AF}">
   <ds:schemaRefs>
     <ds:schemaRef ds:uri="http://schemas.openxmlformats.org/officeDocument/2006/bibliography"/>
   </ds:schemaRefs>

--- a/docs/Dissertation_Ganesh_oli.docx
+++ b/docs/Dissertation_Ganesh_oli.docx
@@ -579,19 +579,16 @@
       <w:bookmarkStart w:id="9" w:name="_Toc128143290"/>
       <w:r>
         <w:lastRenderedPageBreak/>
+        <w:t xml:space="preserve">Table of </w:t>
+      </w:r>
+      <w:r>
         <w:t>Contents</w:t>
       </w:r>
       <w:bookmarkStart w:id="10" w:name="ToC"/>
       <w:bookmarkEnd w:id="7"/>
-      <w:bookmarkEnd w:id="10"/>
-      <w:r>
-        <w:t xml:space="preserve"> (This is an example)</w:t>
-      </w:r>
       <w:bookmarkEnd w:id="8"/>
       <w:bookmarkEnd w:id="9"/>
-      <w:r>
-        <w:t xml:space="preserve"> </w:t>
-      </w:r>
+      <w:bookmarkEnd w:id="10"/>
     </w:p>
     <w:p>
       <w:pPr>
@@ -1638,7 +1635,19 @@
           <w:rPr>
             <w:rStyle w:val="Hyperlink"/>
           </w:rPr>
-          <w:t>Methodology</w:t>
+          <w:t>M</w:t>
+        </w:r>
+        <w:r>
+          <w:rPr>
+            <w:rStyle w:val="Hyperlink"/>
+          </w:rPr>
+          <w:t>e</w:t>
+        </w:r>
+        <w:r>
+          <w:rPr>
+            <w:rStyle w:val="Hyperlink"/>
+          </w:rPr>
+          <w:t>thodology</w:t>
         </w:r>
         <w:r>
           <w:rPr>

--- a/docs/Dissertation_Ganesh_oli.docx
+++ b/docs/Dissertation_Ganesh_oli.docx
@@ -6,28 +6,6 @@
       <w:pPr>
         <w:jc w:val="center"/>
         <w:rPr>
-          <w:b/>
-          <w:bCs/>
-          <w:i/>
-          <w:sz w:val="56"/>
-          <w:szCs w:val="56"/>
-        </w:rPr>
-      </w:pPr>
-      <w:r>
-        <w:rPr>
-          <w:b/>
-          <w:bCs/>
-          <w:i/>
-          <w:sz w:val="56"/>
-          <w:szCs w:val="56"/>
-        </w:rPr>
-        <w:t>Dissertation Title</w:t>
-      </w:r>
-    </w:p>
-    <w:p>
-      <w:pPr>
-        <w:jc w:val="center"/>
-        <w:rPr>
           <w:i/>
           <w:color w:val="4472C4" w:themeColor="accent1"/>
           <w:sz w:val="40"/>
@@ -41,7 +19,7 @@
           <w:sz w:val="40"/>
           <w:szCs w:val="40"/>
         </w:rPr>
-        <w:t>Example: A Smart Healthcare Recommendation System for Diabetes Patients with Data Fusion Based on Deep Ensemble Learning</w:t>
+        <w:t>A Decentralized Claims Registry for AI-Ready Insurance Fraud Detection</w:t>
       </w:r>
     </w:p>
     <w:p>
@@ -105,7 +83,7 @@
       </w:pPr>
       <w:proofErr w:type="gramStart"/>
       <w:r>
-        <w:t>Master in Computer Science</w:t>
+        <w:t>Masters in computer science</w:t>
       </w:r>
       <w:proofErr w:type="gramEnd"/>
     </w:p>
@@ -187,56 +165,8 @@
           </w:tcPr>
           <w:p>
             <w:r>
-              <w:fldChar w:fldCharType="begin">
-                <w:ffData>
-                  <w:name w:val="Text1"/>
-                  <w:enabled/>
-                  <w:calcOnExit w:val="0"/>
-                  <w:textInput/>
-                </w:ffData>
-              </w:fldChar>
+              <w:t>Ganesh Oli</w:t>
             </w:r>
-            <w:bookmarkStart w:id="0" w:name="Text1"/>
-            <w:r>
-              <w:instrText xml:space="preserve"> FORMTEXT </w:instrText>
-            </w:r>
-            <w:r>
-              <w:fldChar w:fldCharType="separate"/>
-            </w:r>
-            <w:r>
-              <w:rPr>
-                <w:noProof/>
-              </w:rPr>
-              <w:t> </w:t>
-            </w:r>
-            <w:r>
-              <w:rPr>
-                <w:noProof/>
-              </w:rPr>
-              <w:t> </w:t>
-            </w:r>
-            <w:r>
-              <w:rPr>
-                <w:noProof/>
-              </w:rPr>
-              <w:t> </w:t>
-            </w:r>
-            <w:r>
-              <w:rPr>
-                <w:noProof/>
-              </w:rPr>
-              <w:t> </w:t>
-            </w:r>
-            <w:r>
-              <w:rPr>
-                <w:noProof/>
-              </w:rPr>
-              <w:t> </w:t>
-            </w:r>
-            <w:r>
-              <w:fldChar w:fldCharType="end"/>
-            </w:r>
-            <w:bookmarkEnd w:id="0"/>
           </w:p>
         </w:tc>
       </w:tr>
@@ -279,56 +209,8 @@
           </w:tcPr>
           <w:p>
             <w:r>
-              <w:fldChar w:fldCharType="begin">
-                <w:ffData>
-                  <w:name w:val="Text2"/>
-                  <w:enabled/>
-                  <w:calcOnExit w:val="0"/>
-                  <w:textInput/>
-                </w:ffData>
-              </w:fldChar>
+              <w:t>3054557</w:t>
             </w:r>
-            <w:bookmarkStart w:id="1" w:name="Text2"/>
-            <w:r>
-              <w:instrText xml:space="preserve"> FORMTEXT </w:instrText>
-            </w:r>
-            <w:r>
-              <w:fldChar w:fldCharType="separate"/>
-            </w:r>
-            <w:r>
-              <w:rPr>
-                <w:noProof/>
-              </w:rPr>
-              <w:t> </w:t>
-            </w:r>
-            <w:r>
-              <w:rPr>
-                <w:noProof/>
-              </w:rPr>
-              <w:t> </w:t>
-            </w:r>
-            <w:r>
-              <w:rPr>
-                <w:noProof/>
-              </w:rPr>
-              <w:t> </w:t>
-            </w:r>
-            <w:r>
-              <w:rPr>
-                <w:noProof/>
-              </w:rPr>
-              <w:t> </w:t>
-            </w:r>
-            <w:r>
-              <w:rPr>
-                <w:noProof/>
-              </w:rPr>
-              <w:t> </w:t>
-            </w:r>
-            <w:r>
-              <w:fldChar w:fldCharType="end"/>
-            </w:r>
-            <w:bookmarkEnd w:id="1"/>
           </w:p>
         </w:tc>
       </w:tr>
@@ -371,56 +253,8 @@
           </w:tcPr>
           <w:p>
             <w:r>
-              <w:fldChar w:fldCharType="begin">
-                <w:ffData>
-                  <w:name w:val="Text3"/>
-                  <w:enabled/>
-                  <w:calcOnExit w:val="0"/>
-                  <w:textInput/>
-                </w:ffData>
-              </w:fldChar>
+              <w:t>Dr. Amin Karami</w:t>
             </w:r>
-            <w:bookmarkStart w:id="2" w:name="Text3"/>
-            <w:r>
-              <w:instrText xml:space="preserve"> FORMTEXT </w:instrText>
-            </w:r>
-            <w:r>
-              <w:fldChar w:fldCharType="separate"/>
-            </w:r>
-            <w:r>
-              <w:rPr>
-                <w:noProof/>
-              </w:rPr>
-              <w:t> </w:t>
-            </w:r>
-            <w:r>
-              <w:rPr>
-                <w:noProof/>
-              </w:rPr>
-              <w:t> </w:t>
-            </w:r>
-            <w:r>
-              <w:rPr>
-                <w:noProof/>
-              </w:rPr>
-              <w:t> </w:t>
-            </w:r>
-            <w:r>
-              <w:rPr>
-                <w:noProof/>
-              </w:rPr>
-              <w:t> </w:t>
-            </w:r>
-            <w:r>
-              <w:rPr>
-                <w:noProof/>
-              </w:rPr>
-              <w:t> </w:t>
-            </w:r>
-            <w:r>
-              <w:fldChar w:fldCharType="end"/>
-            </w:r>
-            <w:bookmarkEnd w:id="2"/>
           </w:p>
         </w:tc>
       </w:tr>
@@ -448,16 +282,16 @@
       <w:pPr>
         <w:pStyle w:val="Titles"/>
       </w:pPr>
-      <w:bookmarkStart w:id="3" w:name="_Toc394498192"/>
-      <w:bookmarkStart w:id="4" w:name="_Toc404008237"/>
-      <w:bookmarkStart w:id="5" w:name="_Toc128143288"/>
+      <w:bookmarkStart w:id="0" w:name="_Toc394498192"/>
+      <w:bookmarkStart w:id="1" w:name="_Toc404008237"/>
+      <w:bookmarkStart w:id="2" w:name="_Toc128143288"/>
       <w:r>
         <w:lastRenderedPageBreak/>
         <w:t>Abstract</w:t>
       </w:r>
-      <w:bookmarkEnd w:id="3"/>
-      <w:bookmarkEnd w:id="4"/>
-      <w:bookmarkEnd w:id="5"/>
+      <w:bookmarkEnd w:id="0"/>
+      <w:bookmarkEnd w:id="1"/>
+      <w:bookmarkEnd w:id="2"/>
     </w:p>
     <w:p>
       <w:pPr>
@@ -553,12 +387,12 @@
       <w:r>
         <w:br w:type="page"/>
       </w:r>
-      <w:bookmarkStart w:id="6" w:name="_Toc128143289"/>
+      <w:bookmarkStart w:id="3" w:name="_Toc128143289"/>
       <w:r>
         <w:lastRenderedPageBreak/>
         <w:t>Acknowledgements</w:t>
       </w:r>
-      <w:bookmarkEnd w:id="6"/>
+      <w:bookmarkEnd w:id="3"/>
     </w:p>
     <w:p>
       <w:r>
@@ -574,9 +408,9 @@
       <w:pPr>
         <w:pStyle w:val="Titles"/>
       </w:pPr>
-      <w:bookmarkStart w:id="7" w:name="_Toc394498195"/>
-      <w:bookmarkStart w:id="8" w:name="_Toc404008238"/>
-      <w:bookmarkStart w:id="9" w:name="_Toc128143290"/>
+      <w:bookmarkStart w:id="4" w:name="_Toc394498195"/>
+      <w:bookmarkStart w:id="5" w:name="_Toc404008238"/>
+      <w:bookmarkStart w:id="6" w:name="_Toc128143290"/>
       <w:r>
         <w:lastRenderedPageBreak/>
         <w:t xml:space="preserve">Table of </w:t>
@@ -584,11 +418,11 @@
       <w:r>
         <w:t>Contents</w:t>
       </w:r>
-      <w:bookmarkStart w:id="10" w:name="ToC"/>
+      <w:bookmarkStart w:id="7" w:name="ToC"/>
+      <w:bookmarkEnd w:id="4"/>
+      <w:bookmarkEnd w:id="5"/>
+      <w:bookmarkEnd w:id="6"/>
       <w:bookmarkEnd w:id="7"/>
-      <w:bookmarkEnd w:id="8"/>
-      <w:bookmarkEnd w:id="9"/>
-      <w:bookmarkEnd w:id="10"/>
     </w:p>
     <w:p>
       <w:pPr>
@@ -1635,19 +1469,7 @@
           <w:rPr>
             <w:rStyle w:val="Hyperlink"/>
           </w:rPr>
-          <w:t>M</w:t>
-        </w:r>
-        <w:r>
-          <w:rPr>
-            <w:rStyle w:val="Hyperlink"/>
-          </w:rPr>
-          <w:t>e</w:t>
-        </w:r>
-        <w:r>
-          <w:rPr>
-            <w:rStyle w:val="Hyperlink"/>
-          </w:rPr>
-          <w:t>thodology</w:t>
+          <w:t>Methodology</w:t>
         </w:r>
         <w:r>
           <w:rPr>
@@ -2855,12 +2677,12 @@
       <w:pPr>
         <w:pStyle w:val="Titles"/>
       </w:pPr>
-      <w:bookmarkStart w:id="11" w:name="_Toc128143291"/>
+      <w:bookmarkStart w:id="8" w:name="_Toc128143291"/>
       <w:r>
         <w:lastRenderedPageBreak/>
         <w:t>List of Tables</w:t>
       </w:r>
-      <w:bookmarkEnd w:id="11"/>
+      <w:bookmarkEnd w:id="8"/>
     </w:p>
     <w:p>
       <w:pPr>
@@ -2950,12 +2772,12 @@
       <w:pPr>
         <w:pStyle w:val="Titles"/>
       </w:pPr>
-      <w:bookmarkStart w:id="12" w:name="_Toc128143292"/>
+      <w:bookmarkStart w:id="9" w:name="_Toc128143292"/>
       <w:r>
         <w:lastRenderedPageBreak/>
         <w:t>List of Figures</w:t>
       </w:r>
-      <w:bookmarkEnd w:id="12"/>
+      <w:bookmarkEnd w:id="9"/>
     </w:p>
     <w:p>
       <w:pPr>
@@ -3040,12 +2862,12 @@
       <w:pPr>
         <w:pStyle w:val="Titles"/>
       </w:pPr>
-      <w:bookmarkStart w:id="13" w:name="_Toc128143293"/>
+      <w:bookmarkStart w:id="10" w:name="_Toc128143293"/>
       <w:r>
         <w:lastRenderedPageBreak/>
         <w:t>List of Acronyms</w:t>
       </w:r>
-      <w:bookmarkEnd w:id="13"/>
+      <w:bookmarkEnd w:id="10"/>
     </w:p>
     <w:p>
       <w:pPr>
@@ -3109,7 +2931,7 @@
           <w:docGrid w:linePitch="360"/>
         </w:sectPr>
       </w:pPr>
-      <w:bookmarkStart w:id="14" w:name="_Toc303784797"/>
+      <w:bookmarkStart w:id="11" w:name="_Toc303784797"/>
     </w:p>
     <w:p>
       <w:pPr>
@@ -3119,7 +2941,7 @@
           <w:numId w:val="0"/>
         </w:numPr>
       </w:pPr>
-      <w:bookmarkStart w:id="15" w:name="_Toc404008239"/>
+      <w:bookmarkStart w:id="12" w:name="_Toc404008239"/>
       <w:r>
         <w:lastRenderedPageBreak/>
         <w:t>Chapter 1</w:t>
@@ -3127,46 +2949,46 @@
       <w:r>
         <w:br/>
       </w:r>
-      <w:bookmarkStart w:id="16" w:name="_Toc128143294"/>
+      <w:bookmarkStart w:id="13" w:name="_Toc128143294"/>
       <w:r>
         <w:t>Introduction (font: Times New Roman; font size: 20)</w:t>
       </w:r>
-      <w:bookmarkStart w:id="17" w:name="_Toc394498201"/>
+      <w:bookmarkStart w:id="14" w:name="_Toc394498201"/>
+      <w:bookmarkEnd w:id="11"/>
+      <w:bookmarkEnd w:id="12"/>
+      <w:bookmarkEnd w:id="13"/>
+    </w:p>
+    <w:p>
+      <w:pPr>
+        <w:spacing w:line="360" w:lineRule="auto"/>
+        <w:jc w:val="both"/>
+      </w:pPr>
+      <w:r>
+        <w:t>This chapter presents the background of the study, the problem statement, the research question and objectives, and the expected outcomes. It introduces the central focus of the dissertation. The integration of a decentralized, smart contract-based insurance claims registry with cloud-based data pipelines to product verifiable, artificial-intelligence-ready (AI-ready) data for fraud detection and establishes the context within the subsequent chapters are situated.</w:t>
+      </w:r>
+    </w:p>
+    <w:p/>
+    <w:p>
+      <w:pPr>
+        <w:pStyle w:val="Heading2"/>
+      </w:pPr>
+      <w:bookmarkStart w:id="15" w:name="_Toc404008240"/>
+      <w:bookmarkStart w:id="16" w:name="_Toc128143295"/>
       <w:bookmarkEnd w:id="14"/>
+      <w:r>
+        <w:t>Background</w:t>
+      </w:r>
+      <w:r>
+        <w:t xml:space="preserve"> (font: </w:t>
+      </w:r>
+      <w:r>
+        <w:t>Times New Roman; font size 16</w:t>
+      </w:r>
+      <w:r>
+        <w:t>)</w:t>
+      </w:r>
       <w:bookmarkEnd w:id="15"/>
       <w:bookmarkEnd w:id="16"/>
-    </w:p>
-    <w:p>
-      <w:pPr>
-        <w:spacing w:line="360" w:lineRule="auto"/>
-        <w:jc w:val="both"/>
-      </w:pPr>
-      <w:r>
-        <w:t>This chapter presents the background of the study, the problem statement, the research question and objectives, and the expected outcomes. It introduces the central focus of the dissertation. The integration of a decentralized, smart contract-based insurance claims registry with cloud-based data pipelines to product verifiable, artificial-intelligence-ready (AI-ready) data for fraud detection and establishes the context within the subsequent chapters are situated.</w:t>
-      </w:r>
-    </w:p>
-    <w:p/>
-    <w:p>
-      <w:pPr>
-        <w:pStyle w:val="Heading2"/>
-      </w:pPr>
-      <w:bookmarkStart w:id="18" w:name="_Toc404008240"/>
-      <w:bookmarkStart w:id="19" w:name="_Toc128143295"/>
-      <w:bookmarkEnd w:id="17"/>
-      <w:r>
-        <w:t>Background</w:t>
-      </w:r>
-      <w:r>
-        <w:t xml:space="preserve"> (font: </w:t>
-      </w:r>
-      <w:r>
-        <w:t>Times New Roman; font size 16</w:t>
-      </w:r>
-      <w:r>
-        <w:t>)</w:t>
-      </w:r>
-      <w:bookmarkEnd w:id="18"/>
-      <w:bookmarkEnd w:id="19"/>
     </w:p>
     <w:p>
       <w:r>
@@ -3917,16 +3739,16 @@
           <w:lang w:val="en-US"/>
         </w:rPr>
       </w:pPr>
-      <w:bookmarkStart w:id="20" w:name="_Toc128056025"/>
-      <w:bookmarkStart w:id="21" w:name="_Toc128143296"/>
+      <w:bookmarkStart w:id="17" w:name="_Toc128056025"/>
+      <w:bookmarkStart w:id="18" w:name="_Toc128143296"/>
       <w:r>
         <w:rPr>
           <w:lang w:val="en-US"/>
         </w:rPr>
         <w:t>Problem Statement</w:t>
       </w:r>
-      <w:bookmarkEnd w:id="20"/>
-      <w:bookmarkEnd w:id="21"/>
+      <w:bookmarkEnd w:id="17"/>
+      <w:bookmarkEnd w:id="18"/>
     </w:p>
     <w:p>
       <w:pPr>
@@ -4304,8 +4126,8 @@
       <w:pPr>
         <w:pStyle w:val="Heading2"/>
       </w:pPr>
-      <w:bookmarkStart w:id="22" w:name="_Toc128056026"/>
-      <w:bookmarkStart w:id="23" w:name="_Toc128143297"/>
+      <w:bookmarkStart w:id="19" w:name="_Toc128056026"/>
+      <w:bookmarkStart w:id="20" w:name="_Toc128143297"/>
       <w:r>
         <w:rPr>
           <w:lang w:val="en-US"/>
@@ -4319,8 +4141,8 @@
         </w:rPr>
         <w:t>s</w:t>
       </w:r>
-      <w:bookmarkEnd w:id="22"/>
-      <w:bookmarkEnd w:id="23"/>
+      <w:bookmarkEnd w:id="19"/>
+      <w:bookmarkEnd w:id="20"/>
     </w:p>
     <w:p>
       <w:pPr>
@@ -4494,11 +4316,11 @@
       <w:pPr>
         <w:pStyle w:val="Heading2"/>
       </w:pPr>
-      <w:bookmarkStart w:id="24" w:name="_Toc128143298"/>
+      <w:bookmarkStart w:id="21" w:name="_Toc128143298"/>
       <w:r>
         <w:t>Expected outcomes</w:t>
       </w:r>
-      <w:bookmarkEnd w:id="24"/>
+      <w:bookmarkEnd w:id="21"/>
     </w:p>
     <w:p>
       <w:pPr>
@@ -4645,9 +4467,9 @@
       <w:pPr>
         <w:pStyle w:val="Heading1"/>
       </w:pPr>
-      <w:bookmarkStart w:id="25" w:name="_Toc128143299"/>
-      <w:bookmarkStart w:id="26" w:name="_Toc404008242"/>
-      <w:bookmarkEnd w:id="25"/>
+      <w:bookmarkStart w:id="22" w:name="_Toc128143299"/>
+      <w:bookmarkStart w:id="23" w:name="_Toc404008242"/>
+      <w:bookmarkEnd w:id="22"/>
     </w:p>
     <w:p>
       <w:pPr>
@@ -4657,11 +4479,11 @@
           <w:numId w:val="0"/>
         </w:numPr>
       </w:pPr>
-      <w:bookmarkStart w:id="27" w:name="_Toc128143300"/>
+      <w:bookmarkStart w:id="24" w:name="_Toc128143300"/>
       <w:r>
         <w:t>Literature Review/Related Work</w:t>
       </w:r>
-      <w:bookmarkEnd w:id="27"/>
+      <w:bookmarkEnd w:id="24"/>
     </w:p>
     <w:p>
       <w:pPr>
@@ -4723,7 +4545,7 @@
           <w:color w:val="000000" w:themeColor="text1"/>
         </w:rPr>
       </w:pPr>
-      <w:bookmarkStart w:id="28" w:name="_Toc128143301"/>
+      <w:bookmarkStart w:id="25" w:name="_Toc128143301"/>
       <w:r>
         <w:rPr>
           <w:rFonts w:eastAsiaTheme="minorEastAsia"/>
@@ -4757,7 +4579,7 @@
         </w:rPr>
         <w:t>iterature</w:t>
       </w:r>
-      <w:bookmarkEnd w:id="28"/>
+      <w:bookmarkEnd w:id="25"/>
       <w:r>
         <w:rPr>
           <w:rFonts w:eastAsiaTheme="minorEastAsia"/>
@@ -5479,7 +5301,7 @@
           <w:color w:val="000000" w:themeColor="text1"/>
         </w:rPr>
       </w:pPr>
-      <w:bookmarkStart w:id="29" w:name="_Toc128143302"/>
+      <w:bookmarkStart w:id="26" w:name="_Toc128143302"/>
       <w:r>
         <w:rPr>
           <w:rFonts w:eastAsiaTheme="minorEastAsia"/>
@@ -5514,7 +5336,7 @@
         </w:rPr>
         <w:t>tudies</w:t>
       </w:r>
-      <w:bookmarkEnd w:id="29"/>
+      <w:bookmarkEnd w:id="26"/>
       <w:r>
         <w:rPr>
           <w:rFonts w:eastAsiaTheme="minorEastAsia"/>
@@ -7317,13 +7139,13 @@
       <w:pPr>
         <w:pStyle w:val="Heading1"/>
       </w:pPr>
-      <w:bookmarkStart w:id="30" w:name="_Toc128143303"/>
+      <w:bookmarkStart w:id="27" w:name="_Toc128143303"/>
       <w:r>
         <w:lastRenderedPageBreak/>
         <w:t>Methodology</w:t>
       </w:r>
-      <w:bookmarkEnd w:id="26"/>
-      <w:bookmarkEnd w:id="30"/>
+      <w:bookmarkEnd w:id="23"/>
+      <w:bookmarkEnd w:id="27"/>
     </w:p>
     <w:p>
       <w:pPr>
@@ -7630,7 +7452,7 @@
         </w:rPr>
         <w:lastRenderedPageBreak/>
         <w:drawing>
-          <wp:inline distT="0" distB="0" distL="0" distR="0" wp14:anchorId="7A3BD978" wp14:editId="29B883AE">
+          <wp:inline distT="0" distB="0" distL="0" distR="0" wp14:anchorId="7A3BD978" wp14:editId="06A1B6A2">
             <wp:extent cx="5486400" cy="5061585"/>
             <wp:effectExtent l="0" t="0" r="0" b="5715"/>
             <wp:docPr id="591651142" name="Picture 1"/>
@@ -7742,8 +7564,8 @@
           <w:lang w:val="en-US"/>
         </w:rPr>
       </w:pPr>
-      <w:bookmarkStart w:id="31" w:name="_Toc128056029"/>
-      <w:bookmarkStart w:id="32" w:name="_Toc128143304"/>
+      <w:bookmarkStart w:id="28" w:name="_Toc128056029"/>
+      <w:bookmarkStart w:id="29" w:name="_Toc128143304"/>
       <w:r>
         <w:rPr>
           <w:lang w:val="en-US"/>
@@ -7768,8 +7590,8 @@
         </w:rPr>
         <w:t xml:space="preserve"> and Preprocessing</w:t>
       </w:r>
-      <w:bookmarkEnd w:id="31"/>
-      <w:bookmarkEnd w:id="32"/>
+      <w:bookmarkEnd w:id="28"/>
+      <w:bookmarkEnd w:id="29"/>
     </w:p>
     <w:p>
       <w:pPr>
@@ -8770,8 +8592,8 @@
       <w:pPr>
         <w:pStyle w:val="Heading2"/>
       </w:pPr>
-      <w:bookmarkStart w:id="33" w:name="_Toc128056030"/>
-      <w:bookmarkStart w:id="34" w:name="_Toc128143305"/>
+      <w:bookmarkStart w:id="30" w:name="_Toc128056030"/>
+      <w:bookmarkStart w:id="31" w:name="_Toc128143305"/>
       <w:r>
         <w:rPr>
           <w:lang w:val="en-US"/>
@@ -8779,8 +8601,8 @@
         <w:lastRenderedPageBreak/>
         <w:t>ML/AI Model Development</w:t>
       </w:r>
-      <w:bookmarkEnd w:id="33"/>
-      <w:bookmarkEnd w:id="34"/>
+      <w:bookmarkEnd w:id="30"/>
+      <w:bookmarkEnd w:id="31"/>
     </w:p>
     <w:p>
       <w:pPr>
@@ -9476,26 +9298,26 @@
           <w:lang w:val="en-US"/>
         </w:rPr>
       </w:pPr>
-      <w:bookmarkStart w:id="35" w:name="_Toc128056031"/>
-      <w:bookmarkStart w:id="36" w:name="_Toc128143306"/>
+      <w:bookmarkStart w:id="32" w:name="_Toc128056031"/>
+      <w:bookmarkStart w:id="33" w:name="_Toc128143306"/>
       <w:r>
         <w:rPr>
           <w:lang w:val="en-US"/>
         </w:rPr>
         <w:t>Evaluation of the Proposed System</w:t>
       </w:r>
-      <w:bookmarkEnd w:id="35"/>
-      <w:bookmarkEnd w:id="36"/>
+      <w:bookmarkEnd w:id="32"/>
+      <w:bookmarkEnd w:id="33"/>
     </w:p>
     <w:p>
       <w:pPr>
         <w:pStyle w:val="Heading2"/>
       </w:pPr>
-      <w:bookmarkStart w:id="37" w:name="_Toc128143307"/>
+      <w:bookmarkStart w:id="34" w:name="_Toc128143307"/>
       <w:r>
         <w:t>Others</w:t>
       </w:r>
-      <w:bookmarkEnd w:id="37"/>
+      <w:bookmarkEnd w:id="34"/>
       <w:r>
         <w:t>: Implementation, Ethical Considerations and Limitations</w:t>
       </w:r>
@@ -9958,9 +9780,9 @@
         <w:pStyle w:val="Heading1"/>
         <w:ind w:left="0" w:firstLine="0"/>
       </w:pPr>
-      <w:bookmarkStart w:id="38" w:name="_Toc128143308"/>
-      <w:bookmarkStart w:id="39" w:name="_Toc404008245"/>
-      <w:bookmarkEnd w:id="38"/>
+      <w:bookmarkStart w:id="35" w:name="_Toc404008245"/>
+      <w:bookmarkStart w:id="36" w:name="_Toc128143308"/>
+      <w:bookmarkEnd w:id="36"/>
     </w:p>
     <w:p>
       <w:pPr>
@@ -9970,11 +9792,11 @@
           <w:numId w:val="0"/>
         </w:numPr>
       </w:pPr>
-      <w:bookmarkStart w:id="40" w:name="_Toc128143309"/>
+      <w:bookmarkStart w:id="37" w:name="_Toc128143309"/>
       <w:r>
         <w:t>Experimental Results</w:t>
       </w:r>
-      <w:bookmarkEnd w:id="40"/>
+      <w:bookmarkEnd w:id="37"/>
     </w:p>
     <w:p>
       <w:pPr>
@@ -9982,46 +9804,30 @@
         <w:jc w:val="both"/>
         <w:rPr>
           <w:rFonts w:eastAsiaTheme="minorEastAsia"/>
-          <w:color w:val="FF0000"/>
-        </w:rPr>
-      </w:pPr>
-      <w:r>
-        <w:rPr>
-          <w:rFonts w:eastAsiaTheme="minorEastAsia"/>
-          <w:color w:val="FF0000"/>
-        </w:rPr>
-        <w:t xml:space="preserve">Note: You can have </w:t>
-      </w:r>
-      <w:r>
-        <w:rPr>
-          <w:rFonts w:eastAsiaTheme="minorEastAsia"/>
-          <w:color w:val="FF0000"/>
-        </w:rPr>
-        <w:t xml:space="preserve">results as a </w:t>
-      </w:r>
-      <w:proofErr w:type="spellStart"/>
-      <w:r>
-        <w:rPr>
-          <w:rFonts w:eastAsiaTheme="minorEastAsia"/>
-          <w:color w:val="FF0000"/>
-        </w:rPr>
-        <w:t>lst</w:t>
-      </w:r>
-      <w:proofErr w:type="spellEnd"/>
-      <w:r>
-        <w:rPr>
-          <w:rFonts w:eastAsiaTheme="minorEastAsia"/>
-          <w:color w:val="FF0000"/>
-        </w:rPr>
-        <w:t xml:space="preserve"> section of the methodology</w:t>
-      </w:r>
-      <w:r>
-        <w:rPr>
-          <w:rFonts w:eastAsiaTheme="minorEastAsia"/>
-          <w:color w:val="FF0000"/>
-        </w:rPr>
-        <w:t xml:space="preserve">, just like the original template. But I like to have a separate chapter. </w:t>
-      </w:r>
+          <w:color w:val="000000" w:themeColor="text1"/>
+        </w:rPr>
+      </w:pPr>
+      <w:r>
+        <w:rPr>
+          <w:rFonts w:eastAsiaTheme="minorEastAsia"/>
+          <w:color w:val="000000" w:themeColor="text1"/>
+        </w:rPr>
+        <w:t>This chapter reports what happened when the methodology described in Chapter 3 was implemented and run. It begins with the software and hardware setup, then describes the dataset as actually obtained, presents the detection and system results, and finally compares the proposed model against a simpler baseline. The findings are reported as they came out, including one result that did not go the way the literature would predict, because a result that contradicts an expectation is still evidence and hiding it would misrepresent the work.</w:t>
+      </w:r>
+    </w:p>
+    <w:p>
+      <w:pPr>
+        <w:pStyle w:val="Heading2"/>
+        <w:rPr>
+          <w:rFonts w:eastAsiaTheme="minorEastAsia"/>
+          <w:color w:val="000000" w:themeColor="text1"/>
+        </w:rPr>
+      </w:pPr>
+      <w:bookmarkStart w:id="38" w:name="_Toc128143310"/>
+      <w:r>
+        <w:t>Experimental Setup</w:t>
+      </w:r>
+      <w:bookmarkEnd w:id="38"/>
     </w:p>
     <w:p>
       <w:pPr>
@@ -10037,28 +9843,70 @@
           <w:rFonts w:eastAsiaTheme="minorEastAsia"/>
           <w:color w:val="000000" w:themeColor="text1"/>
         </w:rPr>
-        <w:t>Results section should provide a clear and objective presentation of your study's findings, using appropriate statistical analysis</w:t>
-      </w:r>
-      <w:r>
-        <w:rPr>
-          <w:rFonts w:eastAsiaTheme="minorEastAsia"/>
-          <w:color w:val="000000" w:themeColor="text1"/>
-        </w:rPr>
-        <w:t>/ML/Dl</w:t>
-      </w:r>
-      <w:r>
-        <w:rPr>
-          <w:rFonts w:eastAsiaTheme="minorEastAsia"/>
-          <w:color w:val="000000" w:themeColor="text1"/>
-        </w:rPr>
-        <w:t xml:space="preserve"> and visualization techniques. The Results section is where you provide the evidence that supports your research claims and ultimately helps to answer your research questions</w:t>
-      </w:r>
-      <w:r>
-        <w:rPr>
-          <w:rFonts w:eastAsiaTheme="minorEastAsia"/>
-          <w:color w:val="000000" w:themeColor="text1"/>
-        </w:rPr>
-        <w:t xml:space="preserve">. </w:t>
+        <w:t xml:space="preserve">The system was implemented as a </w:t>
+      </w:r>
+      <w:proofErr w:type="spellStart"/>
+      <w:r>
+        <w:rPr>
+          <w:rFonts w:eastAsiaTheme="minorEastAsia"/>
+          <w:color w:val="000000" w:themeColor="text1"/>
+        </w:rPr>
+        <w:t>monorepo</w:t>
+      </w:r>
+      <w:proofErr w:type="spellEnd"/>
+      <w:r>
+        <w:rPr>
+          <w:rFonts w:eastAsiaTheme="minorEastAsia"/>
+          <w:color w:val="000000" w:themeColor="text1"/>
+        </w:rPr>
+        <w:t xml:space="preserve"> containing five long-running services, a set of shared packages and the deployment infrastructure. The smart contracts were written in Solidity 0.8.28 and built on the </w:t>
+      </w:r>
+      <w:proofErr w:type="spellStart"/>
+      <w:r>
+        <w:rPr>
+          <w:rFonts w:eastAsiaTheme="minorEastAsia"/>
+          <w:color w:val="000000" w:themeColor="text1"/>
+        </w:rPr>
+        <w:t>OpenZeppelin</w:t>
+      </w:r>
+      <w:proofErr w:type="spellEnd"/>
+      <w:r>
+        <w:rPr>
+          <w:rFonts w:eastAsiaTheme="minorEastAsia"/>
+          <w:color w:val="000000" w:themeColor="text1"/>
+        </w:rPr>
+        <w:t xml:space="preserve"> libraries, using </w:t>
+      </w:r>
+      <w:proofErr w:type="spellStart"/>
+      <w:r>
+        <w:rPr>
+          <w:rFonts w:eastAsiaTheme="minorEastAsia"/>
+          <w:color w:val="000000" w:themeColor="text1"/>
+        </w:rPr>
+        <w:t>AccessControlDefaultAdminRules</w:t>
+      </w:r>
+      <w:proofErr w:type="spellEnd"/>
+      <w:r>
+        <w:rPr>
+          <w:rFonts w:eastAsiaTheme="minorEastAsia"/>
+          <w:color w:val="000000" w:themeColor="text1"/>
+        </w:rPr>
+        <w:t xml:space="preserve"> for role management and ERC2771Context for meta-transaction support. </w:t>
+      </w:r>
+      <w:r>
+        <w:rPr>
+          <w:rFonts w:eastAsiaTheme="minorEastAsia"/>
+          <w:color w:val="000000" w:themeColor="text1"/>
+        </w:rPr>
+        <w:t xml:space="preserve">They were compiled, tested and deployed using Hardhat with Ignition, and the deployed artefact was checked into the repository so that the running services </w:t>
+      </w:r>
+      <w:r>
+        <w:rPr>
+          <w:rFonts w:eastAsiaTheme="minorEastAsia"/>
+          <w:color w:val="000000" w:themeColor="text1"/>
+        </w:rPr>
+        <w:lastRenderedPageBreak/>
+        <w:t>selected a fixed, reviewed deployment rather than recompiling at runtime. Contract tests were written in Solidity using Foundry test framework.</w:t>
       </w:r>
     </w:p>
     <w:p>
@@ -10070,43 +9918,6 @@
           <w:color w:val="000000" w:themeColor="text1"/>
         </w:rPr>
       </w:pPr>
-      <w:r>
-        <w:rPr>
-          <w:rFonts w:eastAsiaTheme="minorEastAsia"/>
-          <w:color w:val="000000" w:themeColor="text1"/>
-        </w:rPr>
-        <w:t xml:space="preserve">It can have </w:t>
-      </w:r>
-      <w:proofErr w:type="gramStart"/>
-      <w:r>
-        <w:rPr>
-          <w:rFonts w:eastAsiaTheme="minorEastAsia"/>
-          <w:color w:val="000000" w:themeColor="text1"/>
-        </w:rPr>
-        <w:t>more or less following</w:t>
-      </w:r>
-      <w:proofErr w:type="gramEnd"/>
-      <w:r>
-        <w:rPr>
-          <w:rFonts w:eastAsiaTheme="minorEastAsia"/>
-          <w:color w:val="000000" w:themeColor="text1"/>
-        </w:rPr>
-        <w:t xml:space="preserve"> sub-sections</w:t>
-      </w:r>
-    </w:p>
-    <w:p>
-      <w:pPr>
-        <w:pStyle w:val="Heading2"/>
-        <w:rPr>
-          <w:rFonts w:eastAsiaTheme="minorEastAsia"/>
-          <w:color w:val="000000" w:themeColor="text1"/>
-        </w:rPr>
-      </w:pPr>
-      <w:bookmarkStart w:id="41" w:name="_Toc128143310"/>
-      <w:r>
-        <w:t>Experimental Setup</w:t>
-      </w:r>
-      <w:bookmarkEnd w:id="41"/>
     </w:p>
     <w:p>
       <w:pPr>
@@ -10122,22 +9933,40 @@
           <w:rFonts w:eastAsiaTheme="minorEastAsia"/>
           <w:color w:val="000000" w:themeColor="text1"/>
         </w:rPr>
-        <w:t>Describe software/hardware setup for conducting experiments</w:t>
-      </w:r>
-    </w:p>
-    <w:p>
-      <w:pPr>
-        <w:pStyle w:val="Heading2"/>
-        <w:rPr>
-          <w:rFonts w:eastAsiaTheme="minorEastAsia"/>
-          <w:color w:val="000000" w:themeColor="text1"/>
-        </w:rPr>
-      </w:pPr>
-      <w:bookmarkStart w:id="42" w:name="_Toc128143311"/>
-      <w:r>
-        <w:t>Dataset Description</w:t>
-      </w:r>
-      <w:bookmarkEnd w:id="42"/>
+        <w:t xml:space="preserve">The application services were written in Python 3.13. The submission API uses </w:t>
+      </w:r>
+      <w:proofErr w:type="spellStart"/>
+      <w:r>
+        <w:rPr>
+          <w:rFonts w:eastAsiaTheme="minorEastAsia"/>
+          <w:color w:val="000000" w:themeColor="text1"/>
+        </w:rPr>
+        <w:t>FastAPI</w:t>
+      </w:r>
+      <w:proofErr w:type="spellEnd"/>
+      <w:r>
+        <w:rPr>
+          <w:rFonts w:eastAsiaTheme="minorEastAsia"/>
+          <w:color w:val="000000" w:themeColor="text1"/>
+        </w:rPr>
+        <w:t xml:space="preserve">, PostgreSQL provides the relational store and the relay outbox, and Kafka carries verified claim references to the scoring worker. Off-chain claim documents are stored on public IPFS through a pinning service. The browser client is a React application written in TypeScript and built with Node.js 24. Model training and serving use scikit-learn and </w:t>
+      </w:r>
+      <w:proofErr w:type="spellStart"/>
+      <w:r>
+        <w:rPr>
+          <w:rFonts w:eastAsiaTheme="minorEastAsia"/>
+          <w:color w:val="000000" w:themeColor="text1"/>
+        </w:rPr>
+        <w:t>XGBoost</w:t>
+      </w:r>
+      <w:proofErr w:type="spellEnd"/>
+      <w:r>
+        <w:rPr>
+          <w:rFonts w:eastAsiaTheme="minorEastAsia"/>
+          <w:color w:val="000000" w:themeColor="text1"/>
+        </w:rPr>
+        <w:t>, with SHAP for explanation. Structured logging and Prometheus metrics are provided by a shared observability package.</w:t>
+      </w:r>
     </w:p>
     <w:p>
       <w:pPr>
@@ -10148,13 +9977,6 @@
           <w:color w:val="000000" w:themeColor="text1"/>
         </w:rPr>
       </w:pPr>
-      <w:r>
-        <w:rPr>
-          <w:rFonts w:eastAsiaTheme="minorEastAsia"/>
-          <w:color w:val="000000" w:themeColor="text1"/>
-        </w:rPr>
-        <w:t>Describe the dataset used to train and test the AI- system, including the data collection method and data preprocessing steps.</w:t>
-      </w:r>
     </w:p>
     <w:p>
       <w:pPr>
@@ -10170,167 +9992,1030 @@
           <w:rFonts w:eastAsiaTheme="minorEastAsia"/>
           <w:color w:val="000000" w:themeColor="text1"/>
         </w:rPr>
-        <w:lastRenderedPageBreak/>
-        <w:t>For example:</w:t>
+        <w:t xml:space="preserve">The registry contract and its forwarder were deployed to the Ethereum </w:t>
+      </w:r>
+      <w:proofErr w:type="spellStart"/>
+      <w:r>
+        <w:rPr>
+          <w:rFonts w:eastAsiaTheme="minorEastAsia"/>
+          <w:color w:val="000000" w:themeColor="text1"/>
+        </w:rPr>
+        <w:t>Sepolia</w:t>
+      </w:r>
+      <w:proofErr w:type="spellEnd"/>
+      <w:r>
+        <w:rPr>
+          <w:rFonts w:eastAsiaTheme="minorEastAsia"/>
+          <w:color w:val="000000" w:themeColor="text1"/>
+        </w:rPr>
+        <w:t xml:space="preserve"> public test network. </w:t>
+      </w:r>
+      <w:proofErr w:type="spellStart"/>
+      <w:r>
+        <w:rPr>
+          <w:rFonts w:eastAsiaTheme="minorEastAsia"/>
+          <w:color w:val="000000" w:themeColor="text1"/>
+        </w:rPr>
+        <w:t>Sepolia</w:t>
+      </w:r>
+      <w:proofErr w:type="spellEnd"/>
+      <w:r>
+        <w:rPr>
+          <w:rFonts w:eastAsiaTheme="minorEastAsia"/>
+          <w:color w:val="000000" w:themeColor="text1"/>
+        </w:rPr>
+        <w:t xml:space="preserve"> was chosen because it gives realistic block time, gas accounting and confirmation behavior, which is a purely local chain cannot reproduce. The cloud deployment is a single Google Cloud virtual machine provisioned through Terraform, with a dedicated account and firewall rules restricting access. This is deliberately a small research deployment rather than a production cluster. The implementations of that choice for the scalability results are discussed in Section 4.3.</w:t>
       </w:r>
     </w:p>
     <w:p>
       <w:pPr>
         <w:spacing w:line="360" w:lineRule="auto"/>
         <w:jc w:val="both"/>
-      </w:pPr>
-      <w:r>
-        <w:t xml:space="preserve">The proposed SHRS-M3DP model is simulated with two different diabetes disease datasets: Hospital Frankfurt Germany diabetes dataset </w:t>
-      </w:r>
-      <w:r>
-        <w:rPr>
-          <w:color w:val="FF0000"/>
-        </w:rPr>
-        <w:t xml:space="preserve">[ref] </w:t>
-      </w:r>
-      <w:r>
-        <w:t xml:space="preserve">and Pima Indians diabetes dataset </w:t>
-      </w:r>
-      <w:r>
-        <w:rPr>
-          <w:color w:val="FF0000"/>
-        </w:rPr>
-        <w:t xml:space="preserve">[ref]. </w:t>
-      </w:r>
-      <w:r>
-        <w:t xml:space="preserve">The Hospital Frankfurt Germany diabetes dataset consists of 2000 cases with eight features. The Pima Indians diabetes dataset consists of 768 patients with eight features. The fused features dataset for an experiment was made with the combination of features of both datasets. Both datasets’ cases with some missing values are managed with proposed filtering, and normalization techniques were discussed earlier in chapter 4. The combined, fused dataset features are shown in </w:t>
-      </w:r>
-      <w:r>
-        <w:rPr>
-          <w:color w:val="FF0000"/>
-        </w:rPr>
-        <w:t xml:space="preserve">Table 4.1. </w:t>
-      </w:r>
-      <w:r>
-        <w:t>The fused features attributes, measuring units, and their ranges are also mentioned.</w:t>
-      </w:r>
+        <w:rPr>
+          <w:rFonts w:eastAsiaTheme="minorEastAsia"/>
+          <w:color w:val="000000" w:themeColor="text1"/>
+        </w:rPr>
+      </w:pPr>
     </w:p>
     <w:p>
       <w:pPr>
         <w:spacing w:line="360" w:lineRule="auto"/>
         <w:jc w:val="both"/>
-      </w:pPr>
+        <w:rPr>
+          <w:rFonts w:eastAsiaTheme="minorEastAsia"/>
+          <w:color w:val="000000" w:themeColor="text1"/>
+        </w:rPr>
+      </w:pPr>
+      <w:r>
+        <w:rPr>
+          <w:rFonts w:eastAsiaTheme="minorEastAsia"/>
+          <w:color w:val="000000" w:themeColor="text1"/>
+        </w:rPr>
+        <w:t xml:space="preserve">Correctness was checked by an automated test suite of thirty-nine test files containing roughly seven thousand two hundred lines of code, covering the contrasts, the listener, the </w:t>
+      </w:r>
+      <w:proofErr w:type="spellStart"/>
+      <w:r>
+        <w:rPr>
+          <w:rFonts w:eastAsiaTheme="minorEastAsia"/>
+          <w:color w:val="000000" w:themeColor="text1"/>
+        </w:rPr>
+        <w:t>relayer</w:t>
+      </w:r>
+      <w:proofErr w:type="spellEnd"/>
+      <w:r>
+        <w:rPr>
+          <w:rFonts w:eastAsiaTheme="minorEastAsia"/>
+          <w:color w:val="000000" w:themeColor="text1"/>
+        </w:rPr>
+        <w:t xml:space="preserve">, the backend service, the Kafka integration, the PostgreSQL repositories, the duplicate detector and the model pipeline. A continuous integration workflow runs on every push and additionally rebuilds the dependency lock files and rejects any drift, </w:t>
+      </w:r>
+      <w:r>
+        <w:rPr>
+          <w:rFonts w:eastAsiaTheme="minorEastAsia"/>
+          <w:color w:val="000000" w:themeColor="text1"/>
+        </w:rPr>
+        <w:t>so that result produced today can be reproduce with the same dependency version later. Reproducibility was treated as a first-class requirement throughout. The dataset is pinned to an exact revision and verified by SHA-256 checksum on download. The random seed is fixed, and each training run writes a metadata file recording the dataset hash, the model hash, the feature list and the excluded fields.</w:t>
+      </w:r>
+    </w:p>
+    <w:p>
+      <w:pPr>
+        <w:pStyle w:val="Heading2"/>
+        <w:rPr>
+          <w:rFonts w:eastAsiaTheme="minorEastAsia"/>
+          <w:color w:val="000000" w:themeColor="text1"/>
+        </w:rPr>
+      </w:pPr>
+      <w:bookmarkStart w:id="39" w:name="_Toc128143311"/>
+      <w:r>
+        <w:lastRenderedPageBreak/>
+        <w:t>Dataset Description</w:t>
+      </w:r>
+      <w:bookmarkEnd w:id="39"/>
+    </w:p>
+    <w:p>
+      <w:pPr>
+        <w:spacing w:line="360" w:lineRule="auto"/>
+        <w:jc w:val="both"/>
+      </w:pPr>
+      <w:r>
+        <w:t xml:space="preserve">The labelled data used to train and evaluate the fraud model is a publicly available synthetic motor-insurance claims dataset, pinned to a specific published revision and verified by checksum before use. It contains 99, 982 claim records. Each record describes a motor claim with attributes and insurer would plausibly hold, including vehicle age, claim amount, policy premium, market claim frequency, country, vehicle type, claim type, region type, and flags for third-party injury and total loss. A binary </w:t>
+      </w:r>
+      <w:proofErr w:type="spellStart"/>
+      <w:r>
+        <w:t>fraud_flag</w:t>
+      </w:r>
+      <w:proofErr w:type="spellEnd"/>
+      <w:r>
+        <w:t xml:space="preserve"> field provides label.</w:t>
+      </w:r>
+    </w:p>
+    <w:p>
+      <w:pPr>
+        <w:spacing w:line="360" w:lineRule="auto"/>
+        <w:jc w:val="both"/>
+      </w:pPr>
+    </w:p>
+    <w:p>
+      <w:pPr>
+        <w:spacing w:line="360" w:lineRule="auto"/>
+        <w:jc w:val="both"/>
+      </w:pPr>
+      <w:r>
+        <w:t>Ten features were used for modelling: six numerical (vehicle age, claim amount, policy premium, claim frequency per thousand policies, third-party injury flag and total-loss flag) and four categorical (country, vehicle type, claim type and region type). Numerical features were imputed and standardized and categorical features one-hot encoded inside a single scikit-learn pipeline, so that all fitting happens on training data only and no information from the validation or test sets can leak backwards through the preprocessing.</w:t>
+      </w:r>
+    </w:p>
+    <w:p>
+      <w:pPr>
+        <w:spacing w:line="360" w:lineRule="auto"/>
+        <w:jc w:val="both"/>
+      </w:pPr>
+    </w:p>
+    <w:p>
+      <w:pPr>
+        <w:spacing w:line="360" w:lineRule="auto"/>
+        <w:jc w:val="both"/>
+      </w:pPr>
+      <w:r>
+        <w:t xml:space="preserve">Six fields present in the dataset were deliberately excluded: settlement amount, settlement ration, generated fraud probability, processing days, loss ratio and scenario. These are either known only after claim has been investigated or were used to generate the synthetic label in the first place. Including them would have produced impressive-looking scores that reflected nothing but the model reading the answer, and this exclusion is the single most important methodological decision in the experiment. The concern is not hypothetical </w:t>
+      </w:r>
+      <w:sdt>
+        <w:sdtPr>
+          <w:id w:val="-403828986"/>
+          <w:citation/>
+        </w:sdtPr>
+        <w:sdtContent>
+          <w:r>
+            <w:fldChar w:fldCharType="begin"/>
+          </w:r>
+          <w:r>
+            <w:instrText xml:space="preserve"> CITATION duP25 \l 1033 </w:instrText>
+          </w:r>
+          <w:r>
+            <w:fldChar w:fldCharType="separate"/>
+          </w:r>
+          <w:r>
+            <w:rPr>
+              <w:noProof/>
+            </w:rPr>
+            <w:t>(du Preez, et al., 2025)</w:t>
+          </w:r>
+          <w:r>
+            <w:fldChar w:fldCharType="end"/>
+          </w:r>
+        </w:sdtContent>
+      </w:sdt>
+      <w:r>
+        <w:t>, reviewing machine learning for claims fraud, identify inconsistent data handling as a recurring weakness in this literature.</w:t>
+      </w:r>
+    </w:p>
+    <w:p>
+      <w:pPr>
+        <w:spacing w:line="360" w:lineRule="auto"/>
+        <w:jc w:val="both"/>
+      </w:pPr>
+    </w:p>
+    <w:p>
+      <w:pPr>
+        <w:spacing w:line="360" w:lineRule="auto"/>
+        <w:jc w:val="both"/>
+      </w:pPr>
+      <w:r>
+        <w:t>The data was divided by time rather than at random: the oldest seventy percent of claims were used for training, the next fifteen percent for validation and the newest fifteen percent for testing, giving 14, 998 test claims. A temporal split was chosen because a random split allows a model to allow to learn from claims that occurred after the ones it is tested on, which is not a situation an insurer ever faces. The fraud rate in the held-</w:t>
+      </w:r>
+      <w:r>
+        <w:t xml:space="preserve">out test period is 11.17 percent, so the classes are imbalanced but not extremely so. The decision threshold </w:t>
+      </w:r>
+      <w:r>
+        <w:lastRenderedPageBreak/>
+        <w:t>was selected on the validation set by maximizing F1 and then applied unchanged to the test set, which was used exactly once.</w:t>
+      </w:r>
+    </w:p>
+    <w:p>
+      <w:pPr>
+        <w:spacing w:line="360" w:lineRule="auto"/>
+        <w:jc w:val="both"/>
+      </w:pPr>
+    </w:p>
+    <w:p>
+      <w:pPr>
+        <w:spacing w:line="360" w:lineRule="auto"/>
+        <w:jc w:val="both"/>
+      </w:pPr>
+      <w:r>
+        <w:t xml:space="preserve">Two properties of this dataset must be stated plainly because they bound very conclusion drawn from it. It is synthetic, so the fraud label was generated by process rather than observed from investigated claims, and the achievable predictive ceiling is a property of that generating process rather than of real fraud. And because it is not one of the small numbers of public datasets that </w:t>
+      </w:r>
+      <w:sdt>
+        <w:sdtPr>
+          <w:id w:val="-1967658072"/>
+          <w:citation/>
+        </w:sdtPr>
+        <w:sdtContent>
+          <w:r>
+            <w:fldChar w:fldCharType="begin"/>
+          </w:r>
+          <w:r>
+            <w:instrText xml:space="preserve"> CITATION Sch24 \l 1033 </w:instrText>
+          </w:r>
+          <w:r>
+            <w:fldChar w:fldCharType="separate"/>
+          </w:r>
+          <w:r>
+            <w:rPr>
+              <w:noProof/>
+            </w:rPr>
+            <w:t>(Schrijver, et al., 2024)</w:t>
+          </w:r>
+          <w:r>
+            <w:fldChar w:fldCharType="end"/>
+          </w:r>
+        </w:sdtContent>
+      </w:sdt>
+      <w:r>
+        <w:t xml:space="preserve"> found the automobile-fraud literature relies on, the detection figures below cannot be compared directly against published results on those datasets. What this experiment demonstrates is the evaluation method and the working architecture, not a claim about real-world detection performance.</w:t>
+      </w:r>
     </w:p>
     <w:p>
       <w:pPr>
         <w:pStyle w:val="Heading2"/>
         <w:ind w:left="578" w:hanging="578"/>
       </w:pPr>
-      <w:bookmarkStart w:id="43" w:name="_Toc128143312"/>
+      <w:bookmarkStart w:id="40" w:name="_Toc128143312"/>
       <w:r>
         <w:t>Results</w:t>
       </w:r>
-      <w:bookmarkEnd w:id="43"/>
+      <w:bookmarkEnd w:id="40"/>
+    </w:p>
+    <w:p>
+      <w:pPr>
+        <w:rPr>
+          <w:lang w:val="en-GB"/>
+        </w:rPr>
+      </w:pPr>
+      <w:r>
+        <w:rPr>
+          <w:b/>
+          <w:bCs/>
+          <w:lang w:val="en-GB"/>
+        </w:rPr>
+        <w:t xml:space="preserve">Detection results. </w:t>
+      </w:r>
+      <w:r>
+        <w:rPr>
+          <w:lang w:val="en-GB"/>
+        </w:rPr>
+        <w:t>Table 4.1 reports performance on the held-out test period for the two models, using the threshold chosen on validation.</w:t>
+      </w:r>
+    </w:p>
+    <w:p>
+      <w:pPr>
+        <w:rPr>
+          <w:lang w:val="en-GB"/>
+        </w:rPr>
+      </w:pPr>
+    </w:p>
+    <w:tbl>
+      <w:tblPr>
+        <w:tblStyle w:val="TableGrid"/>
+        <w:tblW w:w="0" w:type="auto"/>
+        <w:tblLook w:val="04A0" w:firstRow="1" w:lastRow="0" w:firstColumn="1" w:lastColumn="0" w:noHBand="0" w:noVBand="1"/>
+      </w:tblPr>
+      <w:tblGrid>
+        <w:gridCol w:w="1438"/>
+        <w:gridCol w:w="1438"/>
+        <w:gridCol w:w="1438"/>
+        <w:gridCol w:w="1438"/>
+        <w:gridCol w:w="1439"/>
+        <w:gridCol w:w="1439"/>
+      </w:tblGrid>
+      <w:tr>
+        <w:tc>
+          <w:tcPr>
+            <w:tcW w:w="1438" w:type="dxa"/>
+          </w:tcPr>
+          <w:p>
+            <w:pPr>
+              <w:rPr>
+                <w:lang w:val="en-GB"/>
+              </w:rPr>
+            </w:pPr>
+            <w:r>
+              <w:rPr>
+                <w:lang w:val="en-GB"/>
+              </w:rPr>
+              <w:t>Model</w:t>
+            </w:r>
+          </w:p>
+        </w:tc>
+        <w:tc>
+          <w:tcPr>
+            <w:tcW w:w="1438" w:type="dxa"/>
+          </w:tcPr>
+          <w:p>
+            <w:pPr>
+              <w:rPr>
+                <w:lang w:val="en-GB"/>
+              </w:rPr>
+            </w:pPr>
+            <w:r>
+              <w:rPr>
+                <w:lang w:val="en-GB"/>
+              </w:rPr>
+              <w:t>PR-AUC</w:t>
+            </w:r>
+          </w:p>
+        </w:tc>
+        <w:tc>
+          <w:tcPr>
+            <w:tcW w:w="1438" w:type="dxa"/>
+          </w:tcPr>
+          <w:p>
+            <w:pPr>
+              <w:rPr>
+                <w:lang w:val="en-GB"/>
+              </w:rPr>
+            </w:pPr>
+            <w:r>
+              <w:rPr>
+                <w:lang w:val="en-GB"/>
+              </w:rPr>
+              <w:t>ROC-AUC</w:t>
+            </w:r>
+          </w:p>
+        </w:tc>
+        <w:tc>
+          <w:tcPr>
+            <w:tcW w:w="1438" w:type="dxa"/>
+          </w:tcPr>
+          <w:p>
+            <w:pPr>
+              <w:rPr>
+                <w:lang w:val="en-GB"/>
+              </w:rPr>
+            </w:pPr>
+            <w:r>
+              <w:rPr>
+                <w:lang w:val="en-GB"/>
+              </w:rPr>
+              <w:t>Precision</w:t>
+            </w:r>
+          </w:p>
+        </w:tc>
+        <w:tc>
+          <w:tcPr>
+            <w:tcW w:w="1439" w:type="dxa"/>
+          </w:tcPr>
+          <w:p>
+            <w:pPr>
+              <w:rPr>
+                <w:lang w:val="en-GB"/>
+              </w:rPr>
+            </w:pPr>
+            <w:r>
+              <w:rPr>
+                <w:lang w:val="en-GB"/>
+              </w:rPr>
+              <w:t>Recall</w:t>
+            </w:r>
+          </w:p>
+        </w:tc>
+        <w:tc>
+          <w:tcPr>
+            <w:tcW w:w="1439" w:type="dxa"/>
+          </w:tcPr>
+          <w:p>
+            <w:pPr>
+              <w:rPr>
+                <w:lang w:val="en-GB"/>
+              </w:rPr>
+            </w:pPr>
+            <w:r>
+              <w:rPr>
+                <w:lang w:val="en-GB"/>
+              </w:rPr>
+              <w:t>F1(fraud class)</w:t>
+            </w:r>
+          </w:p>
+        </w:tc>
+      </w:tr>
+      <w:tr>
+        <w:tc>
+          <w:tcPr>
+            <w:tcW w:w="1438" w:type="dxa"/>
+          </w:tcPr>
+          <w:p>
+            <w:pPr>
+              <w:rPr>
+                <w:lang w:val="en-GB"/>
+              </w:rPr>
+            </w:pPr>
+            <w:r>
+              <w:rPr>
+                <w:lang w:val="en-GB"/>
+              </w:rPr>
+              <w:t>Logistic regression (baseline)</w:t>
+            </w:r>
+          </w:p>
+        </w:tc>
+        <w:tc>
+          <w:tcPr>
+            <w:tcW w:w="1438" w:type="dxa"/>
+          </w:tcPr>
+          <w:p>
+            <w:pPr>
+              <w:rPr>
+                <w:lang w:val="en-GB"/>
+              </w:rPr>
+            </w:pPr>
+            <w:r>
+              <w:rPr>
+                <w:lang w:val="en-GB"/>
+              </w:rPr>
+              <w:t>0.171</w:t>
+            </w:r>
+          </w:p>
+        </w:tc>
+        <w:tc>
+          <w:tcPr>
+            <w:tcW w:w="1438" w:type="dxa"/>
+          </w:tcPr>
+          <w:p>
+            <w:pPr>
+              <w:rPr>
+                <w:lang w:val="en-GB"/>
+              </w:rPr>
+            </w:pPr>
+            <w:r>
+              <w:rPr>
+                <w:lang w:val="en-GB"/>
+              </w:rPr>
+              <w:t>0.628</w:t>
+            </w:r>
+          </w:p>
+        </w:tc>
+        <w:tc>
+          <w:tcPr>
+            <w:tcW w:w="1438" w:type="dxa"/>
+          </w:tcPr>
+          <w:p>
+            <w:pPr>
+              <w:rPr>
+                <w:lang w:val="en-GB"/>
+              </w:rPr>
+            </w:pPr>
+            <w:r>
+              <w:rPr>
+                <w:lang w:val="en-GB"/>
+              </w:rPr>
+              <w:t>0.173</w:t>
+            </w:r>
+          </w:p>
+        </w:tc>
+        <w:tc>
+          <w:tcPr>
+            <w:tcW w:w="1439" w:type="dxa"/>
+          </w:tcPr>
+          <w:p>
+            <w:pPr>
+              <w:rPr>
+                <w:lang w:val="en-GB"/>
+              </w:rPr>
+            </w:pPr>
+            <w:r>
+              <w:rPr>
+                <w:lang w:val="en-GB"/>
+              </w:rPr>
+              <w:t>0.408</w:t>
+            </w:r>
+          </w:p>
+        </w:tc>
+        <w:tc>
+          <w:tcPr>
+            <w:tcW w:w="1439" w:type="dxa"/>
+          </w:tcPr>
+          <w:p>
+            <w:pPr>
+              <w:rPr>
+                <w:lang w:val="en-GB"/>
+              </w:rPr>
+            </w:pPr>
+            <w:r>
+              <w:rPr>
+                <w:lang w:val="en-GB"/>
+              </w:rPr>
+              <w:t>0.243</w:t>
+            </w:r>
+          </w:p>
+        </w:tc>
+      </w:tr>
+      <w:tr>
+        <w:tc>
+          <w:tcPr>
+            <w:tcW w:w="1438" w:type="dxa"/>
+          </w:tcPr>
+          <w:p>
+            <w:pPr>
+              <w:rPr>
+                <w:lang w:val="en-GB"/>
+              </w:rPr>
+            </w:pPr>
+            <w:proofErr w:type="spellStart"/>
+            <w:r>
+              <w:rPr>
+                <w:lang w:val="en-GB"/>
+              </w:rPr>
+              <w:t>XGBoost</w:t>
+            </w:r>
+            <w:proofErr w:type="spellEnd"/>
+          </w:p>
+        </w:tc>
+        <w:tc>
+          <w:tcPr>
+            <w:tcW w:w="1438" w:type="dxa"/>
+          </w:tcPr>
+          <w:p>
+            <w:pPr>
+              <w:rPr>
+                <w:lang w:val="en-GB"/>
+              </w:rPr>
+            </w:pPr>
+            <w:r>
+              <w:rPr>
+                <w:lang w:val="en-GB"/>
+              </w:rPr>
+              <w:t>0.165</w:t>
+            </w:r>
+          </w:p>
+        </w:tc>
+        <w:tc>
+          <w:tcPr>
+            <w:tcW w:w="1438" w:type="dxa"/>
+          </w:tcPr>
+          <w:p>
+            <w:pPr>
+              <w:rPr>
+                <w:lang w:val="en-GB"/>
+              </w:rPr>
+            </w:pPr>
+            <w:r>
+              <w:rPr>
+                <w:lang w:val="en-GB"/>
+              </w:rPr>
+              <w:t>0.615</w:t>
+            </w:r>
+          </w:p>
+        </w:tc>
+        <w:tc>
+          <w:tcPr>
+            <w:tcW w:w="1438" w:type="dxa"/>
+          </w:tcPr>
+          <w:p>
+            <w:pPr>
+              <w:rPr>
+                <w:lang w:val="en-GB"/>
+              </w:rPr>
+            </w:pPr>
+            <w:r>
+              <w:rPr>
+                <w:lang w:val="en-GB"/>
+              </w:rPr>
+              <w:t>0.148</w:t>
+            </w:r>
+          </w:p>
+        </w:tc>
+        <w:tc>
+          <w:tcPr>
+            <w:tcW w:w="1439" w:type="dxa"/>
+          </w:tcPr>
+          <w:p>
+            <w:pPr>
+              <w:rPr>
+                <w:lang w:val="en-GB"/>
+              </w:rPr>
+            </w:pPr>
+            <w:r>
+              <w:rPr>
+                <w:lang w:val="en-GB"/>
+              </w:rPr>
+              <w:t>0.616</w:t>
+            </w:r>
+          </w:p>
+        </w:tc>
+        <w:tc>
+          <w:tcPr>
+            <w:tcW w:w="1439" w:type="dxa"/>
+          </w:tcPr>
+          <w:p>
+            <w:pPr>
+              <w:rPr>
+                <w:lang w:val="en-GB"/>
+              </w:rPr>
+            </w:pPr>
+            <w:r>
+              <w:rPr>
+                <w:lang w:val="en-GB"/>
+              </w:rPr>
+              <w:t>0.238</w:t>
+            </w:r>
+          </w:p>
+        </w:tc>
+      </w:tr>
+    </w:tbl>
+    <w:p>
+      <w:pPr>
+        <w:pStyle w:val="Caption"/>
+        <w:jc w:val="left"/>
+      </w:pPr>
+      <w:r>
+        <w:t xml:space="preserve">Table </w:t>
+      </w:r>
+      <w:r>
+        <w:t>4.</w:t>
+      </w:r>
+      <w:r>
+        <w:fldChar w:fldCharType="begin"/>
+      </w:r>
+      <w:r>
+        <w:instrText xml:space="preserve"> SEQ Table \* ARABIC </w:instrText>
+      </w:r>
+      <w:r>
+        <w:fldChar w:fldCharType="separate"/>
+      </w:r>
+      <w:r>
+        <w:rPr>
+          <w:noProof/>
+        </w:rPr>
+        <w:t>1</w:t>
+      </w:r>
+      <w:r>
+        <w:fldChar w:fldCharType="end"/>
+      </w:r>
+      <w:r>
+        <w:t>: Detection performance on the untouched test set (14, 998 claims, 11.17 percent fraud)</w:t>
+      </w:r>
     </w:p>
     <w:p>
       <w:pPr>
         <w:spacing w:line="360" w:lineRule="auto"/>
         <w:jc w:val="both"/>
-      </w:pPr>
-      <w:r>
-        <w:t xml:space="preserve">Describe the steps taken to evaluate the performance of the AI-based </w:t>
-      </w:r>
-      <w:r>
-        <w:t>models</w:t>
-      </w:r>
-      <w:r>
-        <w:t>, including how the system was trained and how the performance was evaluated.</w:t>
+        <w:rPr>
+          <w:lang w:val="en-GB"/>
+        </w:rPr>
+      </w:pPr>
+      <w:r>
+        <w:rPr>
+          <w:lang w:val="en-GB"/>
+        </w:rPr>
+        <w:t xml:space="preserve">The two model behave quite differently even though their summary scores are close. </w:t>
+      </w:r>
+      <w:proofErr w:type="spellStart"/>
+      <w:r>
+        <w:rPr>
+          <w:lang w:val="en-GB"/>
+        </w:rPr>
+        <w:t>XGBoost</w:t>
+      </w:r>
+      <w:proofErr w:type="spellEnd"/>
+      <w:r>
+        <w:rPr>
+          <w:lang w:val="en-GB"/>
+        </w:rPr>
+        <w:t xml:space="preserve"> finds considerably more fraud, raising recall from 0.408 to 0.616, but it does so by flagging many more claims, and its precision falls from 0.173 to 0.148 as a result. Translating this into caseload makes the trade-off concrete. At an 11.17 percent fraud rate the test period contains approximately 1, 675 fraudulent claims. Working back from the reported precision and recall, the logistic model flags roughly 3, 900 claims to find about 680 of them, while </w:t>
+      </w:r>
+      <w:proofErr w:type="spellStart"/>
+      <w:r>
+        <w:rPr>
+          <w:lang w:val="en-GB"/>
+        </w:rPr>
+        <w:t>XGBoost</w:t>
+      </w:r>
+      <w:proofErr w:type="spellEnd"/>
+      <w:r>
+        <w:rPr>
+          <w:lang w:val="en-GB"/>
+        </w:rPr>
+        <w:t xml:space="preserve"> flags roughly 7, 000 to find about 1, 030. </w:t>
+      </w:r>
+      <w:proofErr w:type="spellStart"/>
+      <w:r>
+        <w:rPr>
+          <w:lang w:val="en-GB"/>
+        </w:rPr>
+        <w:t>XGBoost</w:t>
+      </w:r>
+      <w:proofErr w:type="spellEnd"/>
+      <w:r>
+        <w:rPr>
+          <w:lang w:val="en-GB"/>
+        </w:rPr>
+        <w:t xml:space="preserve"> therefore catches around 350 additional fraudulent claims at the cost of around 3, 000 additional investigations, or roughly nine extra investigations for each extra fraud detection. (These </w:t>
+      </w:r>
+      <w:r>
+        <w:rPr>
+          <w:lang w:val="en-GB"/>
+        </w:rPr>
+        <w:lastRenderedPageBreak/>
+        <w:t>counts are derived from the rounded published metrics rather than red from the confusion matrix directly and should be replaced with exact counts when quoted.)</w:t>
       </w:r>
     </w:p>
     <w:p>
       <w:pPr>
         <w:spacing w:line="360" w:lineRule="auto"/>
         <w:jc w:val="both"/>
-      </w:pPr>
-      <w:r>
-        <w:t>Present the results of the experiments, including the performance metrics and its comparison with the baseline methods</w:t>
-      </w:r>
-      <w:r>
-        <w:t>, s</w:t>
-      </w:r>
-      <w:r>
-        <w:t>uch as traditional machine learning techniques or other existing systems.</w:t>
-      </w:r>
+        <w:rPr>
+          <w:lang w:val="en-GB"/>
+        </w:rPr>
+      </w:pPr>
     </w:p>
     <w:p>
       <w:pPr>
         <w:spacing w:line="360" w:lineRule="auto"/>
         <w:jc w:val="both"/>
-      </w:pPr>
-      <w:r>
-        <w:t xml:space="preserve">Present your findings using tables, graphs or figures. Start with the most important results and present them in a logical order that follows the research questions. Be sure to label all tables, graphs and figures and to provide detailed </w:t>
-      </w:r>
-      <w:r>
-        <w:t>explanation</w:t>
-      </w:r>
-      <w:r>
-        <w:t>.</w:t>
+        <w:rPr>
+          <w:lang w:val="en-GB"/>
+        </w:rPr>
+      </w:pPr>
+      <w:r>
+        <w:rPr>
+          <w:lang w:val="en-GB"/>
+        </w:rPr>
+        <w:t xml:space="preserve">Neither operating point is realistic for deployment. Flagging between a quarter and a half of all incoming claims would overwhelm any investigation team, which is precisely why precision, recall and the precision-recall curve were chosen as the reporting metrics instead of accuracy. A model that predicted every claim legitimate would have scored just under 89 percent accuracy here while detecting no fraud whatsoever, and would have looked, on the measure alone, far better than either model in Table </w:t>
+      </w:r>
+      <w:r>
+        <w:rPr>
+          <w:lang w:val="en-GB"/>
+        </w:rPr>
+        <w:t xml:space="preserve">4.1. This is the concrete illustration of the argument made by </w:t>
+      </w:r>
+      <w:sdt>
+        <w:sdtPr>
+          <w:rPr>
+            <w:lang w:val="en-GB"/>
+          </w:rPr>
+          <w:id w:val="1405956836"/>
+          <w:citation/>
+        </w:sdtPr>
+        <w:sdtContent>
+          <w:r>
+            <w:rPr>
+              <w:lang w:val="en-GB"/>
+            </w:rPr>
+            <w:fldChar w:fldCharType="begin"/>
+          </w:r>
+          <w:r>
+            <w:instrText xml:space="preserve"> CITATION Sai15 \l 1033 </w:instrText>
+          </w:r>
+          <w:r>
+            <w:rPr>
+              <w:lang w:val="en-GB"/>
+            </w:rPr>
+            <w:fldChar w:fldCharType="separate"/>
+          </w:r>
+          <w:r>
+            <w:rPr>
+              <w:noProof/>
+            </w:rPr>
+            <w:t>(Saito &amp; Rehmsmeier, 2015)</w:t>
+          </w:r>
+          <w:r>
+            <w:rPr>
+              <w:lang w:val="en-GB"/>
+            </w:rPr>
+            <w:fldChar w:fldCharType="end"/>
+          </w:r>
+        </w:sdtContent>
+      </w:sdt>
+      <w:r>
+        <w:rPr>
+          <w:lang w:val="en-GB"/>
+        </w:rPr>
+        <w:t xml:space="preserve"> that threshold-free measures based on precision and recall are more informative than ROC on imbalanced data, and it is why PR-AUC is treated as the headline figure.</w:t>
       </w:r>
     </w:p>
     <w:p>
       <w:pPr>
         <w:spacing w:line="360" w:lineRule="auto"/>
         <w:jc w:val="both"/>
-      </w:pPr>
-      <w:r>
-        <w:t xml:space="preserve">Discuss any limitations of your study and their potential impact on your results. Be honest about the limitations of your </w:t>
-      </w:r>
-      <w:proofErr w:type="gramStart"/>
-      <w:r>
-        <w:t>study,</w:t>
-      </w:r>
-      <w:r>
-        <w:t xml:space="preserve"> </w:t>
-      </w:r>
-      <w:r>
-        <w:t>but</w:t>
-      </w:r>
-      <w:proofErr w:type="gramEnd"/>
-      <w:r>
-        <w:t xml:space="preserve"> avoid undermining the significance of your findings.</w:t>
-      </w:r>
+        <w:rPr>
+          <w:lang w:val="en-GB"/>
+        </w:rPr>
+      </w:pPr>
+    </w:p>
+    <w:p>
+      <w:pPr>
+        <w:spacing w:line="360" w:lineRule="auto"/>
+        <w:jc w:val="both"/>
+        <w:rPr>
+          <w:lang w:val="en-GB"/>
+        </w:rPr>
+      </w:pPr>
+      <w:r>
+        <w:rPr>
+          <w:b/>
+          <w:bCs/>
+          <w:lang w:val="en-GB"/>
+        </w:rPr>
+        <w:t xml:space="preserve">Model explanations. </w:t>
+      </w:r>
+      <w:r>
+        <w:rPr>
+          <w:lang w:val="en-GB"/>
+        </w:rPr>
+        <w:t xml:space="preserve">SHAP values were computed for the </w:t>
+      </w:r>
+      <w:proofErr w:type="spellStart"/>
+      <w:r>
+        <w:rPr>
+          <w:lang w:val="en-GB"/>
+        </w:rPr>
+        <w:t>XGBoost</w:t>
+      </w:r>
+      <w:proofErr w:type="spellEnd"/>
+      <w:r>
+        <w:rPr>
+          <w:lang w:val="en-GB"/>
+        </w:rPr>
+        <w:t xml:space="preserve"> model using the framework of </w:t>
+      </w:r>
+      <w:sdt>
+        <w:sdtPr>
+          <w:rPr>
+            <w:lang w:val="en-GB"/>
+          </w:rPr>
+          <w:id w:val="1383604846"/>
+          <w:citation/>
+        </w:sdtPr>
+        <w:sdtContent>
+          <w:r>
+            <w:rPr>
+              <w:lang w:val="en-GB"/>
+            </w:rPr>
+            <w:fldChar w:fldCharType="begin"/>
+          </w:r>
+          <w:r>
+            <w:instrText xml:space="preserve"> CITATION Lun171 \l 1033 </w:instrText>
+          </w:r>
+          <w:r>
+            <w:rPr>
+              <w:lang w:val="en-GB"/>
+            </w:rPr>
+            <w:fldChar w:fldCharType="separate"/>
+          </w:r>
+          <w:r>
+            <w:rPr>
+              <w:noProof/>
+            </w:rPr>
+            <w:t>(Lundberg &amp; Lee, 2017)</w:t>
+          </w:r>
+          <w:r>
+            <w:rPr>
+              <w:lang w:val="en-GB"/>
+            </w:rPr>
+            <w:fldChar w:fldCharType="end"/>
+          </w:r>
+        </w:sdtContent>
+      </w:sdt>
+      <w:r>
+        <w:rPr>
+          <w:lang w:val="en-GB"/>
+        </w:rPr>
+        <w:t xml:space="preserve">, which attributes a prediction to its input features on a consistent additive basis. The strongest global signals were market claim frequency, theft claims, policy premium, country, vehicle age, claim amount and total-loss status. These are plausible rather than surprising. They reflect the exposure of the policy, the value at stake and the type of incident. Their plausibility matters for two reasons. It is a sanity check that the model has not latched onto an artefact of the data generator, and it is what allows the system to return a reason alongside a score, which is the practical requirement that </w:t>
+      </w:r>
+      <w:sdt>
+        <w:sdtPr>
+          <w:rPr>
+            <w:lang w:val="en-GB"/>
+          </w:rPr>
+          <w:id w:val="1706837276"/>
+          <w:citation/>
+        </w:sdtPr>
+        <w:sdtContent>
+          <w:r>
+            <w:rPr>
+              <w:lang w:val="en-GB"/>
+            </w:rPr>
+            <w:fldChar w:fldCharType="begin"/>
+          </w:r>
+          <w:r>
+            <w:instrText xml:space="preserve"> CITATION Vuk25 \l 1033 </w:instrText>
+          </w:r>
+          <w:r>
+            <w:rPr>
+              <w:lang w:val="en-GB"/>
+            </w:rPr>
+            <w:fldChar w:fldCharType="separate"/>
+          </w:r>
+          <w:r>
+            <w:rPr>
+              <w:noProof/>
+            </w:rPr>
+            <w:t>(Vuković, et al., 2025)</w:t>
+          </w:r>
+          <w:r>
+            <w:rPr>
+              <w:lang w:val="en-GB"/>
+            </w:rPr>
+            <w:fldChar w:fldCharType="end"/>
+          </w:r>
+        </w:sdtContent>
+      </w:sdt>
+      <w:r>
+        <w:rPr>
+          <w:lang w:val="en-GB"/>
+        </w:rPr>
+        <w:t xml:space="preserve"> identify as still unresolved for AI in financial services.</w:t>
+      </w:r>
+    </w:p>
+    <w:p>
+      <w:pPr>
+        <w:spacing w:line="360" w:lineRule="auto"/>
+        <w:jc w:val="both"/>
+        <w:rPr>
+          <w:lang w:val="en-GB"/>
+        </w:rPr>
+      </w:pPr>
+    </w:p>
+    <w:p>
+      <w:pPr>
+        <w:spacing w:line="360" w:lineRule="auto"/>
+        <w:jc w:val="both"/>
+        <w:rPr>
+          <w:lang w:val="en-GB"/>
+        </w:rPr>
+      </w:pPr>
+      <w:r>
+        <w:rPr>
+          <w:b/>
+          <w:bCs/>
+          <w:lang w:val="en-GB"/>
+        </w:rPr>
+        <w:t xml:space="preserve">System results. </w:t>
+      </w:r>
+      <w:r>
+        <w:rPr>
+          <w:lang w:val="en-GB"/>
+        </w:rPr>
+        <w:t xml:space="preserve">The registry, </w:t>
+      </w:r>
+      <w:proofErr w:type="spellStart"/>
+      <w:r>
+        <w:rPr>
+          <w:lang w:val="en-GB"/>
+        </w:rPr>
+        <w:t>relayer</w:t>
+      </w:r>
+      <w:proofErr w:type="spellEnd"/>
+      <w:r>
+        <w:rPr>
+          <w:lang w:val="en-GB"/>
+        </w:rPr>
+        <w:t xml:space="preserve">, listener and scoring worker were deployed and exercised end to end on </w:t>
+      </w:r>
+      <w:proofErr w:type="spellStart"/>
+      <w:r>
+        <w:rPr>
+          <w:lang w:val="en-GB"/>
+        </w:rPr>
+        <w:t>Sepolia</w:t>
+      </w:r>
+      <w:proofErr w:type="spellEnd"/>
+      <w:r>
+        <w:rPr>
+          <w:lang w:val="en-GB"/>
+        </w:rPr>
+        <w:t xml:space="preserve">, and the pipeline instrumentation records block lag, event counts, Kafka publication counts, scoring latency and failure counts through Prometheus. However, the system-level measurement required by the fifth objective. Per-operation gas consumption, transaction confirmation latency, end-to-end latency from submission to fraud score, and sustained throughput have not yet been captured as a reported dataset. The instrument to collect them exists, but the measurement runs were not completed in time for </w:t>
+      </w:r>
+      <w:r>
+        <w:rPr>
+          <w:lang w:val="en-GB"/>
+        </w:rPr>
+        <w:lastRenderedPageBreak/>
+        <w:t>this version of the results. Table 4.2 gives the structure in which these results will be reported.</w:t>
+      </w:r>
+    </w:p>
+    <w:p>
+      <w:pPr>
+        <w:rPr>
+          <w:lang w:val="en-GB"/>
+        </w:rPr>
+      </w:pPr>
+    </w:p>
+    <w:p>
+      <w:pPr>
+        <w:rPr>
+          <w:lang w:val="en-GB"/>
+        </w:rPr>
+      </w:pPr>
     </w:p>
     <w:p>
       <w:pPr>
         <w:pStyle w:val="Heading2"/>
         <w:ind w:left="578" w:hanging="578"/>
       </w:pPr>
-      <w:bookmarkStart w:id="44" w:name="_Toc128143313"/>
+      <w:bookmarkStart w:id="41" w:name="_Toc128143313"/>
       <w:r>
         <w:t>Comparison with Baseline Methods</w:t>
       </w:r>
-      <w:bookmarkEnd w:id="44"/>
-    </w:p>
-    <w:p>
-      <w:pPr>
-        <w:spacing w:line="360" w:lineRule="auto"/>
-        <w:jc w:val="both"/>
-      </w:pPr>
-      <w:r>
-        <w:t xml:space="preserve">If </w:t>
-      </w:r>
-      <w:proofErr w:type="gramStart"/>
-      <w:r>
-        <w:t>necessary</w:t>
-      </w:r>
-      <w:proofErr w:type="gramEnd"/>
-      <w:r>
-        <w:t xml:space="preserve"> provide a separate section for comparing your main findings with </w:t>
-      </w:r>
-      <w:r>
-        <w:t>baseline methods</w:t>
-      </w:r>
-      <w:r>
-        <w:t>, s</w:t>
-      </w:r>
-      <w:r>
-        <w:t>uch as traditional machine learning techniques or other existing systems.</w:t>
-      </w:r>
+      <w:bookmarkEnd w:id="41"/>
     </w:p>
     <w:p>
       <w:pPr>
@@ -10356,24 +11041,24 @@
         <w:lastRenderedPageBreak/>
         <w:br/>
       </w:r>
-      <w:bookmarkStart w:id="45" w:name="_Toc128143314"/>
+      <w:bookmarkStart w:id="42" w:name="_Toc128143314"/>
       <w:r>
         <w:t>Conclusion and Future Work</w:t>
       </w:r>
-      <w:bookmarkEnd w:id="39"/>
-      <w:bookmarkEnd w:id="45"/>
+      <w:bookmarkEnd w:id="35"/>
+      <w:bookmarkEnd w:id="42"/>
     </w:p>
     <w:p>
       <w:pPr>
         <w:pStyle w:val="Heading2"/>
       </w:pPr>
-      <w:bookmarkStart w:id="46" w:name="_Toc404008246"/>
-      <w:bookmarkStart w:id="47" w:name="_Toc128143315"/>
+      <w:bookmarkStart w:id="43" w:name="_Toc404008246"/>
+      <w:bookmarkStart w:id="44" w:name="_Toc128143315"/>
       <w:r>
         <w:t>Conclusion</w:t>
       </w:r>
-      <w:bookmarkEnd w:id="46"/>
-      <w:bookmarkEnd w:id="47"/>
+      <w:bookmarkEnd w:id="43"/>
+      <w:bookmarkEnd w:id="44"/>
       <w:r>
         <w:t xml:space="preserve"> </w:t>
       </w:r>
@@ -10398,13 +11083,13 @@
       <w:pPr>
         <w:pStyle w:val="Heading2"/>
       </w:pPr>
-      <w:bookmarkStart w:id="48" w:name="_Toc404008247"/>
-      <w:bookmarkStart w:id="49" w:name="_Toc128143316"/>
+      <w:bookmarkStart w:id="45" w:name="_Toc404008247"/>
+      <w:bookmarkStart w:id="46" w:name="_Toc128143316"/>
       <w:r>
         <w:t>Future Work</w:t>
       </w:r>
-      <w:bookmarkEnd w:id="48"/>
-      <w:bookmarkEnd w:id="49"/>
+      <w:bookmarkEnd w:id="45"/>
+      <w:bookmarkEnd w:id="46"/>
       <w:r>
         <w:t xml:space="preserve"> </w:t>
       </w:r>
@@ -10443,7 +11128,7 @@
     </w:p>
     <w:p/>
     <w:p>
-      <w:bookmarkStart w:id="50" w:name="_Toc394498202"/>
+      <w:bookmarkStart w:id="47" w:name="_Toc394498202"/>
       <w:r>
         <w:br w:type="page"/>
       </w:r>
@@ -10455,15 +11140,15 @@
           <w:tab w:val="center" w:pos="4320"/>
         </w:tabs>
       </w:pPr>
-      <w:bookmarkStart w:id="51" w:name="_Toc404008248"/>
-      <w:bookmarkStart w:id="52" w:name="_Toc128143317"/>
+      <w:bookmarkStart w:id="48" w:name="_Toc404008248"/>
+      <w:bookmarkStart w:id="49" w:name="_Toc128143317"/>
       <w:r>
         <w:lastRenderedPageBreak/>
         <w:t>References</w:t>
       </w:r>
-      <w:bookmarkEnd w:id="50"/>
-      <w:bookmarkEnd w:id="51"/>
-      <w:bookmarkEnd w:id="52"/>
+      <w:bookmarkEnd w:id="47"/>
+      <w:bookmarkEnd w:id="48"/>
+      <w:bookmarkEnd w:id="49"/>
       <w:r>
         <w:tab/>
       </w:r>
@@ -10706,9 +11391,9 @@
           <w:lang w:val="x-none"/>
         </w:rPr>
       </w:pPr>
-      <w:bookmarkStart w:id="53" w:name="_Toc303784826"/>
-      <w:bookmarkStart w:id="54" w:name="_Toc394498203"/>
-      <w:bookmarkStart w:id="55" w:name="_Toc404008249"/>
+      <w:bookmarkStart w:id="50" w:name="_Toc303784826"/>
+      <w:bookmarkStart w:id="51" w:name="_Toc394498203"/>
+      <w:bookmarkStart w:id="52" w:name="_Toc404008249"/>
       <w:r>
         <w:br w:type="page"/>
       </w:r>
@@ -10717,7 +11402,7 @@
       <w:pPr>
         <w:pStyle w:val="Titles"/>
       </w:pPr>
-      <w:bookmarkStart w:id="56" w:name="_Toc128143318"/>
+      <w:bookmarkStart w:id="53" w:name="_Toc128143318"/>
       <w:r>
         <w:lastRenderedPageBreak/>
         <w:t>Appendix A.</w:t>
@@ -10731,10 +11416,10 @@
       <w:r>
         <w:t>Title of Appendix</w:t>
       </w:r>
+      <w:bookmarkEnd w:id="50"/>
+      <w:bookmarkEnd w:id="51"/>
+      <w:bookmarkEnd w:id="52"/>
       <w:bookmarkEnd w:id="53"/>
-      <w:bookmarkEnd w:id="54"/>
-      <w:bookmarkEnd w:id="55"/>
-      <w:bookmarkEnd w:id="56"/>
     </w:p>
     <w:p>
       <w:pPr>
@@ -10803,7 +11488,7 @@
           <w:lang w:val="x-none"/>
         </w:rPr>
       </w:pPr>
-      <w:bookmarkStart w:id="57" w:name="_Toc394498204"/>
+      <w:bookmarkStart w:id="54" w:name="_Toc394498204"/>
       <w:r>
         <w:br w:type="page"/>
       </w:r>
@@ -10812,8 +11497,8 @@
       <w:pPr>
         <w:pStyle w:val="Titles"/>
       </w:pPr>
-      <w:bookmarkStart w:id="58" w:name="_Toc404008250"/>
-      <w:bookmarkStart w:id="59" w:name="_Toc128143319"/>
+      <w:bookmarkStart w:id="55" w:name="_Toc404008250"/>
+      <w:bookmarkStart w:id="56" w:name="_Toc128143319"/>
       <w:r>
         <w:lastRenderedPageBreak/>
         <w:t>Appendix B.</w:t>
@@ -10821,15 +11506,15 @@
       <w:r>
         <w:tab/>
       </w:r>
-      <w:bookmarkEnd w:id="57"/>
+      <w:bookmarkEnd w:id="54"/>
       <w:r>
         <w:tab/>
       </w:r>
       <w:r>
         <w:t>Title of Appendix</w:t>
       </w:r>
-      <w:bookmarkEnd w:id="58"/>
-      <w:bookmarkEnd w:id="59"/>
+      <w:bookmarkEnd w:id="55"/>
+      <w:bookmarkEnd w:id="56"/>
       <w:r>
         <w:t xml:space="preserve"> </w:t>
       </w:r>
@@ -13609,11 +14294,63 @@
     <b:Pages>e50730</b:Pages>
     <b:RefOrder>23</b:RefOrder>
   </b:Source>
+  <b:Source>
+    <b:Tag>Sai15</b:Tag>
+    <b:SourceType>JournalArticle</b:SourceType>
+    <b:Guid>{C7F8A989-B390-B54A-BC6A-3D05484AB203}</b:Guid>
+    <b:Author>
+      <b:Author>
+        <b:NameList>
+          <b:Person>
+            <b:Last>Saito</b:Last>
+            <b:First>Takaya</b:First>
+          </b:Person>
+          <b:Person>
+            <b:Last>Rehmsmeier</b:Last>
+            <b:First>Marc</b:First>
+          </b:Person>
+        </b:NameList>
+      </b:Author>
+    </b:Author>
+    <b:Title>The precision-recall plot is more informative than the ROC plot when evaluating binary classifiers on imbalanced datasets</b:Title>
+    <b:JournalName>PLOS ONE</b:JournalName>
+    <b:Year>2015</b:Year>
+    <b:Volume>10</b:Volume>
+    <b:Issue>3</b:Issue>
+    <b:Pages>e0118432</b:Pages>
+    <b:RefOrder>24</b:RefOrder>
+  </b:Source>
+  <b:Source>
+    <b:Tag>Lun171</b:Tag>
+    <b:SourceType>ConferenceProceedings</b:SourceType>
+    <b:Guid>{E877FAA7-1E5C-3D47-B458-293AF29D20C1}</b:Guid>
+    <b:Title>A unified approach to interpreting model predictions</b:Title>
+    <b:Year>2017</b:Year>
+    <b:Pages>4765–4774</b:Pages>
+    <b:Author>
+      <b:Author>
+        <b:NameList>
+          <b:Person>
+            <b:Last>Lundberg</b:Last>
+            <b:First>Scott</b:First>
+            <b:Middle>M.</b:Middle>
+          </b:Person>
+          <b:Person>
+            <b:Last>Lee</b:Last>
+            <b:First>Su-In</b:First>
+          </b:Person>
+        </b:NameList>
+      </b:Author>
+    </b:Author>
+    <b:Publisher>Curran Associates</b:Publisher>
+    <b:ConferenceName>Advances in Neural Information Processing Systems 30</b:ConferenceName>
+    <b:RefOrder>25</b:RefOrder>
+  </b:Source>
 </b:Sources>
 </file>
 
 <file path=customXml/itemProps1.xml><?xml version="1.0" encoding="utf-8"?>
-<ds:datastoreItem xmlns:ds="http://schemas.openxmlformats.org/officeDocument/2006/customXml" ds:itemID="{BCDF6D96-3D54-A942-BF74-2A2ABBC1A3AF}">
+<ds:datastoreItem xmlns:ds="http://schemas.openxmlformats.org/officeDocument/2006/customXml" ds:itemID="{068C5D1F-0428-FE42-8B93-6B828FD26FC6}">
   <ds:schemaRefs>
     <ds:schemaRef ds:uri="http://schemas.openxmlformats.org/officeDocument/2006/bibliography"/>
   </ds:schemaRefs>
